--- a/Fase 2/Evidencias Proyecto (version Agil)/Documento 04- Definition of Done.docx
+++ b/Fase 2/Evidencias Proyecto (version Agil)/Documento 04- Definition of Done.docx
@@ -1,6 +1,6 @@
 
 <file path=word/document.xml><?xml version="1.0" encoding="utf-8"?>
-<w:document xmlns:wpc="http://schemas.microsoft.com/office/word/2010/wordprocessingCanvas" xmlns:cx="http://schemas.microsoft.com/office/drawing/2014/chartex" xmlns:cx1="http://schemas.microsoft.com/office/drawing/2015/9/8/chartex" xmlns:cx2="http://schemas.microsoft.com/office/drawing/2015/10/21/chartex" xmlns:cx3="http://schemas.microsoft.com/office/drawing/2016/5/9/chartex" xmlns:cx4="http://schemas.microsoft.com/office/drawing/2016/5/10/chartex" xmlns:cx5="http://schemas.microsoft.com/office/drawing/2016/5/11/chartex" xmlns:cx6="http://schemas.microsoft.com/office/drawing/2016/5/12/chartex" xmlns:cx7="http://schemas.microsoft.com/office/drawing/2016/5/13/chartex" xmlns:cx8="http://schemas.microsoft.com/office/drawing/2016/5/14/chartex" xmlns:mc="http://schemas.openxmlformats.org/markup-compatibility/2006" xmlns:aink="http://schemas.microsoft.com/office/drawing/2016/ink" xmlns:am3d="http://schemas.microsoft.com/office/drawing/2017/model3d" xmlns:o="urn:schemas-microsoft-com:office:office" xmlns:oel="http://schemas.microsoft.com/office/2019/extlst" xmlns:r="http://schemas.openxmlformats.org/officeDocument/2006/relationships" xmlns:m="http://schemas.openxmlformats.org/officeDocument/2006/math" xmlns:v="urn:schemas-microsoft-com:vml" xmlns:wp14="http://schemas.microsoft.com/office/word/2010/wordprocessingDrawing" xmlns:wp="http://schemas.openxmlformats.org/drawingml/2006/wordprocessingDrawing" xmlns:w10="urn:schemas-microsoft-com:office:word" xmlns:w="http://schemas.openxmlformats.org/wordprocessingml/2006/main" xmlns:w14="http://schemas.microsoft.com/office/word/2010/wordml" xmlns:w15="http://schemas.microsoft.com/office/word/2012/wordml" xmlns:w16cex="http://schemas.microsoft.com/office/word/2018/wordml/cex" xmlns:w16cid="http://schemas.microsoft.com/office/word/2016/wordml/cid" xmlns:w16="http://schemas.microsoft.com/office/word/2018/wordml" xmlns:w16sdtdh="http://schemas.microsoft.com/office/word/2020/wordml/sdtdatahash" xmlns:w16se="http://schemas.microsoft.com/office/word/2015/wordml/symex" xmlns:wpg="http://schemas.microsoft.com/office/word/2010/wordprocessingGroup" xmlns:wpi="http://schemas.microsoft.com/office/word/2010/wordprocessingInk" xmlns:wne="http://schemas.microsoft.com/office/word/2006/wordml" xmlns:wps="http://schemas.microsoft.com/office/word/2010/wordprocessingShape" mc:Ignorable="w14 w15 w16se w16cid w16 w16cex w16sdtdh wp14">
+<w:document xmlns:wpc="http://schemas.microsoft.com/office/word/2010/wordprocessingCanvas" xmlns:cx="http://schemas.microsoft.com/office/drawing/2014/chartex" xmlns:cx1="http://schemas.microsoft.com/office/drawing/2015/9/8/chartex" xmlns:cx2="http://schemas.microsoft.com/office/drawing/2015/10/21/chartex" xmlns:cx3="http://schemas.microsoft.com/office/drawing/2016/5/9/chartex" xmlns:cx4="http://schemas.microsoft.com/office/drawing/2016/5/10/chartex" xmlns:cx5="http://schemas.microsoft.com/office/drawing/2016/5/11/chartex" xmlns:cx6="http://schemas.microsoft.com/office/drawing/2016/5/12/chartex" xmlns:cx7="http://schemas.microsoft.com/office/drawing/2016/5/13/chartex" xmlns:cx8="http://schemas.microsoft.com/office/drawing/2016/5/14/chartex" xmlns:mc="http://schemas.openxmlformats.org/markup-compatibility/2006" xmlns:aink="http://schemas.microsoft.com/office/drawing/2016/ink" xmlns:am3d="http://schemas.microsoft.com/office/drawing/2017/model3d" xmlns:o="urn:schemas-microsoft-com:office:office" xmlns:oel="http://schemas.microsoft.com/office/2019/extlst" xmlns:r="http://schemas.openxmlformats.org/officeDocument/2006/relationships" xmlns:m="http://schemas.openxmlformats.org/officeDocument/2006/math" xmlns:v="urn:schemas-microsoft-com:vml" xmlns:wp14="http://schemas.microsoft.com/office/word/2010/wordprocessingDrawing" xmlns:wp="http://schemas.openxmlformats.org/drawingml/2006/wordprocessingDrawing" xmlns:w10="urn:schemas-microsoft-com:office:word" xmlns:w="http://schemas.openxmlformats.org/wordprocessingml/2006/main" xmlns:w14="http://schemas.microsoft.com/office/word/2010/wordml" xmlns:w15="http://schemas.microsoft.com/office/word/2012/wordml" xmlns:w16cex="http://schemas.microsoft.com/office/word/2018/wordml/cex" xmlns:w16cid="http://schemas.microsoft.com/office/word/2016/wordml/cid" xmlns:w16="http://schemas.microsoft.com/office/word/2018/wordml" xmlns:w16du="http://schemas.microsoft.com/office/word/2023/wordml/word16du" xmlns:w16sdtdh="http://schemas.microsoft.com/office/word/2020/wordml/sdtdatahash" xmlns:w16sdtfl="http://schemas.microsoft.com/office/word/2024/wordml/sdtformatlock" xmlns:w16se="http://schemas.microsoft.com/office/word/2015/wordml/symex" xmlns:wpg="http://schemas.microsoft.com/office/word/2010/wordprocessingGroup" xmlns:wpi="http://schemas.microsoft.com/office/word/2010/wordprocessingInk" xmlns:wne="http://schemas.microsoft.com/office/word/2006/wordml" xmlns:wps="http://schemas.microsoft.com/office/word/2010/wordprocessingShape" mc:Ignorable="w14 w15 w16se w16cid w16 w16cex w16sdtdh w16sdtfl w16du wp14">
   <w:body>
     <w:sdt>
       <w:sdtPr>
@@ -474,30 +474,6 @@
         </w:p>
       </w:sdtContent>
     </w:sdt>
-    <w:p>
-      <w:pPr>
-        <w:spacing w:after="0" w:line="240" w:lineRule="auto"/>
-        <w:jc w:val="both"/>
-        <w:rPr>
-          <w:rFonts w:cstheme="minorHAnsi"/>
-          <w:sz w:val="32"/>
-        </w:rPr>
-      </w:pPr>
-    </w:p>
-    <w:p>
-      <w:pPr>
-        <w:spacing w:after="0"/>
-        <w:jc w:val="both"/>
-        <w:rPr>
-          <w:rFonts w:eastAsiaTheme="majorEastAsia" w:cstheme="minorHAnsi"/>
-          <w:b/>
-          <w:bCs/>
-          <w:color w:val="365F91" w:themeColor="accent1" w:themeShade="BF"/>
-          <w:sz w:val="28"/>
-          <w:szCs w:val="28"/>
-        </w:rPr>
-      </w:pPr>
-    </w:p>
     <w:sdt>
       <w:sdtPr>
         <w:rPr>
@@ -547,7 +523,7 @@
               <w:kern w:val="2"/>
               <w:sz w:val="24"/>
               <w:szCs w:val="24"/>
-              <w:lang w:val="es-CL" w:eastAsia="es-MX"/>
+              <w:lang w:val="es-CL" w:eastAsia="es-CL"/>
               <w14:ligatures w14:val="standardContextual"/>
             </w:rPr>
           </w:pPr>
@@ -576,7 +552,7 @@
             </w:rPr>
             <w:fldChar w:fldCharType="separate"/>
           </w:r>
-          <w:hyperlink w:anchor="_Toc241504474" w:history="1">
+          <w:hyperlink w:anchor="_Toc242429551" w:history="1">
             <w:r>
               <w:rPr>
                 <w:rStyle w:val="Hipervnculo"/>
@@ -596,7 +572,7 @@
                 <w:kern w:val="2"/>
                 <w:sz w:val="24"/>
                 <w:szCs w:val="24"/>
-                <w:lang w:val="es-CL" w:eastAsia="es-MX"/>
+                <w:lang w:val="es-CL" w:eastAsia="es-CL"/>
                 <w14:ligatures w14:val="standardContextual"/>
               </w:rPr>
               <w:tab/>
@@ -629,7 +605,7 @@
                 <w:noProof/>
                 <w:webHidden/>
               </w:rPr>
-              <w:instrText xml:space="preserve"> PAGEREF _Toc241504474 \h </w:instrText>
+              <w:instrText xml:space="preserve"> PAGEREF _Toc242429551 \h </w:instrText>
             </w:r>
             <w:r>
               <w:rPr>
@@ -649,7 +625,7 @@
                 <w:noProof/>
                 <w:webHidden/>
               </w:rPr>
-              <w:t>2</w:t>
+              <w:t>3</w:t>
             </w:r>
             <w:r>
               <w:rPr>
@@ -676,11 +652,11 @@
               <w:kern w:val="2"/>
               <w:sz w:val="24"/>
               <w:szCs w:val="24"/>
-              <w:lang w:val="es-CL" w:eastAsia="es-MX"/>
+              <w:lang w:val="es-CL" w:eastAsia="es-CL"/>
               <w14:ligatures w14:val="standardContextual"/>
             </w:rPr>
           </w:pPr>
-          <w:hyperlink w:anchor="_Toc241504475" w:history="1">
+          <w:hyperlink w:anchor="_Toc242429552" w:history="1">
             <w:r>
               <w:rPr>
                 <w:rStyle w:val="Hipervnculo"/>
@@ -698,7 +674,7 @@
                 <w:kern w:val="2"/>
                 <w:sz w:val="24"/>
                 <w:szCs w:val="24"/>
-                <w:lang w:val="es-CL" w:eastAsia="es-MX"/>
+                <w:lang w:val="es-CL" w:eastAsia="es-CL"/>
                 <w14:ligatures w14:val="standardContextual"/>
               </w:rPr>
               <w:tab/>
@@ -729,7 +705,7 @@
                 <w:noProof/>
                 <w:webHidden/>
               </w:rPr>
-              <w:instrText xml:space="preserve"> PAGEREF _Toc241504475 \h </w:instrText>
+              <w:instrText xml:space="preserve"> PAGEREF _Toc242429552 \h </w:instrText>
             </w:r>
             <w:r>
               <w:rPr>
@@ -776,11 +752,11 @@
               <w:kern w:val="2"/>
               <w:sz w:val="24"/>
               <w:szCs w:val="24"/>
-              <w:lang w:val="es-CL" w:eastAsia="es-MX"/>
+              <w:lang w:val="es-CL" w:eastAsia="es-CL"/>
               <w14:ligatures w14:val="standardContextual"/>
             </w:rPr>
           </w:pPr>
-          <w:hyperlink w:anchor="_Toc241504476" w:history="1">
+          <w:hyperlink w:anchor="_Toc242429553" w:history="1">
             <w:r>
               <w:rPr>
                 <w:rStyle w:val="Hipervnculo"/>
@@ -799,7 +775,7 @@
                 <w:kern w:val="2"/>
                 <w:sz w:val="24"/>
                 <w:szCs w:val="24"/>
-                <w:lang w:val="es-CL" w:eastAsia="es-MX"/>
+                <w:lang w:val="es-CL" w:eastAsia="es-CL"/>
                 <w14:ligatures w14:val="standardContextual"/>
               </w:rPr>
               <w:tab/>
@@ -831,7 +807,7 @@
                 <w:noProof/>
                 <w:webHidden/>
               </w:rPr>
-              <w:instrText xml:space="preserve"> PAGEREF _Toc241504476 \h </w:instrText>
+              <w:instrText xml:space="preserve"> PAGEREF _Toc242429553 \h </w:instrText>
             </w:r>
             <w:r>
               <w:rPr>
@@ -876,11 +852,11 @@
               <w:kern w:val="2"/>
               <w:sz w:val="24"/>
               <w:szCs w:val="24"/>
-              <w:lang w:val="es-CL" w:eastAsia="es-MX"/>
+              <w:lang w:val="es-CL" w:eastAsia="es-CL"/>
               <w14:ligatures w14:val="standardContextual"/>
             </w:rPr>
           </w:pPr>
-          <w:hyperlink w:anchor="_Toc241504477" w:history="1">
+          <w:hyperlink w:anchor="_Toc242429554" w:history="1">
             <w:r>
               <w:rPr>
                 <w:rStyle w:val="Hipervnculo"/>
@@ -896,7 +872,7 @@
                 <w:kern w:val="2"/>
                 <w:sz w:val="24"/>
                 <w:szCs w:val="24"/>
-                <w:lang w:val="es-CL" w:eastAsia="es-MX"/>
+                <w:lang w:val="es-CL" w:eastAsia="es-CL"/>
                 <w14:ligatures w14:val="standardContextual"/>
               </w:rPr>
               <w:tab/>
@@ -906,7 +882,7 @@
                 <w:rStyle w:val="Hipervnculo"/>
                 <w:noProof/>
               </w:rPr>
-              <w:t>Historia 001</w:t>
+              <w:t>Historia 001: Configuración de la Infraestructura Monorepo y Comunicación Base</w:t>
             </w:r>
             <w:r>
               <w:rPr>
@@ -927,7 +903,7 @@
                 <w:noProof/>
                 <w:webHidden/>
               </w:rPr>
-              <w:instrText xml:space="preserve"> PAGEREF _Toc241504477 \h </w:instrText>
+              <w:instrText xml:space="preserve"> PAGEREF _Toc242429554 \h </w:instrText>
             </w:r>
             <w:r>
               <w:rPr>
@@ -973,11 +949,11 @@
               <w:kern w:val="2"/>
               <w:sz w:val="24"/>
               <w:szCs w:val="24"/>
-              <w:lang w:val="es-CL" w:eastAsia="es-MX"/>
+              <w:lang w:val="es-CL" w:eastAsia="es-CL"/>
               <w14:ligatures w14:val="standardContextual"/>
             </w:rPr>
           </w:pPr>
-          <w:hyperlink w:anchor="_Toc241504478" w:history="1">
+          <w:hyperlink w:anchor="_Toc242429555" w:history="1">
             <w:r>
               <w:rPr>
                 <w:rStyle w:val="Hipervnculo"/>
@@ -994,7 +970,7 @@
                 <w:kern w:val="2"/>
                 <w:sz w:val="24"/>
                 <w:szCs w:val="24"/>
-                <w:lang w:val="es-CL" w:eastAsia="es-MX"/>
+                <w:lang w:val="es-CL" w:eastAsia="es-CL"/>
                 <w14:ligatures w14:val="standardContextual"/>
               </w:rPr>
               <w:tab/>
@@ -1025,7 +1001,7 @@
                 <w:noProof/>
                 <w:webHidden/>
               </w:rPr>
-              <w:instrText xml:space="preserve"> PAGEREF _Toc241504478 \h </w:instrText>
+              <w:instrText xml:space="preserve"> PAGEREF _Toc242429555 \h </w:instrText>
             </w:r>
             <w:r>
               <w:rPr>
@@ -1071,11 +1047,11 @@
               <w:kern w:val="2"/>
               <w:sz w:val="24"/>
               <w:szCs w:val="24"/>
-              <w:lang w:val="es-CL" w:eastAsia="es-MX"/>
+              <w:lang w:val="es-CL" w:eastAsia="es-CL"/>
               <w14:ligatures w14:val="standardContextual"/>
             </w:rPr>
           </w:pPr>
-          <w:hyperlink w:anchor="_Toc241504479" w:history="1">
+          <w:hyperlink w:anchor="_Toc242429556" w:history="1">
             <w:r>
               <w:rPr>
                 <w:rStyle w:val="Hipervnculo"/>
@@ -1092,7 +1068,7 @@
                 <w:kern w:val="2"/>
                 <w:sz w:val="24"/>
                 <w:szCs w:val="24"/>
-                <w:lang w:val="es-CL" w:eastAsia="es-MX"/>
+                <w:lang w:val="es-CL" w:eastAsia="es-CL"/>
                 <w14:ligatures w14:val="standardContextual"/>
               </w:rPr>
               <w:tab/>
@@ -1102,7 +1078,7 @@
                 <w:rStyle w:val="Hipervnculo"/>
                 <w:noProof/>
               </w:rPr>
-              <w:t>Criterios de Aceptación</w:t>
+              <w:t>DoD de Negocio</w:t>
             </w:r>
             <w:r>
               <w:rPr>
@@ -1123,103 +1099,7 @@
                 <w:noProof/>
                 <w:webHidden/>
               </w:rPr>
-              <w:instrText xml:space="preserve"> PAGEREF _Toc241504479 \h </w:instrText>
-            </w:r>
-            <w:r>
-              <w:rPr>
-                <w:noProof/>
-                <w:webHidden/>
-              </w:rPr>
-            </w:r>
-            <w:r>
-              <w:rPr>
-                <w:noProof/>
-                <w:webHidden/>
-              </w:rPr>
-              <w:fldChar w:fldCharType="separate"/>
-            </w:r>
-            <w:r>
-              <w:rPr>
-                <w:noProof/>
-                <w:webHidden/>
-              </w:rPr>
-              <w:t>4</w:t>
-            </w:r>
-            <w:r>
-              <w:rPr>
-                <w:noProof/>
-                <w:webHidden/>
-              </w:rPr>
-              <w:fldChar w:fldCharType="end"/>
-            </w:r>
-          </w:hyperlink>
-        </w:p>
-        <w:p>
-          <w:pPr>
-            <w:pStyle w:val="TDC2"/>
-            <w:tabs>
-              <w:tab w:val="left" w:pos="880"/>
-              <w:tab w:val="right" w:leader="dot" w:pos="8828"/>
-            </w:tabs>
-            <w:rPr>
-              <w:rFonts w:eastAsiaTheme="minorEastAsia"/>
-              <w:smallCaps w:val="0"/>
-              <w:noProof/>
-              <w:kern w:val="2"/>
-              <w:sz w:val="24"/>
-              <w:szCs w:val="24"/>
-              <w:lang w:val="es-CL" w:eastAsia="es-MX"/>
-              <w14:ligatures w14:val="standardContextual"/>
-            </w:rPr>
-          </w:pPr>
-          <w:hyperlink w:anchor="_Toc241504480" w:history="1">
-            <w:r>
-              <w:rPr>
-                <w:rStyle w:val="Hipervnculo"/>
-                <w:noProof/>
-              </w:rPr>
-              <w:t>4.2</w:t>
-            </w:r>
-            <w:r>
-              <w:rPr>
-                <w:rFonts w:eastAsiaTheme="minorEastAsia"/>
-                <w:smallCaps w:val="0"/>
-                <w:noProof/>
-                <w:kern w:val="2"/>
-                <w:sz w:val="24"/>
-                <w:szCs w:val="24"/>
-                <w:lang w:val="es-CL" w:eastAsia="es-MX"/>
-                <w14:ligatures w14:val="standardContextual"/>
-              </w:rPr>
-              <w:tab/>
-            </w:r>
-            <w:r>
-              <w:rPr>
-                <w:rStyle w:val="Hipervnculo"/>
-                <w:noProof/>
-              </w:rPr>
-              <w:t>Historia 002</w:t>
-            </w:r>
-            <w:r>
-              <w:rPr>
-                <w:noProof/>
-                <w:webHidden/>
-              </w:rPr>
-              <w:tab/>
-            </w:r>
-            <w:r>
-              <w:rPr>
-                <w:noProof/>
-                <w:webHidden/>
-              </w:rPr>
-              <w:fldChar w:fldCharType="begin"/>
-            </w:r>
-            <w:r>
-              <w:rPr>
-                <w:noProof/>
-                <w:webHidden/>
-              </w:rPr>
-              <w:instrText xml:space="preserve"> PAGEREF _Toc241504480 \h </w:instrText>
+              <w:instrText xml:space="preserve"> PAGEREF _Toc242429556 \h </w:instrText>
             </w:r>
             <w:r>
               <w:rPr>
@@ -1265,17 +1145,17 @@
               <w:kern w:val="2"/>
               <w:sz w:val="24"/>
               <w:szCs w:val="24"/>
-              <w:lang w:val="es-CL" w:eastAsia="es-MX"/>
+              <w:lang w:val="es-CL" w:eastAsia="es-CL"/>
               <w14:ligatures w14:val="standardContextual"/>
             </w:rPr>
           </w:pPr>
-          <w:hyperlink w:anchor="_Toc241504481" w:history="1">
+          <w:hyperlink w:anchor="_Toc242429557" w:history="1">
             <w:r>
               <w:rPr>
                 <w:rStyle w:val="Hipervnculo"/>
                 <w:noProof/>
               </w:rPr>
-              <w:t>4.2.1</w:t>
+              <w:t>4.1.3</w:t>
             </w:r>
             <w:r>
               <w:rPr>
@@ -1286,7 +1166,7 @@
                 <w:kern w:val="2"/>
                 <w:sz w:val="24"/>
                 <w:szCs w:val="24"/>
-                <w:lang w:val="es-CL" w:eastAsia="es-MX"/>
+                <w:lang w:val="es-CL" w:eastAsia="es-CL"/>
                 <w14:ligatures w14:val="standardContextual"/>
               </w:rPr>
               <w:tab/>
@@ -1296,7 +1176,7 @@
                 <w:rStyle w:val="Hipervnculo"/>
                 <w:noProof/>
               </w:rPr>
-              <w:t>Definición</w:t>
+              <w:t>DoD Técnico</w:t>
             </w:r>
             <w:r>
               <w:rPr>
@@ -1317,7 +1197,103 @@
                 <w:noProof/>
                 <w:webHidden/>
               </w:rPr>
-              <w:instrText xml:space="preserve"> PAGEREF _Toc241504481 \h </w:instrText>
+              <w:instrText xml:space="preserve"> PAGEREF _Toc242429557 \h </w:instrText>
+            </w:r>
+            <w:r>
+              <w:rPr>
+                <w:noProof/>
+                <w:webHidden/>
+              </w:rPr>
+            </w:r>
+            <w:r>
+              <w:rPr>
+                <w:noProof/>
+                <w:webHidden/>
+              </w:rPr>
+              <w:fldChar w:fldCharType="separate"/>
+            </w:r>
+            <w:r>
+              <w:rPr>
+                <w:noProof/>
+                <w:webHidden/>
+              </w:rPr>
+              <w:t>4</w:t>
+            </w:r>
+            <w:r>
+              <w:rPr>
+                <w:noProof/>
+                <w:webHidden/>
+              </w:rPr>
+              <w:fldChar w:fldCharType="end"/>
+            </w:r>
+          </w:hyperlink>
+        </w:p>
+        <w:p>
+          <w:pPr>
+            <w:pStyle w:val="TDC2"/>
+            <w:tabs>
+              <w:tab w:val="left" w:pos="880"/>
+              <w:tab w:val="right" w:leader="dot" w:pos="8828"/>
+            </w:tabs>
+            <w:rPr>
+              <w:rFonts w:eastAsiaTheme="minorEastAsia"/>
+              <w:smallCaps w:val="0"/>
+              <w:noProof/>
+              <w:kern w:val="2"/>
+              <w:sz w:val="24"/>
+              <w:szCs w:val="24"/>
+              <w:lang w:val="es-CL" w:eastAsia="es-CL"/>
+              <w14:ligatures w14:val="standardContextual"/>
+            </w:rPr>
+          </w:pPr>
+          <w:hyperlink w:anchor="_Toc242429558" w:history="1">
+            <w:r>
+              <w:rPr>
+                <w:rStyle w:val="Hipervnculo"/>
+                <w:noProof/>
+              </w:rPr>
+              <w:t>4.2</w:t>
+            </w:r>
+            <w:r>
+              <w:rPr>
+                <w:rFonts w:eastAsiaTheme="minorEastAsia"/>
+                <w:smallCaps w:val="0"/>
+                <w:noProof/>
+                <w:kern w:val="2"/>
+                <w:sz w:val="24"/>
+                <w:szCs w:val="24"/>
+                <w:lang w:val="es-CL" w:eastAsia="es-CL"/>
+                <w14:ligatures w14:val="standardContextual"/>
+              </w:rPr>
+              <w:tab/>
+            </w:r>
+            <w:r>
+              <w:rPr>
+                <w:rStyle w:val="Hipervnculo"/>
+                <w:noProof/>
+              </w:rPr>
+              <w:t>Historia 002: Registro transaccional de Ventas y Compras</w:t>
+            </w:r>
+            <w:r>
+              <w:rPr>
+                <w:noProof/>
+                <w:webHidden/>
+              </w:rPr>
+              <w:tab/>
+            </w:r>
+            <w:r>
+              <w:rPr>
+                <w:noProof/>
+                <w:webHidden/>
+              </w:rPr>
+              <w:fldChar w:fldCharType="begin"/>
+            </w:r>
+            <w:r>
+              <w:rPr>
+                <w:noProof/>
+                <w:webHidden/>
+              </w:rPr>
+              <w:instrText xml:space="preserve"> PAGEREF _Toc242429558 \h </w:instrText>
             </w:r>
             <w:r>
               <w:rPr>
@@ -1363,17 +1339,17 @@
               <w:kern w:val="2"/>
               <w:sz w:val="24"/>
               <w:szCs w:val="24"/>
-              <w:lang w:val="es-CL" w:eastAsia="es-MX"/>
+              <w:lang w:val="es-CL" w:eastAsia="es-CL"/>
               <w14:ligatures w14:val="standardContextual"/>
             </w:rPr>
           </w:pPr>
-          <w:hyperlink w:anchor="_Toc241504482" w:history="1">
+          <w:hyperlink w:anchor="_Toc242429559" w:history="1">
             <w:r>
               <w:rPr>
                 <w:rStyle w:val="Hipervnculo"/>
                 <w:noProof/>
               </w:rPr>
-              <w:t>4.2.2</w:t>
+              <w:t>4.2.1</w:t>
             </w:r>
             <w:r>
               <w:rPr>
@@ -1384,7 +1360,7 @@
                 <w:kern w:val="2"/>
                 <w:sz w:val="24"/>
                 <w:szCs w:val="24"/>
-                <w:lang w:val="es-CL" w:eastAsia="es-MX"/>
+                <w:lang w:val="es-CL" w:eastAsia="es-CL"/>
                 <w14:ligatures w14:val="standardContextual"/>
               </w:rPr>
               <w:tab/>
@@ -1394,7 +1370,7 @@
                 <w:rStyle w:val="Hipervnculo"/>
                 <w:noProof/>
               </w:rPr>
-              <w:t>Criterios de Aceptación</w:t>
+              <w:t>Definición</w:t>
             </w:r>
             <w:r>
               <w:rPr>
@@ -1415,7 +1391,7 @@
                 <w:noProof/>
                 <w:webHidden/>
               </w:rPr>
-              <w:instrText xml:space="preserve"> PAGEREF _Toc241504482 \h </w:instrText>
+              <w:instrText xml:space="preserve"> PAGEREF _Toc242429559 \h </w:instrText>
             </w:r>
             <w:r>
               <w:rPr>
@@ -1448,44 +1424,41 @@
         </w:p>
         <w:p>
           <w:pPr>
-            <w:pStyle w:val="TDC1"/>
+            <w:pStyle w:val="TDC3"/>
             <w:tabs>
-              <w:tab w:val="left" w:pos="440"/>
+              <w:tab w:val="left" w:pos="1320"/>
               <w:tab w:val="right" w:leader="dot" w:pos="8828"/>
             </w:tabs>
             <w:rPr>
               <w:rFonts w:eastAsiaTheme="minorEastAsia"/>
-              <w:b w:val="0"/>
-              <w:bCs w:val="0"/>
-              <w:caps w:val="0"/>
+              <w:i w:val="0"/>
+              <w:iCs w:val="0"/>
               <w:noProof/>
               <w:kern w:val="2"/>
               <w:sz w:val="24"/>
               <w:szCs w:val="24"/>
-              <w:lang w:val="es-CL" w:eastAsia="es-MX"/>
+              <w:lang w:val="es-CL" w:eastAsia="es-CL"/>
               <w14:ligatures w14:val="standardContextual"/>
             </w:rPr>
           </w:pPr>
-          <w:hyperlink w:anchor="_Toc241504483" w:history="1">
+          <w:hyperlink w:anchor="_Toc242429560" w:history="1">
             <w:r>
               <w:rPr>
                 <w:rStyle w:val="Hipervnculo"/>
                 <w:noProof/>
-                <w:lang w:val="es-ES" w:eastAsia="es-ES"/>
-              </w:rPr>
-              <w:t>5</w:t>
+              </w:rPr>
+              <w:t>4.2.2</w:t>
             </w:r>
             <w:r>
               <w:rPr>
                 <w:rFonts w:eastAsiaTheme="minorEastAsia"/>
-                <w:b w:val="0"/>
-                <w:bCs w:val="0"/>
-                <w:caps w:val="0"/>
+                <w:i w:val="0"/>
+                <w:iCs w:val="0"/>
                 <w:noProof/>
                 <w:kern w:val="2"/>
                 <w:sz w:val="24"/>
                 <w:szCs w:val="24"/>
-                <w:lang w:val="es-CL" w:eastAsia="es-MX"/>
+                <w:lang w:val="es-CL" w:eastAsia="es-CL"/>
                 <w14:ligatures w14:val="standardContextual"/>
               </w:rPr>
               <w:tab/>
@@ -1494,9 +1467,8 @@
               <w:rPr>
                 <w:rStyle w:val="Hipervnculo"/>
                 <w:noProof/>
-                <w:lang w:val="es-ES" w:eastAsia="es-ES"/>
-              </w:rPr>
-              <w:t>Backlog</w:t>
+              </w:rPr>
+              <w:t>DoD de Negocio</w:t>
             </w:r>
             <w:r>
               <w:rPr>
@@ -1517,7 +1489,105 @@
                 <w:noProof/>
                 <w:webHidden/>
               </w:rPr>
-              <w:instrText xml:space="preserve"> PAGEREF _Toc241504483 \h </w:instrText>
+              <w:instrText xml:space="preserve"> PAGEREF _Toc242429560 \h </w:instrText>
+            </w:r>
+            <w:r>
+              <w:rPr>
+                <w:noProof/>
+                <w:webHidden/>
+              </w:rPr>
+            </w:r>
+            <w:r>
+              <w:rPr>
+                <w:noProof/>
+                <w:webHidden/>
+              </w:rPr>
+              <w:fldChar w:fldCharType="separate"/>
+            </w:r>
+            <w:r>
+              <w:rPr>
+                <w:noProof/>
+                <w:webHidden/>
+              </w:rPr>
+              <w:t>4</w:t>
+            </w:r>
+            <w:r>
+              <w:rPr>
+                <w:noProof/>
+                <w:webHidden/>
+              </w:rPr>
+              <w:fldChar w:fldCharType="end"/>
+            </w:r>
+          </w:hyperlink>
+        </w:p>
+        <w:p>
+          <w:pPr>
+            <w:pStyle w:val="TDC3"/>
+            <w:tabs>
+              <w:tab w:val="left" w:pos="1320"/>
+              <w:tab w:val="right" w:leader="dot" w:pos="8828"/>
+            </w:tabs>
+            <w:rPr>
+              <w:rFonts w:eastAsiaTheme="minorEastAsia"/>
+              <w:i w:val="0"/>
+              <w:iCs w:val="0"/>
+              <w:noProof/>
+              <w:kern w:val="2"/>
+              <w:sz w:val="24"/>
+              <w:szCs w:val="24"/>
+              <w:lang w:val="es-CL" w:eastAsia="es-CL"/>
+              <w14:ligatures w14:val="standardContextual"/>
+            </w:rPr>
+          </w:pPr>
+          <w:hyperlink w:anchor="_Toc242429561" w:history="1">
+            <w:r>
+              <w:rPr>
+                <w:rStyle w:val="Hipervnculo"/>
+                <w:noProof/>
+              </w:rPr>
+              <w:t>4.2.3</w:t>
+            </w:r>
+            <w:r>
+              <w:rPr>
+                <w:rFonts w:eastAsiaTheme="minorEastAsia"/>
+                <w:i w:val="0"/>
+                <w:iCs w:val="0"/>
+                <w:noProof/>
+                <w:kern w:val="2"/>
+                <w:sz w:val="24"/>
+                <w:szCs w:val="24"/>
+                <w:lang w:val="es-CL" w:eastAsia="es-CL"/>
+                <w14:ligatures w14:val="standardContextual"/>
+              </w:rPr>
+              <w:tab/>
+            </w:r>
+            <w:r>
+              <w:rPr>
+                <w:rStyle w:val="Hipervnculo"/>
+                <w:noProof/>
+              </w:rPr>
+              <w:t>DoD Técnico</w:t>
+            </w:r>
+            <w:r>
+              <w:rPr>
+                <w:noProof/>
+                <w:webHidden/>
+              </w:rPr>
+              <w:tab/>
+            </w:r>
+            <w:r>
+              <w:rPr>
+                <w:noProof/>
+                <w:webHidden/>
+              </w:rPr>
+              <w:fldChar w:fldCharType="begin"/>
+            </w:r>
+            <w:r>
+              <w:rPr>
+                <w:noProof/>
+                <w:webHidden/>
+              </w:rPr>
+              <w:instrText xml:space="preserve"> PAGEREF _Toc242429561 \h </w:instrText>
             </w:r>
             <w:r>
               <w:rPr>
@@ -1562,18 +1632,17 @@
               <w:kern w:val="2"/>
               <w:sz w:val="24"/>
               <w:szCs w:val="24"/>
-              <w:lang w:val="es-CL" w:eastAsia="es-MX"/>
+              <w:lang w:val="es-CL" w:eastAsia="es-CL"/>
               <w14:ligatures w14:val="standardContextual"/>
             </w:rPr>
           </w:pPr>
-          <w:hyperlink w:anchor="_Toc241504484" w:history="1">
+          <w:hyperlink w:anchor="_Toc242429562" w:history="1">
             <w:r>
               <w:rPr>
                 <w:rStyle w:val="Hipervnculo"/>
                 <w:noProof/>
-                <w:lang w:val="es-ES" w:eastAsia="es-ES"/>
-              </w:rPr>
-              <w:t>5.1</w:t>
+              </w:rPr>
+              <w:t>4.3</w:t>
             </w:r>
             <w:r>
               <w:rPr>
@@ -1583,7 +1652,7 @@
                 <w:kern w:val="2"/>
                 <w:sz w:val="24"/>
                 <w:szCs w:val="24"/>
-                <w:lang w:val="es-CL" w:eastAsia="es-MX"/>
+                <w:lang w:val="es-CL" w:eastAsia="es-CL"/>
                 <w14:ligatures w14:val="standardContextual"/>
               </w:rPr>
               <w:tab/>
@@ -1592,9 +1661,8 @@
               <w:rPr>
                 <w:rStyle w:val="Hipervnculo"/>
                 <w:noProof/>
-                <w:lang w:val="es-ES" w:eastAsia="es-ES"/>
-              </w:rPr>
-              <w:t>Historias con su peso relativo</w:t>
+              </w:rPr>
+              <w:t>Historia 003: Modelo Relacional y Persistencia de Inventario en base de datos</w:t>
             </w:r>
             <w:r>
               <w:rPr>
@@ -1615,7 +1683,301 @@
                 <w:noProof/>
                 <w:webHidden/>
               </w:rPr>
-              <w:instrText xml:space="preserve"> PAGEREF _Toc241504484 \h </w:instrText>
+              <w:instrText xml:space="preserve"> PAGEREF _Toc242429562 \h </w:instrText>
+            </w:r>
+            <w:r>
+              <w:rPr>
+                <w:noProof/>
+                <w:webHidden/>
+              </w:rPr>
+            </w:r>
+            <w:r>
+              <w:rPr>
+                <w:noProof/>
+                <w:webHidden/>
+              </w:rPr>
+              <w:fldChar w:fldCharType="separate"/>
+            </w:r>
+            <w:r>
+              <w:rPr>
+                <w:noProof/>
+                <w:webHidden/>
+              </w:rPr>
+              <w:t>5</w:t>
+            </w:r>
+            <w:r>
+              <w:rPr>
+                <w:noProof/>
+                <w:webHidden/>
+              </w:rPr>
+              <w:fldChar w:fldCharType="end"/>
+            </w:r>
+          </w:hyperlink>
+        </w:p>
+        <w:p>
+          <w:pPr>
+            <w:pStyle w:val="TDC3"/>
+            <w:tabs>
+              <w:tab w:val="left" w:pos="1320"/>
+              <w:tab w:val="right" w:leader="dot" w:pos="8828"/>
+            </w:tabs>
+            <w:rPr>
+              <w:rFonts w:eastAsiaTheme="minorEastAsia"/>
+              <w:i w:val="0"/>
+              <w:iCs w:val="0"/>
+              <w:noProof/>
+              <w:kern w:val="2"/>
+              <w:sz w:val="24"/>
+              <w:szCs w:val="24"/>
+              <w:lang w:val="es-CL" w:eastAsia="es-CL"/>
+              <w14:ligatures w14:val="standardContextual"/>
+            </w:rPr>
+          </w:pPr>
+          <w:hyperlink w:anchor="_Toc242429563" w:history="1">
+            <w:r>
+              <w:rPr>
+                <w:rStyle w:val="Hipervnculo"/>
+                <w:noProof/>
+              </w:rPr>
+              <w:t>4.3.1</w:t>
+            </w:r>
+            <w:r>
+              <w:rPr>
+                <w:rFonts w:eastAsiaTheme="minorEastAsia"/>
+                <w:i w:val="0"/>
+                <w:iCs w:val="0"/>
+                <w:noProof/>
+                <w:kern w:val="2"/>
+                <w:sz w:val="24"/>
+                <w:szCs w:val="24"/>
+                <w:lang w:val="es-CL" w:eastAsia="es-CL"/>
+                <w14:ligatures w14:val="standardContextual"/>
+              </w:rPr>
+              <w:tab/>
+            </w:r>
+            <w:r>
+              <w:rPr>
+                <w:rStyle w:val="Hipervnculo"/>
+                <w:noProof/>
+              </w:rPr>
+              <w:t>Definición</w:t>
+            </w:r>
+            <w:r>
+              <w:rPr>
+                <w:noProof/>
+                <w:webHidden/>
+              </w:rPr>
+              <w:tab/>
+            </w:r>
+            <w:r>
+              <w:rPr>
+                <w:noProof/>
+                <w:webHidden/>
+              </w:rPr>
+              <w:fldChar w:fldCharType="begin"/>
+            </w:r>
+            <w:r>
+              <w:rPr>
+                <w:noProof/>
+                <w:webHidden/>
+              </w:rPr>
+              <w:instrText xml:space="preserve"> PAGEREF _Toc242429563 \h </w:instrText>
+            </w:r>
+            <w:r>
+              <w:rPr>
+                <w:noProof/>
+                <w:webHidden/>
+              </w:rPr>
+            </w:r>
+            <w:r>
+              <w:rPr>
+                <w:noProof/>
+                <w:webHidden/>
+              </w:rPr>
+              <w:fldChar w:fldCharType="separate"/>
+            </w:r>
+            <w:r>
+              <w:rPr>
+                <w:noProof/>
+                <w:webHidden/>
+              </w:rPr>
+              <w:t>5</w:t>
+            </w:r>
+            <w:r>
+              <w:rPr>
+                <w:noProof/>
+                <w:webHidden/>
+              </w:rPr>
+              <w:fldChar w:fldCharType="end"/>
+            </w:r>
+          </w:hyperlink>
+        </w:p>
+        <w:p>
+          <w:pPr>
+            <w:pStyle w:val="TDC3"/>
+            <w:tabs>
+              <w:tab w:val="left" w:pos="1320"/>
+              <w:tab w:val="right" w:leader="dot" w:pos="8828"/>
+            </w:tabs>
+            <w:rPr>
+              <w:rFonts w:eastAsiaTheme="minorEastAsia"/>
+              <w:i w:val="0"/>
+              <w:iCs w:val="0"/>
+              <w:noProof/>
+              <w:kern w:val="2"/>
+              <w:sz w:val="24"/>
+              <w:szCs w:val="24"/>
+              <w:lang w:val="es-CL" w:eastAsia="es-CL"/>
+              <w14:ligatures w14:val="standardContextual"/>
+            </w:rPr>
+          </w:pPr>
+          <w:hyperlink w:anchor="_Toc242429564" w:history="1">
+            <w:r>
+              <w:rPr>
+                <w:rStyle w:val="Hipervnculo"/>
+                <w:noProof/>
+              </w:rPr>
+              <w:t>4.3.2</w:t>
+            </w:r>
+            <w:r>
+              <w:rPr>
+                <w:rFonts w:eastAsiaTheme="minorEastAsia"/>
+                <w:i w:val="0"/>
+                <w:iCs w:val="0"/>
+                <w:noProof/>
+                <w:kern w:val="2"/>
+                <w:sz w:val="24"/>
+                <w:szCs w:val="24"/>
+                <w:lang w:val="es-CL" w:eastAsia="es-CL"/>
+                <w14:ligatures w14:val="standardContextual"/>
+              </w:rPr>
+              <w:tab/>
+            </w:r>
+            <w:r>
+              <w:rPr>
+                <w:rStyle w:val="Hipervnculo"/>
+                <w:noProof/>
+              </w:rPr>
+              <w:t>DoD de Negocio</w:t>
+            </w:r>
+            <w:r>
+              <w:rPr>
+                <w:noProof/>
+                <w:webHidden/>
+              </w:rPr>
+              <w:tab/>
+            </w:r>
+            <w:r>
+              <w:rPr>
+                <w:noProof/>
+                <w:webHidden/>
+              </w:rPr>
+              <w:fldChar w:fldCharType="begin"/>
+            </w:r>
+            <w:r>
+              <w:rPr>
+                <w:noProof/>
+                <w:webHidden/>
+              </w:rPr>
+              <w:instrText xml:space="preserve"> PAGEREF _Toc242429564 \h </w:instrText>
+            </w:r>
+            <w:r>
+              <w:rPr>
+                <w:noProof/>
+                <w:webHidden/>
+              </w:rPr>
+            </w:r>
+            <w:r>
+              <w:rPr>
+                <w:noProof/>
+                <w:webHidden/>
+              </w:rPr>
+              <w:fldChar w:fldCharType="separate"/>
+            </w:r>
+            <w:r>
+              <w:rPr>
+                <w:noProof/>
+                <w:webHidden/>
+              </w:rPr>
+              <w:t>5</w:t>
+            </w:r>
+            <w:r>
+              <w:rPr>
+                <w:noProof/>
+                <w:webHidden/>
+              </w:rPr>
+              <w:fldChar w:fldCharType="end"/>
+            </w:r>
+          </w:hyperlink>
+        </w:p>
+        <w:p>
+          <w:pPr>
+            <w:pStyle w:val="TDC3"/>
+            <w:tabs>
+              <w:tab w:val="left" w:pos="1320"/>
+              <w:tab w:val="right" w:leader="dot" w:pos="8828"/>
+            </w:tabs>
+            <w:rPr>
+              <w:rFonts w:eastAsiaTheme="minorEastAsia"/>
+              <w:i w:val="0"/>
+              <w:iCs w:val="0"/>
+              <w:noProof/>
+              <w:kern w:val="2"/>
+              <w:sz w:val="24"/>
+              <w:szCs w:val="24"/>
+              <w:lang w:val="es-CL" w:eastAsia="es-CL"/>
+              <w14:ligatures w14:val="standardContextual"/>
+            </w:rPr>
+          </w:pPr>
+          <w:hyperlink w:anchor="_Toc242429565" w:history="1">
+            <w:r>
+              <w:rPr>
+                <w:rStyle w:val="Hipervnculo"/>
+                <w:noProof/>
+              </w:rPr>
+              <w:t>4.3.3</w:t>
+            </w:r>
+            <w:r>
+              <w:rPr>
+                <w:rFonts w:eastAsiaTheme="minorEastAsia"/>
+                <w:i w:val="0"/>
+                <w:iCs w:val="0"/>
+                <w:noProof/>
+                <w:kern w:val="2"/>
+                <w:sz w:val="24"/>
+                <w:szCs w:val="24"/>
+                <w:lang w:val="es-CL" w:eastAsia="es-CL"/>
+                <w14:ligatures w14:val="standardContextual"/>
+              </w:rPr>
+              <w:tab/>
+            </w:r>
+            <w:r>
+              <w:rPr>
+                <w:rStyle w:val="Hipervnculo"/>
+                <w:noProof/>
+              </w:rPr>
+              <w:t>DoD Técnico</w:t>
+            </w:r>
+            <w:r>
+              <w:rPr>
+                <w:noProof/>
+                <w:webHidden/>
+              </w:rPr>
+              <w:tab/>
+            </w:r>
+            <w:r>
+              <w:rPr>
+                <w:noProof/>
+                <w:webHidden/>
+              </w:rPr>
+              <w:fldChar w:fldCharType="begin"/>
+            </w:r>
+            <w:r>
+              <w:rPr>
+                <w:noProof/>
+                <w:webHidden/>
+              </w:rPr>
+              <w:instrText xml:space="preserve"> PAGEREF _Toc242429565 \h </w:instrText>
             </w:r>
             <w:r>
               <w:rPr>
@@ -1660,18 +2022,17 @@
               <w:kern w:val="2"/>
               <w:sz w:val="24"/>
               <w:szCs w:val="24"/>
-              <w:lang w:val="es-CL" w:eastAsia="es-MX"/>
+              <w:lang w:val="es-CL" w:eastAsia="es-CL"/>
               <w14:ligatures w14:val="standardContextual"/>
             </w:rPr>
           </w:pPr>
-          <w:hyperlink w:anchor="_Toc241504485" w:history="1">
+          <w:hyperlink w:anchor="_Toc242429566" w:history="1">
             <w:r>
               <w:rPr>
                 <w:rStyle w:val="Hipervnculo"/>
                 <w:noProof/>
-                <w:lang w:val="es-ES" w:eastAsia="es-ES"/>
-              </w:rPr>
-              <w:t>5.2</w:t>
+              </w:rPr>
+              <w:t>4.4</w:t>
             </w:r>
             <w:r>
               <w:rPr>
@@ -1681,7 +2042,7 @@
                 <w:kern w:val="2"/>
                 <w:sz w:val="24"/>
                 <w:szCs w:val="24"/>
-                <w:lang w:val="es-CL" w:eastAsia="es-MX"/>
+                <w:lang w:val="es-CL" w:eastAsia="es-CL"/>
                 <w14:ligatures w14:val="standardContextual"/>
               </w:rPr>
               <w:tab/>
@@ -1690,9 +2051,8 @@
               <w:rPr>
                 <w:rStyle w:val="Hipervnculo"/>
                 <w:noProof/>
-                <w:lang w:val="es-ES" w:eastAsia="es-ES"/>
-              </w:rPr>
-              <w:t>Backlog priorizado</w:t>
+              </w:rPr>
+              <w:t>Historia 004: Ingesta, Limpieza y Feature Engineering de Datos Históricos (2022-2024)</w:t>
             </w:r>
             <w:r>
               <w:rPr>
@@ -1713,7 +2073,7 @@
                 <w:noProof/>
                 <w:webHidden/>
               </w:rPr>
-              <w:instrText xml:space="preserve"> PAGEREF _Toc241504485 \h </w:instrText>
+              <w:instrText xml:space="preserve"> PAGEREF _Toc242429566 \h </w:instrText>
             </w:r>
             <w:r>
               <w:rPr>
@@ -1733,7 +2093,2251 @@
                 <w:noProof/>
                 <w:webHidden/>
               </w:rPr>
-              <w:t>5</w:t>
+              <w:t>6</w:t>
+            </w:r>
+            <w:r>
+              <w:rPr>
+                <w:noProof/>
+                <w:webHidden/>
+              </w:rPr>
+              <w:fldChar w:fldCharType="end"/>
+            </w:r>
+          </w:hyperlink>
+        </w:p>
+        <w:p>
+          <w:pPr>
+            <w:pStyle w:val="TDC3"/>
+            <w:tabs>
+              <w:tab w:val="left" w:pos="1320"/>
+              <w:tab w:val="right" w:leader="dot" w:pos="8828"/>
+            </w:tabs>
+            <w:rPr>
+              <w:rFonts w:eastAsiaTheme="minorEastAsia"/>
+              <w:i w:val="0"/>
+              <w:iCs w:val="0"/>
+              <w:noProof/>
+              <w:kern w:val="2"/>
+              <w:sz w:val="24"/>
+              <w:szCs w:val="24"/>
+              <w:lang w:val="es-CL" w:eastAsia="es-CL"/>
+              <w14:ligatures w14:val="standardContextual"/>
+            </w:rPr>
+          </w:pPr>
+          <w:hyperlink w:anchor="_Toc242429567" w:history="1">
+            <w:r>
+              <w:rPr>
+                <w:rStyle w:val="Hipervnculo"/>
+                <w:noProof/>
+              </w:rPr>
+              <w:t>4.4.1</w:t>
+            </w:r>
+            <w:r>
+              <w:rPr>
+                <w:rFonts w:eastAsiaTheme="minorEastAsia"/>
+                <w:i w:val="0"/>
+                <w:iCs w:val="0"/>
+                <w:noProof/>
+                <w:kern w:val="2"/>
+                <w:sz w:val="24"/>
+                <w:szCs w:val="24"/>
+                <w:lang w:val="es-CL" w:eastAsia="es-CL"/>
+                <w14:ligatures w14:val="standardContextual"/>
+              </w:rPr>
+              <w:tab/>
+            </w:r>
+            <w:r>
+              <w:rPr>
+                <w:rStyle w:val="Hipervnculo"/>
+                <w:noProof/>
+              </w:rPr>
+              <w:t>Definición</w:t>
+            </w:r>
+            <w:r>
+              <w:rPr>
+                <w:noProof/>
+                <w:webHidden/>
+              </w:rPr>
+              <w:tab/>
+            </w:r>
+            <w:r>
+              <w:rPr>
+                <w:noProof/>
+                <w:webHidden/>
+              </w:rPr>
+              <w:fldChar w:fldCharType="begin"/>
+            </w:r>
+            <w:r>
+              <w:rPr>
+                <w:noProof/>
+                <w:webHidden/>
+              </w:rPr>
+              <w:instrText xml:space="preserve"> PAGEREF _Toc242429567 \h </w:instrText>
+            </w:r>
+            <w:r>
+              <w:rPr>
+                <w:noProof/>
+                <w:webHidden/>
+              </w:rPr>
+            </w:r>
+            <w:r>
+              <w:rPr>
+                <w:noProof/>
+                <w:webHidden/>
+              </w:rPr>
+              <w:fldChar w:fldCharType="separate"/>
+            </w:r>
+            <w:r>
+              <w:rPr>
+                <w:noProof/>
+                <w:webHidden/>
+              </w:rPr>
+              <w:t>6</w:t>
+            </w:r>
+            <w:r>
+              <w:rPr>
+                <w:noProof/>
+                <w:webHidden/>
+              </w:rPr>
+              <w:fldChar w:fldCharType="end"/>
+            </w:r>
+          </w:hyperlink>
+        </w:p>
+        <w:p>
+          <w:pPr>
+            <w:pStyle w:val="TDC3"/>
+            <w:tabs>
+              <w:tab w:val="left" w:pos="1320"/>
+              <w:tab w:val="right" w:leader="dot" w:pos="8828"/>
+            </w:tabs>
+            <w:rPr>
+              <w:rFonts w:eastAsiaTheme="minorEastAsia"/>
+              <w:i w:val="0"/>
+              <w:iCs w:val="0"/>
+              <w:noProof/>
+              <w:kern w:val="2"/>
+              <w:sz w:val="24"/>
+              <w:szCs w:val="24"/>
+              <w:lang w:val="es-CL" w:eastAsia="es-CL"/>
+              <w14:ligatures w14:val="standardContextual"/>
+            </w:rPr>
+          </w:pPr>
+          <w:hyperlink w:anchor="_Toc242429568" w:history="1">
+            <w:r>
+              <w:rPr>
+                <w:rStyle w:val="Hipervnculo"/>
+                <w:noProof/>
+              </w:rPr>
+              <w:t>4.4.2</w:t>
+            </w:r>
+            <w:r>
+              <w:rPr>
+                <w:rFonts w:eastAsiaTheme="minorEastAsia"/>
+                <w:i w:val="0"/>
+                <w:iCs w:val="0"/>
+                <w:noProof/>
+                <w:kern w:val="2"/>
+                <w:sz w:val="24"/>
+                <w:szCs w:val="24"/>
+                <w:lang w:val="es-CL" w:eastAsia="es-CL"/>
+                <w14:ligatures w14:val="standardContextual"/>
+              </w:rPr>
+              <w:tab/>
+            </w:r>
+            <w:r>
+              <w:rPr>
+                <w:rStyle w:val="Hipervnculo"/>
+                <w:noProof/>
+              </w:rPr>
+              <w:t>DoD de Negocio</w:t>
+            </w:r>
+            <w:r>
+              <w:rPr>
+                <w:noProof/>
+                <w:webHidden/>
+              </w:rPr>
+              <w:tab/>
+            </w:r>
+            <w:r>
+              <w:rPr>
+                <w:noProof/>
+                <w:webHidden/>
+              </w:rPr>
+              <w:fldChar w:fldCharType="begin"/>
+            </w:r>
+            <w:r>
+              <w:rPr>
+                <w:noProof/>
+                <w:webHidden/>
+              </w:rPr>
+              <w:instrText xml:space="preserve"> PAGEREF _Toc242429568 \h </w:instrText>
+            </w:r>
+            <w:r>
+              <w:rPr>
+                <w:noProof/>
+                <w:webHidden/>
+              </w:rPr>
+            </w:r>
+            <w:r>
+              <w:rPr>
+                <w:noProof/>
+                <w:webHidden/>
+              </w:rPr>
+              <w:fldChar w:fldCharType="separate"/>
+            </w:r>
+            <w:r>
+              <w:rPr>
+                <w:noProof/>
+                <w:webHidden/>
+              </w:rPr>
+              <w:t>6</w:t>
+            </w:r>
+            <w:r>
+              <w:rPr>
+                <w:noProof/>
+                <w:webHidden/>
+              </w:rPr>
+              <w:fldChar w:fldCharType="end"/>
+            </w:r>
+          </w:hyperlink>
+        </w:p>
+        <w:p>
+          <w:pPr>
+            <w:pStyle w:val="TDC3"/>
+            <w:tabs>
+              <w:tab w:val="left" w:pos="1320"/>
+              <w:tab w:val="right" w:leader="dot" w:pos="8828"/>
+            </w:tabs>
+            <w:rPr>
+              <w:rFonts w:eastAsiaTheme="minorEastAsia"/>
+              <w:i w:val="0"/>
+              <w:iCs w:val="0"/>
+              <w:noProof/>
+              <w:kern w:val="2"/>
+              <w:sz w:val="24"/>
+              <w:szCs w:val="24"/>
+              <w:lang w:val="es-CL" w:eastAsia="es-CL"/>
+              <w14:ligatures w14:val="standardContextual"/>
+            </w:rPr>
+          </w:pPr>
+          <w:hyperlink w:anchor="_Toc242429569" w:history="1">
+            <w:r>
+              <w:rPr>
+                <w:rStyle w:val="Hipervnculo"/>
+                <w:noProof/>
+              </w:rPr>
+              <w:t>4.4.3</w:t>
+            </w:r>
+            <w:r>
+              <w:rPr>
+                <w:rFonts w:eastAsiaTheme="minorEastAsia"/>
+                <w:i w:val="0"/>
+                <w:iCs w:val="0"/>
+                <w:noProof/>
+                <w:kern w:val="2"/>
+                <w:sz w:val="24"/>
+                <w:szCs w:val="24"/>
+                <w:lang w:val="es-CL" w:eastAsia="es-CL"/>
+                <w14:ligatures w14:val="standardContextual"/>
+              </w:rPr>
+              <w:tab/>
+            </w:r>
+            <w:r>
+              <w:rPr>
+                <w:rStyle w:val="Hipervnculo"/>
+                <w:noProof/>
+              </w:rPr>
+              <w:t>DoD Técnico</w:t>
+            </w:r>
+            <w:r>
+              <w:rPr>
+                <w:noProof/>
+                <w:webHidden/>
+              </w:rPr>
+              <w:tab/>
+            </w:r>
+            <w:r>
+              <w:rPr>
+                <w:noProof/>
+                <w:webHidden/>
+              </w:rPr>
+              <w:fldChar w:fldCharType="begin"/>
+            </w:r>
+            <w:r>
+              <w:rPr>
+                <w:noProof/>
+                <w:webHidden/>
+              </w:rPr>
+              <w:instrText xml:space="preserve"> PAGEREF _Toc242429569 \h </w:instrText>
+            </w:r>
+            <w:r>
+              <w:rPr>
+                <w:noProof/>
+                <w:webHidden/>
+              </w:rPr>
+            </w:r>
+            <w:r>
+              <w:rPr>
+                <w:noProof/>
+                <w:webHidden/>
+              </w:rPr>
+              <w:fldChar w:fldCharType="separate"/>
+            </w:r>
+            <w:r>
+              <w:rPr>
+                <w:noProof/>
+                <w:webHidden/>
+              </w:rPr>
+              <w:t>6</w:t>
+            </w:r>
+            <w:r>
+              <w:rPr>
+                <w:noProof/>
+                <w:webHidden/>
+              </w:rPr>
+              <w:fldChar w:fldCharType="end"/>
+            </w:r>
+          </w:hyperlink>
+        </w:p>
+        <w:p>
+          <w:pPr>
+            <w:pStyle w:val="TDC2"/>
+            <w:tabs>
+              <w:tab w:val="left" w:pos="880"/>
+              <w:tab w:val="right" w:leader="dot" w:pos="8828"/>
+            </w:tabs>
+            <w:rPr>
+              <w:rFonts w:eastAsiaTheme="minorEastAsia"/>
+              <w:smallCaps w:val="0"/>
+              <w:noProof/>
+              <w:kern w:val="2"/>
+              <w:sz w:val="24"/>
+              <w:szCs w:val="24"/>
+              <w:lang w:val="es-CL" w:eastAsia="es-CL"/>
+              <w14:ligatures w14:val="standardContextual"/>
+            </w:rPr>
+          </w:pPr>
+          <w:hyperlink w:anchor="_Toc242429570" w:history="1">
+            <w:r>
+              <w:rPr>
+                <w:rStyle w:val="Hipervnculo"/>
+                <w:noProof/>
+              </w:rPr>
+              <w:t>4.5</w:t>
+            </w:r>
+            <w:r>
+              <w:rPr>
+                <w:rFonts w:eastAsiaTheme="minorEastAsia"/>
+                <w:smallCaps w:val="0"/>
+                <w:noProof/>
+                <w:kern w:val="2"/>
+                <w:sz w:val="24"/>
+                <w:szCs w:val="24"/>
+                <w:lang w:val="es-CL" w:eastAsia="es-CL"/>
+                <w14:ligatures w14:val="standardContextual"/>
+              </w:rPr>
+              <w:tab/>
+            </w:r>
+            <w:r>
+              <w:rPr>
+                <w:rStyle w:val="Hipervnculo"/>
+                <w:noProof/>
+              </w:rPr>
+              <w:t>Historia 005: Entrenamiento y Evaluación del Modelo Predictivo de Demanda</w:t>
+            </w:r>
+            <w:r>
+              <w:rPr>
+                <w:noProof/>
+                <w:webHidden/>
+              </w:rPr>
+              <w:tab/>
+            </w:r>
+            <w:r>
+              <w:rPr>
+                <w:noProof/>
+                <w:webHidden/>
+              </w:rPr>
+              <w:fldChar w:fldCharType="begin"/>
+            </w:r>
+            <w:r>
+              <w:rPr>
+                <w:noProof/>
+                <w:webHidden/>
+              </w:rPr>
+              <w:instrText xml:space="preserve"> PAGEREF _Toc242429570 \h </w:instrText>
+            </w:r>
+            <w:r>
+              <w:rPr>
+                <w:noProof/>
+                <w:webHidden/>
+              </w:rPr>
+            </w:r>
+            <w:r>
+              <w:rPr>
+                <w:noProof/>
+                <w:webHidden/>
+              </w:rPr>
+              <w:fldChar w:fldCharType="separate"/>
+            </w:r>
+            <w:r>
+              <w:rPr>
+                <w:noProof/>
+                <w:webHidden/>
+              </w:rPr>
+              <w:t>7</w:t>
+            </w:r>
+            <w:r>
+              <w:rPr>
+                <w:noProof/>
+                <w:webHidden/>
+              </w:rPr>
+              <w:fldChar w:fldCharType="end"/>
+            </w:r>
+          </w:hyperlink>
+        </w:p>
+        <w:p>
+          <w:pPr>
+            <w:pStyle w:val="TDC3"/>
+            <w:tabs>
+              <w:tab w:val="left" w:pos="1320"/>
+              <w:tab w:val="right" w:leader="dot" w:pos="8828"/>
+            </w:tabs>
+            <w:rPr>
+              <w:rFonts w:eastAsiaTheme="minorEastAsia"/>
+              <w:i w:val="0"/>
+              <w:iCs w:val="0"/>
+              <w:noProof/>
+              <w:kern w:val="2"/>
+              <w:sz w:val="24"/>
+              <w:szCs w:val="24"/>
+              <w:lang w:val="es-CL" w:eastAsia="es-CL"/>
+              <w14:ligatures w14:val="standardContextual"/>
+            </w:rPr>
+          </w:pPr>
+          <w:hyperlink w:anchor="_Toc242429571" w:history="1">
+            <w:r>
+              <w:rPr>
+                <w:rStyle w:val="Hipervnculo"/>
+                <w:noProof/>
+              </w:rPr>
+              <w:t>4.5.1</w:t>
+            </w:r>
+            <w:r>
+              <w:rPr>
+                <w:rFonts w:eastAsiaTheme="minorEastAsia"/>
+                <w:i w:val="0"/>
+                <w:iCs w:val="0"/>
+                <w:noProof/>
+                <w:kern w:val="2"/>
+                <w:sz w:val="24"/>
+                <w:szCs w:val="24"/>
+                <w:lang w:val="es-CL" w:eastAsia="es-CL"/>
+                <w14:ligatures w14:val="standardContextual"/>
+              </w:rPr>
+              <w:tab/>
+            </w:r>
+            <w:r>
+              <w:rPr>
+                <w:rStyle w:val="Hipervnculo"/>
+                <w:noProof/>
+              </w:rPr>
+              <w:t>Definición</w:t>
+            </w:r>
+            <w:r>
+              <w:rPr>
+                <w:noProof/>
+                <w:webHidden/>
+              </w:rPr>
+              <w:tab/>
+            </w:r>
+            <w:r>
+              <w:rPr>
+                <w:noProof/>
+                <w:webHidden/>
+              </w:rPr>
+              <w:fldChar w:fldCharType="begin"/>
+            </w:r>
+            <w:r>
+              <w:rPr>
+                <w:noProof/>
+                <w:webHidden/>
+              </w:rPr>
+              <w:instrText xml:space="preserve"> PAGEREF _Toc242429571 \h </w:instrText>
+            </w:r>
+            <w:r>
+              <w:rPr>
+                <w:noProof/>
+                <w:webHidden/>
+              </w:rPr>
+            </w:r>
+            <w:r>
+              <w:rPr>
+                <w:noProof/>
+                <w:webHidden/>
+              </w:rPr>
+              <w:fldChar w:fldCharType="separate"/>
+            </w:r>
+            <w:r>
+              <w:rPr>
+                <w:noProof/>
+                <w:webHidden/>
+              </w:rPr>
+              <w:t>7</w:t>
+            </w:r>
+            <w:r>
+              <w:rPr>
+                <w:noProof/>
+                <w:webHidden/>
+              </w:rPr>
+              <w:fldChar w:fldCharType="end"/>
+            </w:r>
+          </w:hyperlink>
+        </w:p>
+        <w:p>
+          <w:pPr>
+            <w:pStyle w:val="TDC3"/>
+            <w:tabs>
+              <w:tab w:val="left" w:pos="1320"/>
+              <w:tab w:val="right" w:leader="dot" w:pos="8828"/>
+            </w:tabs>
+            <w:rPr>
+              <w:rFonts w:eastAsiaTheme="minorEastAsia"/>
+              <w:i w:val="0"/>
+              <w:iCs w:val="0"/>
+              <w:noProof/>
+              <w:kern w:val="2"/>
+              <w:sz w:val="24"/>
+              <w:szCs w:val="24"/>
+              <w:lang w:val="es-CL" w:eastAsia="es-CL"/>
+              <w14:ligatures w14:val="standardContextual"/>
+            </w:rPr>
+          </w:pPr>
+          <w:hyperlink w:anchor="_Toc242429572" w:history="1">
+            <w:r>
+              <w:rPr>
+                <w:rStyle w:val="Hipervnculo"/>
+                <w:noProof/>
+              </w:rPr>
+              <w:t>4.5.2</w:t>
+            </w:r>
+            <w:r>
+              <w:rPr>
+                <w:rFonts w:eastAsiaTheme="minorEastAsia"/>
+                <w:i w:val="0"/>
+                <w:iCs w:val="0"/>
+                <w:noProof/>
+                <w:kern w:val="2"/>
+                <w:sz w:val="24"/>
+                <w:szCs w:val="24"/>
+                <w:lang w:val="es-CL" w:eastAsia="es-CL"/>
+                <w14:ligatures w14:val="standardContextual"/>
+              </w:rPr>
+              <w:tab/>
+            </w:r>
+            <w:r>
+              <w:rPr>
+                <w:rStyle w:val="Hipervnculo"/>
+                <w:noProof/>
+              </w:rPr>
+              <w:t>DoD de Negocio</w:t>
+            </w:r>
+            <w:r>
+              <w:rPr>
+                <w:noProof/>
+                <w:webHidden/>
+              </w:rPr>
+              <w:tab/>
+            </w:r>
+            <w:r>
+              <w:rPr>
+                <w:noProof/>
+                <w:webHidden/>
+              </w:rPr>
+              <w:fldChar w:fldCharType="begin"/>
+            </w:r>
+            <w:r>
+              <w:rPr>
+                <w:noProof/>
+                <w:webHidden/>
+              </w:rPr>
+              <w:instrText xml:space="preserve"> PAGEREF _Toc242429572 \h </w:instrText>
+            </w:r>
+            <w:r>
+              <w:rPr>
+                <w:noProof/>
+                <w:webHidden/>
+              </w:rPr>
+            </w:r>
+            <w:r>
+              <w:rPr>
+                <w:noProof/>
+                <w:webHidden/>
+              </w:rPr>
+              <w:fldChar w:fldCharType="separate"/>
+            </w:r>
+            <w:r>
+              <w:rPr>
+                <w:noProof/>
+                <w:webHidden/>
+              </w:rPr>
+              <w:t>7</w:t>
+            </w:r>
+            <w:r>
+              <w:rPr>
+                <w:noProof/>
+                <w:webHidden/>
+              </w:rPr>
+              <w:fldChar w:fldCharType="end"/>
+            </w:r>
+          </w:hyperlink>
+        </w:p>
+        <w:p>
+          <w:pPr>
+            <w:pStyle w:val="TDC3"/>
+            <w:tabs>
+              <w:tab w:val="left" w:pos="1320"/>
+              <w:tab w:val="right" w:leader="dot" w:pos="8828"/>
+            </w:tabs>
+            <w:rPr>
+              <w:rFonts w:eastAsiaTheme="minorEastAsia"/>
+              <w:i w:val="0"/>
+              <w:iCs w:val="0"/>
+              <w:noProof/>
+              <w:kern w:val="2"/>
+              <w:sz w:val="24"/>
+              <w:szCs w:val="24"/>
+              <w:lang w:val="es-CL" w:eastAsia="es-CL"/>
+              <w14:ligatures w14:val="standardContextual"/>
+            </w:rPr>
+          </w:pPr>
+          <w:hyperlink w:anchor="_Toc242429573" w:history="1">
+            <w:r>
+              <w:rPr>
+                <w:rStyle w:val="Hipervnculo"/>
+                <w:noProof/>
+              </w:rPr>
+              <w:t>4.5.3</w:t>
+            </w:r>
+            <w:r>
+              <w:rPr>
+                <w:rFonts w:eastAsiaTheme="minorEastAsia"/>
+                <w:i w:val="0"/>
+                <w:iCs w:val="0"/>
+                <w:noProof/>
+                <w:kern w:val="2"/>
+                <w:sz w:val="24"/>
+                <w:szCs w:val="24"/>
+                <w:lang w:val="es-CL" w:eastAsia="es-CL"/>
+                <w14:ligatures w14:val="standardContextual"/>
+              </w:rPr>
+              <w:tab/>
+            </w:r>
+            <w:r>
+              <w:rPr>
+                <w:rStyle w:val="Hipervnculo"/>
+                <w:noProof/>
+              </w:rPr>
+              <w:t>DoD Técnico</w:t>
+            </w:r>
+            <w:r>
+              <w:rPr>
+                <w:noProof/>
+                <w:webHidden/>
+              </w:rPr>
+              <w:tab/>
+            </w:r>
+            <w:r>
+              <w:rPr>
+                <w:noProof/>
+                <w:webHidden/>
+              </w:rPr>
+              <w:fldChar w:fldCharType="begin"/>
+            </w:r>
+            <w:r>
+              <w:rPr>
+                <w:noProof/>
+                <w:webHidden/>
+              </w:rPr>
+              <w:instrText xml:space="preserve"> PAGEREF _Toc242429573 \h </w:instrText>
+            </w:r>
+            <w:r>
+              <w:rPr>
+                <w:noProof/>
+                <w:webHidden/>
+              </w:rPr>
+            </w:r>
+            <w:r>
+              <w:rPr>
+                <w:noProof/>
+                <w:webHidden/>
+              </w:rPr>
+              <w:fldChar w:fldCharType="separate"/>
+            </w:r>
+            <w:r>
+              <w:rPr>
+                <w:noProof/>
+                <w:webHidden/>
+              </w:rPr>
+              <w:t>7</w:t>
+            </w:r>
+            <w:r>
+              <w:rPr>
+                <w:noProof/>
+                <w:webHidden/>
+              </w:rPr>
+              <w:fldChar w:fldCharType="end"/>
+            </w:r>
+          </w:hyperlink>
+        </w:p>
+        <w:p>
+          <w:pPr>
+            <w:pStyle w:val="TDC2"/>
+            <w:tabs>
+              <w:tab w:val="left" w:pos="880"/>
+              <w:tab w:val="right" w:leader="dot" w:pos="8828"/>
+            </w:tabs>
+            <w:rPr>
+              <w:rFonts w:eastAsiaTheme="minorEastAsia"/>
+              <w:smallCaps w:val="0"/>
+              <w:noProof/>
+              <w:kern w:val="2"/>
+              <w:sz w:val="24"/>
+              <w:szCs w:val="24"/>
+              <w:lang w:val="es-CL" w:eastAsia="es-CL"/>
+              <w14:ligatures w14:val="standardContextual"/>
+            </w:rPr>
+          </w:pPr>
+          <w:hyperlink w:anchor="_Toc242429574" w:history="1">
+            <w:r>
+              <w:rPr>
+                <w:rStyle w:val="Hipervnculo"/>
+                <w:noProof/>
+              </w:rPr>
+              <w:t>4.6</w:t>
+            </w:r>
+            <w:r>
+              <w:rPr>
+                <w:rFonts w:eastAsiaTheme="minorEastAsia"/>
+                <w:smallCaps w:val="0"/>
+                <w:noProof/>
+                <w:kern w:val="2"/>
+                <w:sz w:val="24"/>
+                <w:szCs w:val="24"/>
+                <w:lang w:val="es-CL" w:eastAsia="es-CL"/>
+                <w14:ligatures w14:val="standardContextual"/>
+              </w:rPr>
+              <w:tab/>
+            </w:r>
+            <w:r>
+              <w:rPr>
+                <w:rStyle w:val="Hipervnculo"/>
+                <w:noProof/>
+              </w:rPr>
+              <w:t>Historia 006: Motor de Reglas de Negocio para Alertas y Recomendaciones de Compra</w:t>
+            </w:r>
+            <w:r>
+              <w:rPr>
+                <w:noProof/>
+                <w:webHidden/>
+              </w:rPr>
+              <w:tab/>
+            </w:r>
+            <w:r>
+              <w:rPr>
+                <w:noProof/>
+                <w:webHidden/>
+              </w:rPr>
+              <w:fldChar w:fldCharType="begin"/>
+            </w:r>
+            <w:r>
+              <w:rPr>
+                <w:noProof/>
+                <w:webHidden/>
+              </w:rPr>
+              <w:instrText xml:space="preserve"> PAGEREF _Toc242429574 \h </w:instrText>
+            </w:r>
+            <w:r>
+              <w:rPr>
+                <w:noProof/>
+                <w:webHidden/>
+              </w:rPr>
+            </w:r>
+            <w:r>
+              <w:rPr>
+                <w:noProof/>
+                <w:webHidden/>
+              </w:rPr>
+              <w:fldChar w:fldCharType="separate"/>
+            </w:r>
+            <w:r>
+              <w:rPr>
+                <w:noProof/>
+                <w:webHidden/>
+              </w:rPr>
+              <w:t>7</w:t>
+            </w:r>
+            <w:r>
+              <w:rPr>
+                <w:noProof/>
+                <w:webHidden/>
+              </w:rPr>
+              <w:fldChar w:fldCharType="end"/>
+            </w:r>
+          </w:hyperlink>
+        </w:p>
+        <w:p>
+          <w:pPr>
+            <w:pStyle w:val="TDC3"/>
+            <w:tabs>
+              <w:tab w:val="left" w:pos="1320"/>
+              <w:tab w:val="right" w:leader="dot" w:pos="8828"/>
+            </w:tabs>
+            <w:rPr>
+              <w:rFonts w:eastAsiaTheme="minorEastAsia"/>
+              <w:i w:val="0"/>
+              <w:iCs w:val="0"/>
+              <w:noProof/>
+              <w:kern w:val="2"/>
+              <w:sz w:val="24"/>
+              <w:szCs w:val="24"/>
+              <w:lang w:val="es-CL" w:eastAsia="es-CL"/>
+              <w14:ligatures w14:val="standardContextual"/>
+            </w:rPr>
+          </w:pPr>
+          <w:hyperlink w:anchor="_Toc242429575" w:history="1">
+            <w:r>
+              <w:rPr>
+                <w:rStyle w:val="Hipervnculo"/>
+                <w:noProof/>
+              </w:rPr>
+              <w:t>4.6.1</w:t>
+            </w:r>
+            <w:r>
+              <w:rPr>
+                <w:rFonts w:eastAsiaTheme="minorEastAsia"/>
+                <w:i w:val="0"/>
+                <w:iCs w:val="0"/>
+                <w:noProof/>
+                <w:kern w:val="2"/>
+                <w:sz w:val="24"/>
+                <w:szCs w:val="24"/>
+                <w:lang w:val="es-CL" w:eastAsia="es-CL"/>
+                <w14:ligatures w14:val="standardContextual"/>
+              </w:rPr>
+              <w:tab/>
+            </w:r>
+            <w:r>
+              <w:rPr>
+                <w:rStyle w:val="Hipervnculo"/>
+                <w:noProof/>
+              </w:rPr>
+              <w:t>Definición</w:t>
+            </w:r>
+            <w:r>
+              <w:rPr>
+                <w:noProof/>
+                <w:webHidden/>
+              </w:rPr>
+              <w:tab/>
+            </w:r>
+            <w:r>
+              <w:rPr>
+                <w:noProof/>
+                <w:webHidden/>
+              </w:rPr>
+              <w:fldChar w:fldCharType="begin"/>
+            </w:r>
+            <w:r>
+              <w:rPr>
+                <w:noProof/>
+                <w:webHidden/>
+              </w:rPr>
+              <w:instrText xml:space="preserve"> PAGEREF _Toc242429575 \h </w:instrText>
+            </w:r>
+            <w:r>
+              <w:rPr>
+                <w:noProof/>
+                <w:webHidden/>
+              </w:rPr>
+            </w:r>
+            <w:r>
+              <w:rPr>
+                <w:noProof/>
+                <w:webHidden/>
+              </w:rPr>
+              <w:fldChar w:fldCharType="separate"/>
+            </w:r>
+            <w:r>
+              <w:rPr>
+                <w:noProof/>
+                <w:webHidden/>
+              </w:rPr>
+              <w:t>7</w:t>
+            </w:r>
+            <w:r>
+              <w:rPr>
+                <w:noProof/>
+                <w:webHidden/>
+              </w:rPr>
+              <w:fldChar w:fldCharType="end"/>
+            </w:r>
+          </w:hyperlink>
+        </w:p>
+        <w:p>
+          <w:pPr>
+            <w:pStyle w:val="TDC3"/>
+            <w:tabs>
+              <w:tab w:val="left" w:pos="1320"/>
+              <w:tab w:val="right" w:leader="dot" w:pos="8828"/>
+            </w:tabs>
+            <w:rPr>
+              <w:rFonts w:eastAsiaTheme="minorEastAsia"/>
+              <w:i w:val="0"/>
+              <w:iCs w:val="0"/>
+              <w:noProof/>
+              <w:kern w:val="2"/>
+              <w:sz w:val="24"/>
+              <w:szCs w:val="24"/>
+              <w:lang w:val="es-CL" w:eastAsia="es-CL"/>
+              <w14:ligatures w14:val="standardContextual"/>
+            </w:rPr>
+          </w:pPr>
+          <w:hyperlink w:anchor="_Toc242429576" w:history="1">
+            <w:r>
+              <w:rPr>
+                <w:rStyle w:val="Hipervnculo"/>
+                <w:noProof/>
+              </w:rPr>
+              <w:t>4.6.2</w:t>
+            </w:r>
+            <w:r>
+              <w:rPr>
+                <w:rFonts w:eastAsiaTheme="minorEastAsia"/>
+                <w:i w:val="0"/>
+                <w:iCs w:val="0"/>
+                <w:noProof/>
+                <w:kern w:val="2"/>
+                <w:sz w:val="24"/>
+                <w:szCs w:val="24"/>
+                <w:lang w:val="es-CL" w:eastAsia="es-CL"/>
+                <w14:ligatures w14:val="standardContextual"/>
+              </w:rPr>
+              <w:tab/>
+            </w:r>
+            <w:r>
+              <w:rPr>
+                <w:rStyle w:val="Hipervnculo"/>
+                <w:noProof/>
+              </w:rPr>
+              <w:t>DoD de Negocio</w:t>
+            </w:r>
+            <w:r>
+              <w:rPr>
+                <w:noProof/>
+                <w:webHidden/>
+              </w:rPr>
+              <w:tab/>
+            </w:r>
+            <w:r>
+              <w:rPr>
+                <w:noProof/>
+                <w:webHidden/>
+              </w:rPr>
+              <w:fldChar w:fldCharType="begin"/>
+            </w:r>
+            <w:r>
+              <w:rPr>
+                <w:noProof/>
+                <w:webHidden/>
+              </w:rPr>
+              <w:instrText xml:space="preserve"> PAGEREF _Toc242429576 \h </w:instrText>
+            </w:r>
+            <w:r>
+              <w:rPr>
+                <w:noProof/>
+                <w:webHidden/>
+              </w:rPr>
+            </w:r>
+            <w:r>
+              <w:rPr>
+                <w:noProof/>
+                <w:webHidden/>
+              </w:rPr>
+              <w:fldChar w:fldCharType="separate"/>
+            </w:r>
+            <w:r>
+              <w:rPr>
+                <w:noProof/>
+                <w:webHidden/>
+              </w:rPr>
+              <w:t>7</w:t>
+            </w:r>
+            <w:r>
+              <w:rPr>
+                <w:noProof/>
+                <w:webHidden/>
+              </w:rPr>
+              <w:fldChar w:fldCharType="end"/>
+            </w:r>
+          </w:hyperlink>
+        </w:p>
+        <w:p>
+          <w:pPr>
+            <w:pStyle w:val="TDC3"/>
+            <w:tabs>
+              <w:tab w:val="left" w:pos="1320"/>
+              <w:tab w:val="right" w:leader="dot" w:pos="8828"/>
+            </w:tabs>
+            <w:rPr>
+              <w:rFonts w:eastAsiaTheme="minorEastAsia"/>
+              <w:i w:val="0"/>
+              <w:iCs w:val="0"/>
+              <w:noProof/>
+              <w:kern w:val="2"/>
+              <w:sz w:val="24"/>
+              <w:szCs w:val="24"/>
+              <w:lang w:val="es-CL" w:eastAsia="es-CL"/>
+              <w14:ligatures w14:val="standardContextual"/>
+            </w:rPr>
+          </w:pPr>
+          <w:hyperlink w:anchor="_Toc242429577" w:history="1">
+            <w:r>
+              <w:rPr>
+                <w:rStyle w:val="Hipervnculo"/>
+                <w:noProof/>
+              </w:rPr>
+              <w:t>4.6.3</w:t>
+            </w:r>
+            <w:r>
+              <w:rPr>
+                <w:rFonts w:eastAsiaTheme="minorEastAsia"/>
+                <w:i w:val="0"/>
+                <w:iCs w:val="0"/>
+                <w:noProof/>
+                <w:kern w:val="2"/>
+                <w:sz w:val="24"/>
+                <w:szCs w:val="24"/>
+                <w:lang w:val="es-CL" w:eastAsia="es-CL"/>
+                <w14:ligatures w14:val="standardContextual"/>
+              </w:rPr>
+              <w:tab/>
+            </w:r>
+            <w:r>
+              <w:rPr>
+                <w:rStyle w:val="Hipervnculo"/>
+                <w:noProof/>
+              </w:rPr>
+              <w:t>DoD Técnico</w:t>
+            </w:r>
+            <w:r>
+              <w:rPr>
+                <w:noProof/>
+                <w:webHidden/>
+              </w:rPr>
+              <w:tab/>
+            </w:r>
+            <w:r>
+              <w:rPr>
+                <w:noProof/>
+                <w:webHidden/>
+              </w:rPr>
+              <w:fldChar w:fldCharType="begin"/>
+            </w:r>
+            <w:r>
+              <w:rPr>
+                <w:noProof/>
+                <w:webHidden/>
+              </w:rPr>
+              <w:instrText xml:space="preserve"> PAGEREF _Toc242429577 \h </w:instrText>
+            </w:r>
+            <w:r>
+              <w:rPr>
+                <w:noProof/>
+                <w:webHidden/>
+              </w:rPr>
+            </w:r>
+            <w:r>
+              <w:rPr>
+                <w:noProof/>
+                <w:webHidden/>
+              </w:rPr>
+              <w:fldChar w:fldCharType="separate"/>
+            </w:r>
+            <w:r>
+              <w:rPr>
+                <w:noProof/>
+                <w:webHidden/>
+              </w:rPr>
+              <w:t>8</w:t>
+            </w:r>
+            <w:r>
+              <w:rPr>
+                <w:noProof/>
+                <w:webHidden/>
+              </w:rPr>
+              <w:fldChar w:fldCharType="end"/>
+            </w:r>
+          </w:hyperlink>
+        </w:p>
+        <w:p>
+          <w:pPr>
+            <w:pStyle w:val="TDC2"/>
+            <w:tabs>
+              <w:tab w:val="left" w:pos="880"/>
+              <w:tab w:val="right" w:leader="dot" w:pos="8828"/>
+            </w:tabs>
+            <w:rPr>
+              <w:rFonts w:eastAsiaTheme="minorEastAsia"/>
+              <w:smallCaps w:val="0"/>
+              <w:noProof/>
+              <w:kern w:val="2"/>
+              <w:sz w:val="24"/>
+              <w:szCs w:val="24"/>
+              <w:lang w:val="es-CL" w:eastAsia="es-CL"/>
+              <w14:ligatures w14:val="standardContextual"/>
+            </w:rPr>
+          </w:pPr>
+          <w:hyperlink w:anchor="_Toc242429578" w:history="1">
+            <w:r>
+              <w:rPr>
+                <w:rStyle w:val="Hipervnculo"/>
+                <w:noProof/>
+              </w:rPr>
+              <w:t>4.7</w:t>
+            </w:r>
+            <w:r>
+              <w:rPr>
+                <w:rFonts w:eastAsiaTheme="minorEastAsia"/>
+                <w:smallCaps w:val="0"/>
+                <w:noProof/>
+                <w:kern w:val="2"/>
+                <w:sz w:val="24"/>
+                <w:szCs w:val="24"/>
+                <w:lang w:val="es-CL" w:eastAsia="es-CL"/>
+                <w14:ligatures w14:val="standardContextual"/>
+              </w:rPr>
+              <w:tab/>
+            </w:r>
+            <w:r>
+              <w:rPr>
+                <w:rStyle w:val="Hipervnculo"/>
+                <w:noProof/>
+              </w:rPr>
+              <w:t>Historia 007: Integración Asíncrona Backend - Motor ML (child_process)</w:t>
+            </w:r>
+            <w:r>
+              <w:rPr>
+                <w:noProof/>
+                <w:webHidden/>
+              </w:rPr>
+              <w:tab/>
+            </w:r>
+            <w:r>
+              <w:rPr>
+                <w:noProof/>
+                <w:webHidden/>
+              </w:rPr>
+              <w:fldChar w:fldCharType="begin"/>
+            </w:r>
+            <w:r>
+              <w:rPr>
+                <w:noProof/>
+                <w:webHidden/>
+              </w:rPr>
+              <w:instrText xml:space="preserve"> PAGEREF _Toc242429578 \h </w:instrText>
+            </w:r>
+            <w:r>
+              <w:rPr>
+                <w:noProof/>
+                <w:webHidden/>
+              </w:rPr>
+            </w:r>
+            <w:r>
+              <w:rPr>
+                <w:noProof/>
+                <w:webHidden/>
+              </w:rPr>
+              <w:fldChar w:fldCharType="separate"/>
+            </w:r>
+            <w:r>
+              <w:rPr>
+                <w:noProof/>
+                <w:webHidden/>
+              </w:rPr>
+              <w:t>8</w:t>
+            </w:r>
+            <w:r>
+              <w:rPr>
+                <w:noProof/>
+                <w:webHidden/>
+              </w:rPr>
+              <w:fldChar w:fldCharType="end"/>
+            </w:r>
+          </w:hyperlink>
+        </w:p>
+        <w:p>
+          <w:pPr>
+            <w:pStyle w:val="TDC3"/>
+            <w:tabs>
+              <w:tab w:val="left" w:pos="1320"/>
+              <w:tab w:val="right" w:leader="dot" w:pos="8828"/>
+            </w:tabs>
+            <w:rPr>
+              <w:rFonts w:eastAsiaTheme="minorEastAsia"/>
+              <w:i w:val="0"/>
+              <w:iCs w:val="0"/>
+              <w:noProof/>
+              <w:kern w:val="2"/>
+              <w:sz w:val="24"/>
+              <w:szCs w:val="24"/>
+              <w:lang w:val="es-CL" w:eastAsia="es-CL"/>
+              <w14:ligatures w14:val="standardContextual"/>
+            </w:rPr>
+          </w:pPr>
+          <w:hyperlink w:anchor="_Toc242429579" w:history="1">
+            <w:r>
+              <w:rPr>
+                <w:rStyle w:val="Hipervnculo"/>
+                <w:noProof/>
+              </w:rPr>
+              <w:t>4.7.1</w:t>
+            </w:r>
+            <w:r>
+              <w:rPr>
+                <w:rFonts w:eastAsiaTheme="minorEastAsia"/>
+                <w:i w:val="0"/>
+                <w:iCs w:val="0"/>
+                <w:noProof/>
+                <w:kern w:val="2"/>
+                <w:sz w:val="24"/>
+                <w:szCs w:val="24"/>
+                <w:lang w:val="es-CL" w:eastAsia="es-CL"/>
+                <w14:ligatures w14:val="standardContextual"/>
+              </w:rPr>
+              <w:tab/>
+            </w:r>
+            <w:r>
+              <w:rPr>
+                <w:rStyle w:val="Hipervnculo"/>
+                <w:noProof/>
+              </w:rPr>
+              <w:t>Definición</w:t>
+            </w:r>
+            <w:r>
+              <w:rPr>
+                <w:noProof/>
+                <w:webHidden/>
+              </w:rPr>
+              <w:tab/>
+            </w:r>
+            <w:r>
+              <w:rPr>
+                <w:noProof/>
+                <w:webHidden/>
+              </w:rPr>
+              <w:fldChar w:fldCharType="begin"/>
+            </w:r>
+            <w:r>
+              <w:rPr>
+                <w:noProof/>
+                <w:webHidden/>
+              </w:rPr>
+              <w:instrText xml:space="preserve"> PAGEREF _Toc242429579 \h </w:instrText>
+            </w:r>
+            <w:r>
+              <w:rPr>
+                <w:noProof/>
+                <w:webHidden/>
+              </w:rPr>
+            </w:r>
+            <w:r>
+              <w:rPr>
+                <w:noProof/>
+                <w:webHidden/>
+              </w:rPr>
+              <w:fldChar w:fldCharType="separate"/>
+            </w:r>
+            <w:r>
+              <w:rPr>
+                <w:noProof/>
+                <w:webHidden/>
+              </w:rPr>
+              <w:t>8</w:t>
+            </w:r>
+            <w:r>
+              <w:rPr>
+                <w:noProof/>
+                <w:webHidden/>
+              </w:rPr>
+              <w:fldChar w:fldCharType="end"/>
+            </w:r>
+          </w:hyperlink>
+        </w:p>
+        <w:p>
+          <w:pPr>
+            <w:pStyle w:val="TDC3"/>
+            <w:tabs>
+              <w:tab w:val="left" w:pos="1320"/>
+              <w:tab w:val="right" w:leader="dot" w:pos="8828"/>
+            </w:tabs>
+            <w:rPr>
+              <w:rFonts w:eastAsiaTheme="minorEastAsia"/>
+              <w:i w:val="0"/>
+              <w:iCs w:val="0"/>
+              <w:noProof/>
+              <w:kern w:val="2"/>
+              <w:sz w:val="24"/>
+              <w:szCs w:val="24"/>
+              <w:lang w:val="es-CL" w:eastAsia="es-CL"/>
+              <w14:ligatures w14:val="standardContextual"/>
+            </w:rPr>
+          </w:pPr>
+          <w:hyperlink w:anchor="_Toc242429580" w:history="1">
+            <w:r>
+              <w:rPr>
+                <w:rStyle w:val="Hipervnculo"/>
+                <w:noProof/>
+              </w:rPr>
+              <w:t>4.7.2</w:t>
+            </w:r>
+            <w:r>
+              <w:rPr>
+                <w:rFonts w:eastAsiaTheme="minorEastAsia"/>
+                <w:i w:val="0"/>
+                <w:iCs w:val="0"/>
+                <w:noProof/>
+                <w:kern w:val="2"/>
+                <w:sz w:val="24"/>
+                <w:szCs w:val="24"/>
+                <w:lang w:val="es-CL" w:eastAsia="es-CL"/>
+                <w14:ligatures w14:val="standardContextual"/>
+              </w:rPr>
+              <w:tab/>
+            </w:r>
+            <w:r>
+              <w:rPr>
+                <w:rStyle w:val="Hipervnculo"/>
+                <w:noProof/>
+              </w:rPr>
+              <w:t>DoD de Negocio</w:t>
+            </w:r>
+            <w:r>
+              <w:rPr>
+                <w:noProof/>
+                <w:webHidden/>
+              </w:rPr>
+              <w:tab/>
+            </w:r>
+            <w:r>
+              <w:rPr>
+                <w:noProof/>
+                <w:webHidden/>
+              </w:rPr>
+              <w:fldChar w:fldCharType="begin"/>
+            </w:r>
+            <w:r>
+              <w:rPr>
+                <w:noProof/>
+                <w:webHidden/>
+              </w:rPr>
+              <w:instrText xml:space="preserve"> PAGEREF _Toc242429580 \h </w:instrText>
+            </w:r>
+            <w:r>
+              <w:rPr>
+                <w:noProof/>
+                <w:webHidden/>
+              </w:rPr>
+            </w:r>
+            <w:r>
+              <w:rPr>
+                <w:noProof/>
+                <w:webHidden/>
+              </w:rPr>
+              <w:fldChar w:fldCharType="separate"/>
+            </w:r>
+            <w:r>
+              <w:rPr>
+                <w:noProof/>
+                <w:webHidden/>
+              </w:rPr>
+              <w:t>8</w:t>
+            </w:r>
+            <w:r>
+              <w:rPr>
+                <w:noProof/>
+                <w:webHidden/>
+              </w:rPr>
+              <w:fldChar w:fldCharType="end"/>
+            </w:r>
+          </w:hyperlink>
+        </w:p>
+        <w:p>
+          <w:pPr>
+            <w:pStyle w:val="TDC3"/>
+            <w:tabs>
+              <w:tab w:val="left" w:pos="1320"/>
+              <w:tab w:val="right" w:leader="dot" w:pos="8828"/>
+            </w:tabs>
+            <w:rPr>
+              <w:rFonts w:eastAsiaTheme="minorEastAsia"/>
+              <w:i w:val="0"/>
+              <w:iCs w:val="0"/>
+              <w:noProof/>
+              <w:kern w:val="2"/>
+              <w:sz w:val="24"/>
+              <w:szCs w:val="24"/>
+              <w:lang w:val="es-CL" w:eastAsia="es-CL"/>
+              <w14:ligatures w14:val="standardContextual"/>
+            </w:rPr>
+          </w:pPr>
+          <w:hyperlink w:anchor="_Toc242429581" w:history="1">
+            <w:r>
+              <w:rPr>
+                <w:rStyle w:val="Hipervnculo"/>
+                <w:noProof/>
+              </w:rPr>
+              <w:t>4.7.3</w:t>
+            </w:r>
+            <w:r>
+              <w:rPr>
+                <w:rFonts w:eastAsiaTheme="minorEastAsia"/>
+                <w:i w:val="0"/>
+                <w:iCs w:val="0"/>
+                <w:noProof/>
+                <w:kern w:val="2"/>
+                <w:sz w:val="24"/>
+                <w:szCs w:val="24"/>
+                <w:lang w:val="es-CL" w:eastAsia="es-CL"/>
+                <w14:ligatures w14:val="standardContextual"/>
+              </w:rPr>
+              <w:tab/>
+            </w:r>
+            <w:r>
+              <w:rPr>
+                <w:rStyle w:val="Hipervnculo"/>
+                <w:noProof/>
+              </w:rPr>
+              <w:t>DoD Técnico</w:t>
+            </w:r>
+            <w:r>
+              <w:rPr>
+                <w:noProof/>
+                <w:webHidden/>
+              </w:rPr>
+              <w:tab/>
+            </w:r>
+            <w:r>
+              <w:rPr>
+                <w:noProof/>
+                <w:webHidden/>
+              </w:rPr>
+              <w:fldChar w:fldCharType="begin"/>
+            </w:r>
+            <w:r>
+              <w:rPr>
+                <w:noProof/>
+                <w:webHidden/>
+              </w:rPr>
+              <w:instrText xml:space="preserve"> PAGEREF _Toc242429581 \h </w:instrText>
+            </w:r>
+            <w:r>
+              <w:rPr>
+                <w:noProof/>
+                <w:webHidden/>
+              </w:rPr>
+            </w:r>
+            <w:r>
+              <w:rPr>
+                <w:noProof/>
+                <w:webHidden/>
+              </w:rPr>
+              <w:fldChar w:fldCharType="separate"/>
+            </w:r>
+            <w:r>
+              <w:rPr>
+                <w:noProof/>
+                <w:webHidden/>
+              </w:rPr>
+              <w:t>8</w:t>
+            </w:r>
+            <w:r>
+              <w:rPr>
+                <w:noProof/>
+                <w:webHidden/>
+              </w:rPr>
+              <w:fldChar w:fldCharType="end"/>
+            </w:r>
+          </w:hyperlink>
+        </w:p>
+        <w:p>
+          <w:pPr>
+            <w:pStyle w:val="TDC2"/>
+            <w:tabs>
+              <w:tab w:val="left" w:pos="880"/>
+              <w:tab w:val="right" w:leader="dot" w:pos="8828"/>
+            </w:tabs>
+            <w:rPr>
+              <w:rFonts w:eastAsiaTheme="minorEastAsia"/>
+              <w:smallCaps w:val="0"/>
+              <w:noProof/>
+              <w:kern w:val="2"/>
+              <w:sz w:val="24"/>
+              <w:szCs w:val="24"/>
+              <w:lang w:val="es-CL" w:eastAsia="es-CL"/>
+              <w14:ligatures w14:val="standardContextual"/>
+            </w:rPr>
+          </w:pPr>
+          <w:hyperlink w:anchor="_Toc242429582" w:history="1">
+            <w:r>
+              <w:rPr>
+                <w:rStyle w:val="Hipervnculo"/>
+                <w:noProof/>
+              </w:rPr>
+              <w:t>4.8</w:t>
+            </w:r>
+            <w:r>
+              <w:rPr>
+                <w:rFonts w:eastAsiaTheme="minorEastAsia"/>
+                <w:smallCaps w:val="0"/>
+                <w:noProof/>
+                <w:kern w:val="2"/>
+                <w:sz w:val="24"/>
+                <w:szCs w:val="24"/>
+                <w:lang w:val="es-CL" w:eastAsia="es-CL"/>
+                <w14:ligatures w14:val="standardContextual"/>
+              </w:rPr>
+              <w:tab/>
+            </w:r>
+            <w:r>
+              <w:rPr>
+                <w:rStyle w:val="Hipervnculo"/>
+                <w:noProof/>
+              </w:rPr>
+              <w:t>Historia 008: Dashboard Ejecutivo de Inventario y Alertas en Next.js</w:t>
+            </w:r>
+            <w:r>
+              <w:rPr>
+                <w:noProof/>
+                <w:webHidden/>
+              </w:rPr>
+              <w:tab/>
+            </w:r>
+            <w:r>
+              <w:rPr>
+                <w:noProof/>
+                <w:webHidden/>
+              </w:rPr>
+              <w:fldChar w:fldCharType="begin"/>
+            </w:r>
+            <w:r>
+              <w:rPr>
+                <w:noProof/>
+                <w:webHidden/>
+              </w:rPr>
+              <w:instrText xml:space="preserve"> PAGEREF _Toc242429582 \h </w:instrText>
+            </w:r>
+            <w:r>
+              <w:rPr>
+                <w:noProof/>
+                <w:webHidden/>
+              </w:rPr>
+            </w:r>
+            <w:r>
+              <w:rPr>
+                <w:noProof/>
+                <w:webHidden/>
+              </w:rPr>
+              <w:fldChar w:fldCharType="separate"/>
+            </w:r>
+            <w:r>
+              <w:rPr>
+                <w:noProof/>
+                <w:webHidden/>
+              </w:rPr>
+              <w:t>9</w:t>
+            </w:r>
+            <w:r>
+              <w:rPr>
+                <w:noProof/>
+                <w:webHidden/>
+              </w:rPr>
+              <w:fldChar w:fldCharType="end"/>
+            </w:r>
+          </w:hyperlink>
+        </w:p>
+        <w:p>
+          <w:pPr>
+            <w:pStyle w:val="TDC3"/>
+            <w:tabs>
+              <w:tab w:val="left" w:pos="1320"/>
+              <w:tab w:val="right" w:leader="dot" w:pos="8828"/>
+            </w:tabs>
+            <w:rPr>
+              <w:rFonts w:eastAsiaTheme="minorEastAsia"/>
+              <w:i w:val="0"/>
+              <w:iCs w:val="0"/>
+              <w:noProof/>
+              <w:kern w:val="2"/>
+              <w:sz w:val="24"/>
+              <w:szCs w:val="24"/>
+              <w:lang w:val="es-CL" w:eastAsia="es-CL"/>
+              <w14:ligatures w14:val="standardContextual"/>
+            </w:rPr>
+          </w:pPr>
+          <w:hyperlink w:anchor="_Toc242429583" w:history="1">
+            <w:r>
+              <w:rPr>
+                <w:rStyle w:val="Hipervnculo"/>
+                <w:noProof/>
+              </w:rPr>
+              <w:t>4.8.1</w:t>
+            </w:r>
+            <w:r>
+              <w:rPr>
+                <w:rFonts w:eastAsiaTheme="minorEastAsia"/>
+                <w:i w:val="0"/>
+                <w:iCs w:val="0"/>
+                <w:noProof/>
+                <w:kern w:val="2"/>
+                <w:sz w:val="24"/>
+                <w:szCs w:val="24"/>
+                <w:lang w:val="es-CL" w:eastAsia="es-CL"/>
+                <w14:ligatures w14:val="standardContextual"/>
+              </w:rPr>
+              <w:tab/>
+            </w:r>
+            <w:r>
+              <w:rPr>
+                <w:rStyle w:val="Hipervnculo"/>
+                <w:noProof/>
+              </w:rPr>
+              <w:t>Definición</w:t>
+            </w:r>
+            <w:r>
+              <w:rPr>
+                <w:noProof/>
+                <w:webHidden/>
+              </w:rPr>
+              <w:tab/>
+            </w:r>
+            <w:r>
+              <w:rPr>
+                <w:noProof/>
+                <w:webHidden/>
+              </w:rPr>
+              <w:fldChar w:fldCharType="begin"/>
+            </w:r>
+            <w:r>
+              <w:rPr>
+                <w:noProof/>
+                <w:webHidden/>
+              </w:rPr>
+              <w:instrText xml:space="preserve"> PAGEREF _Toc242429583 \h </w:instrText>
+            </w:r>
+            <w:r>
+              <w:rPr>
+                <w:noProof/>
+                <w:webHidden/>
+              </w:rPr>
+            </w:r>
+            <w:r>
+              <w:rPr>
+                <w:noProof/>
+                <w:webHidden/>
+              </w:rPr>
+              <w:fldChar w:fldCharType="separate"/>
+            </w:r>
+            <w:r>
+              <w:rPr>
+                <w:noProof/>
+                <w:webHidden/>
+              </w:rPr>
+              <w:t>9</w:t>
+            </w:r>
+            <w:r>
+              <w:rPr>
+                <w:noProof/>
+                <w:webHidden/>
+              </w:rPr>
+              <w:fldChar w:fldCharType="end"/>
+            </w:r>
+          </w:hyperlink>
+        </w:p>
+        <w:p>
+          <w:pPr>
+            <w:pStyle w:val="TDC3"/>
+            <w:tabs>
+              <w:tab w:val="left" w:pos="1320"/>
+              <w:tab w:val="right" w:leader="dot" w:pos="8828"/>
+            </w:tabs>
+            <w:rPr>
+              <w:rFonts w:eastAsiaTheme="minorEastAsia"/>
+              <w:i w:val="0"/>
+              <w:iCs w:val="0"/>
+              <w:noProof/>
+              <w:kern w:val="2"/>
+              <w:sz w:val="24"/>
+              <w:szCs w:val="24"/>
+              <w:lang w:val="es-CL" w:eastAsia="es-CL"/>
+              <w14:ligatures w14:val="standardContextual"/>
+            </w:rPr>
+          </w:pPr>
+          <w:hyperlink w:anchor="_Toc242429584" w:history="1">
+            <w:r>
+              <w:rPr>
+                <w:rStyle w:val="Hipervnculo"/>
+                <w:noProof/>
+              </w:rPr>
+              <w:t>4.8.2</w:t>
+            </w:r>
+            <w:r>
+              <w:rPr>
+                <w:rFonts w:eastAsiaTheme="minorEastAsia"/>
+                <w:i w:val="0"/>
+                <w:iCs w:val="0"/>
+                <w:noProof/>
+                <w:kern w:val="2"/>
+                <w:sz w:val="24"/>
+                <w:szCs w:val="24"/>
+                <w:lang w:val="es-CL" w:eastAsia="es-CL"/>
+                <w14:ligatures w14:val="standardContextual"/>
+              </w:rPr>
+              <w:tab/>
+            </w:r>
+            <w:r>
+              <w:rPr>
+                <w:rStyle w:val="Hipervnculo"/>
+                <w:noProof/>
+              </w:rPr>
+              <w:t>DoD de Negocio</w:t>
+            </w:r>
+            <w:r>
+              <w:rPr>
+                <w:noProof/>
+                <w:webHidden/>
+              </w:rPr>
+              <w:tab/>
+            </w:r>
+            <w:r>
+              <w:rPr>
+                <w:noProof/>
+                <w:webHidden/>
+              </w:rPr>
+              <w:fldChar w:fldCharType="begin"/>
+            </w:r>
+            <w:r>
+              <w:rPr>
+                <w:noProof/>
+                <w:webHidden/>
+              </w:rPr>
+              <w:instrText xml:space="preserve"> PAGEREF _Toc242429584 \h </w:instrText>
+            </w:r>
+            <w:r>
+              <w:rPr>
+                <w:noProof/>
+                <w:webHidden/>
+              </w:rPr>
+            </w:r>
+            <w:r>
+              <w:rPr>
+                <w:noProof/>
+                <w:webHidden/>
+              </w:rPr>
+              <w:fldChar w:fldCharType="separate"/>
+            </w:r>
+            <w:r>
+              <w:rPr>
+                <w:noProof/>
+                <w:webHidden/>
+              </w:rPr>
+              <w:t>9</w:t>
+            </w:r>
+            <w:r>
+              <w:rPr>
+                <w:noProof/>
+                <w:webHidden/>
+              </w:rPr>
+              <w:fldChar w:fldCharType="end"/>
+            </w:r>
+          </w:hyperlink>
+        </w:p>
+        <w:p>
+          <w:pPr>
+            <w:pStyle w:val="TDC3"/>
+            <w:tabs>
+              <w:tab w:val="left" w:pos="1320"/>
+              <w:tab w:val="right" w:leader="dot" w:pos="8828"/>
+            </w:tabs>
+            <w:rPr>
+              <w:rFonts w:eastAsiaTheme="minorEastAsia"/>
+              <w:i w:val="0"/>
+              <w:iCs w:val="0"/>
+              <w:noProof/>
+              <w:kern w:val="2"/>
+              <w:sz w:val="24"/>
+              <w:szCs w:val="24"/>
+              <w:lang w:val="es-CL" w:eastAsia="es-CL"/>
+              <w14:ligatures w14:val="standardContextual"/>
+            </w:rPr>
+          </w:pPr>
+          <w:hyperlink w:anchor="_Toc242429585" w:history="1">
+            <w:r>
+              <w:rPr>
+                <w:rStyle w:val="Hipervnculo"/>
+                <w:noProof/>
+              </w:rPr>
+              <w:t>4.8.3</w:t>
+            </w:r>
+            <w:r>
+              <w:rPr>
+                <w:rFonts w:eastAsiaTheme="minorEastAsia"/>
+                <w:i w:val="0"/>
+                <w:iCs w:val="0"/>
+                <w:noProof/>
+                <w:kern w:val="2"/>
+                <w:sz w:val="24"/>
+                <w:szCs w:val="24"/>
+                <w:lang w:val="es-CL" w:eastAsia="es-CL"/>
+                <w14:ligatures w14:val="standardContextual"/>
+              </w:rPr>
+              <w:tab/>
+            </w:r>
+            <w:r>
+              <w:rPr>
+                <w:rStyle w:val="Hipervnculo"/>
+                <w:noProof/>
+              </w:rPr>
+              <w:t>DoD Técnico</w:t>
+            </w:r>
+            <w:r>
+              <w:rPr>
+                <w:noProof/>
+                <w:webHidden/>
+              </w:rPr>
+              <w:tab/>
+            </w:r>
+            <w:r>
+              <w:rPr>
+                <w:noProof/>
+                <w:webHidden/>
+              </w:rPr>
+              <w:fldChar w:fldCharType="begin"/>
+            </w:r>
+            <w:r>
+              <w:rPr>
+                <w:noProof/>
+                <w:webHidden/>
+              </w:rPr>
+              <w:instrText xml:space="preserve"> PAGEREF _Toc242429585 \h </w:instrText>
+            </w:r>
+            <w:r>
+              <w:rPr>
+                <w:noProof/>
+                <w:webHidden/>
+              </w:rPr>
+            </w:r>
+            <w:r>
+              <w:rPr>
+                <w:noProof/>
+                <w:webHidden/>
+              </w:rPr>
+              <w:fldChar w:fldCharType="separate"/>
+            </w:r>
+            <w:r>
+              <w:rPr>
+                <w:noProof/>
+                <w:webHidden/>
+              </w:rPr>
+              <w:t>9</w:t>
+            </w:r>
+            <w:r>
+              <w:rPr>
+                <w:noProof/>
+                <w:webHidden/>
+              </w:rPr>
+              <w:fldChar w:fldCharType="end"/>
+            </w:r>
+          </w:hyperlink>
+        </w:p>
+        <w:p>
+          <w:pPr>
+            <w:pStyle w:val="TDC2"/>
+            <w:tabs>
+              <w:tab w:val="left" w:pos="880"/>
+              <w:tab w:val="right" w:leader="dot" w:pos="8828"/>
+            </w:tabs>
+            <w:rPr>
+              <w:rFonts w:eastAsiaTheme="minorEastAsia"/>
+              <w:smallCaps w:val="0"/>
+              <w:noProof/>
+              <w:kern w:val="2"/>
+              <w:sz w:val="24"/>
+              <w:szCs w:val="24"/>
+              <w:lang w:val="es-CL" w:eastAsia="es-CL"/>
+              <w14:ligatures w14:val="standardContextual"/>
+            </w:rPr>
+          </w:pPr>
+          <w:hyperlink w:anchor="_Toc242429586" w:history="1">
+            <w:r>
+              <w:rPr>
+                <w:rStyle w:val="Hipervnculo"/>
+                <w:noProof/>
+              </w:rPr>
+              <w:t>4.9</w:t>
+            </w:r>
+            <w:r>
+              <w:rPr>
+                <w:rFonts w:eastAsiaTheme="minorEastAsia"/>
+                <w:smallCaps w:val="0"/>
+                <w:noProof/>
+                <w:kern w:val="2"/>
+                <w:sz w:val="24"/>
+                <w:szCs w:val="24"/>
+                <w:lang w:val="es-CL" w:eastAsia="es-CL"/>
+                <w14:ligatures w14:val="standardContextual"/>
+              </w:rPr>
+              <w:tab/>
+            </w:r>
+            <w:r>
+              <w:rPr>
+                <w:rStyle w:val="Hipervnculo"/>
+                <w:noProof/>
+              </w:rPr>
+              <w:t>Historia 009: Despliegue en la Nube y Entorno de Producción</w:t>
+            </w:r>
+            <w:r>
+              <w:rPr>
+                <w:noProof/>
+                <w:webHidden/>
+              </w:rPr>
+              <w:tab/>
+            </w:r>
+            <w:r>
+              <w:rPr>
+                <w:noProof/>
+                <w:webHidden/>
+              </w:rPr>
+              <w:fldChar w:fldCharType="begin"/>
+            </w:r>
+            <w:r>
+              <w:rPr>
+                <w:noProof/>
+                <w:webHidden/>
+              </w:rPr>
+              <w:instrText xml:space="preserve"> PAGEREF _Toc242429586 \h </w:instrText>
+            </w:r>
+            <w:r>
+              <w:rPr>
+                <w:noProof/>
+                <w:webHidden/>
+              </w:rPr>
+            </w:r>
+            <w:r>
+              <w:rPr>
+                <w:noProof/>
+                <w:webHidden/>
+              </w:rPr>
+              <w:fldChar w:fldCharType="separate"/>
+            </w:r>
+            <w:r>
+              <w:rPr>
+                <w:noProof/>
+                <w:webHidden/>
+              </w:rPr>
+              <w:t>10</w:t>
+            </w:r>
+            <w:r>
+              <w:rPr>
+                <w:noProof/>
+                <w:webHidden/>
+              </w:rPr>
+              <w:fldChar w:fldCharType="end"/>
+            </w:r>
+          </w:hyperlink>
+        </w:p>
+        <w:p>
+          <w:pPr>
+            <w:pStyle w:val="TDC3"/>
+            <w:tabs>
+              <w:tab w:val="left" w:pos="1320"/>
+              <w:tab w:val="right" w:leader="dot" w:pos="8828"/>
+            </w:tabs>
+            <w:rPr>
+              <w:rFonts w:eastAsiaTheme="minorEastAsia"/>
+              <w:i w:val="0"/>
+              <w:iCs w:val="0"/>
+              <w:noProof/>
+              <w:kern w:val="2"/>
+              <w:sz w:val="24"/>
+              <w:szCs w:val="24"/>
+              <w:lang w:val="es-CL" w:eastAsia="es-CL"/>
+              <w14:ligatures w14:val="standardContextual"/>
+            </w:rPr>
+          </w:pPr>
+          <w:hyperlink w:anchor="_Toc242429587" w:history="1">
+            <w:r>
+              <w:rPr>
+                <w:rStyle w:val="Hipervnculo"/>
+                <w:noProof/>
+              </w:rPr>
+              <w:t>4.9.1</w:t>
+            </w:r>
+            <w:r>
+              <w:rPr>
+                <w:rFonts w:eastAsiaTheme="minorEastAsia"/>
+                <w:i w:val="0"/>
+                <w:iCs w:val="0"/>
+                <w:noProof/>
+                <w:kern w:val="2"/>
+                <w:sz w:val="24"/>
+                <w:szCs w:val="24"/>
+                <w:lang w:val="es-CL" w:eastAsia="es-CL"/>
+                <w14:ligatures w14:val="standardContextual"/>
+              </w:rPr>
+              <w:tab/>
+            </w:r>
+            <w:r>
+              <w:rPr>
+                <w:rStyle w:val="Hipervnculo"/>
+                <w:noProof/>
+              </w:rPr>
+              <w:t>Definición</w:t>
+            </w:r>
+            <w:r>
+              <w:rPr>
+                <w:noProof/>
+                <w:webHidden/>
+              </w:rPr>
+              <w:tab/>
+            </w:r>
+            <w:r>
+              <w:rPr>
+                <w:noProof/>
+                <w:webHidden/>
+              </w:rPr>
+              <w:fldChar w:fldCharType="begin"/>
+            </w:r>
+            <w:r>
+              <w:rPr>
+                <w:noProof/>
+                <w:webHidden/>
+              </w:rPr>
+              <w:instrText xml:space="preserve"> PAGEREF _Toc242429587 \h </w:instrText>
+            </w:r>
+            <w:r>
+              <w:rPr>
+                <w:noProof/>
+                <w:webHidden/>
+              </w:rPr>
+            </w:r>
+            <w:r>
+              <w:rPr>
+                <w:noProof/>
+                <w:webHidden/>
+              </w:rPr>
+              <w:fldChar w:fldCharType="separate"/>
+            </w:r>
+            <w:r>
+              <w:rPr>
+                <w:noProof/>
+                <w:webHidden/>
+              </w:rPr>
+              <w:t>10</w:t>
+            </w:r>
+            <w:r>
+              <w:rPr>
+                <w:noProof/>
+                <w:webHidden/>
+              </w:rPr>
+              <w:fldChar w:fldCharType="end"/>
+            </w:r>
+          </w:hyperlink>
+        </w:p>
+        <w:p>
+          <w:pPr>
+            <w:pStyle w:val="TDC3"/>
+            <w:tabs>
+              <w:tab w:val="left" w:pos="1320"/>
+              <w:tab w:val="right" w:leader="dot" w:pos="8828"/>
+            </w:tabs>
+            <w:rPr>
+              <w:rFonts w:eastAsiaTheme="minorEastAsia"/>
+              <w:i w:val="0"/>
+              <w:iCs w:val="0"/>
+              <w:noProof/>
+              <w:kern w:val="2"/>
+              <w:sz w:val="24"/>
+              <w:szCs w:val="24"/>
+              <w:lang w:val="es-CL" w:eastAsia="es-CL"/>
+              <w14:ligatures w14:val="standardContextual"/>
+            </w:rPr>
+          </w:pPr>
+          <w:hyperlink w:anchor="_Toc242429588" w:history="1">
+            <w:r>
+              <w:rPr>
+                <w:rStyle w:val="Hipervnculo"/>
+                <w:noProof/>
+              </w:rPr>
+              <w:t>4.9.2</w:t>
+            </w:r>
+            <w:r>
+              <w:rPr>
+                <w:rFonts w:eastAsiaTheme="minorEastAsia"/>
+                <w:i w:val="0"/>
+                <w:iCs w:val="0"/>
+                <w:noProof/>
+                <w:kern w:val="2"/>
+                <w:sz w:val="24"/>
+                <w:szCs w:val="24"/>
+                <w:lang w:val="es-CL" w:eastAsia="es-CL"/>
+                <w14:ligatures w14:val="standardContextual"/>
+              </w:rPr>
+              <w:tab/>
+            </w:r>
+            <w:r>
+              <w:rPr>
+                <w:rStyle w:val="Hipervnculo"/>
+                <w:noProof/>
+              </w:rPr>
+              <w:t>DoD de Negocio</w:t>
+            </w:r>
+            <w:r>
+              <w:rPr>
+                <w:noProof/>
+                <w:webHidden/>
+              </w:rPr>
+              <w:tab/>
+            </w:r>
+            <w:r>
+              <w:rPr>
+                <w:noProof/>
+                <w:webHidden/>
+              </w:rPr>
+              <w:fldChar w:fldCharType="begin"/>
+            </w:r>
+            <w:r>
+              <w:rPr>
+                <w:noProof/>
+                <w:webHidden/>
+              </w:rPr>
+              <w:instrText xml:space="preserve"> PAGEREF _Toc242429588 \h </w:instrText>
+            </w:r>
+            <w:r>
+              <w:rPr>
+                <w:noProof/>
+                <w:webHidden/>
+              </w:rPr>
+            </w:r>
+            <w:r>
+              <w:rPr>
+                <w:noProof/>
+                <w:webHidden/>
+              </w:rPr>
+              <w:fldChar w:fldCharType="separate"/>
+            </w:r>
+            <w:r>
+              <w:rPr>
+                <w:noProof/>
+                <w:webHidden/>
+              </w:rPr>
+              <w:t>10</w:t>
+            </w:r>
+            <w:r>
+              <w:rPr>
+                <w:noProof/>
+                <w:webHidden/>
+              </w:rPr>
+              <w:fldChar w:fldCharType="end"/>
+            </w:r>
+          </w:hyperlink>
+        </w:p>
+        <w:p>
+          <w:pPr>
+            <w:pStyle w:val="TDC3"/>
+            <w:tabs>
+              <w:tab w:val="left" w:pos="1320"/>
+              <w:tab w:val="right" w:leader="dot" w:pos="8828"/>
+            </w:tabs>
+            <w:rPr>
+              <w:rFonts w:eastAsiaTheme="minorEastAsia"/>
+              <w:i w:val="0"/>
+              <w:iCs w:val="0"/>
+              <w:noProof/>
+              <w:kern w:val="2"/>
+              <w:sz w:val="24"/>
+              <w:szCs w:val="24"/>
+              <w:lang w:val="es-CL" w:eastAsia="es-CL"/>
+              <w14:ligatures w14:val="standardContextual"/>
+            </w:rPr>
+          </w:pPr>
+          <w:hyperlink w:anchor="_Toc242429589" w:history="1">
+            <w:r>
+              <w:rPr>
+                <w:rStyle w:val="Hipervnculo"/>
+                <w:noProof/>
+              </w:rPr>
+              <w:t>4.9.3</w:t>
+            </w:r>
+            <w:r>
+              <w:rPr>
+                <w:rFonts w:eastAsiaTheme="minorEastAsia"/>
+                <w:i w:val="0"/>
+                <w:iCs w:val="0"/>
+                <w:noProof/>
+                <w:kern w:val="2"/>
+                <w:sz w:val="24"/>
+                <w:szCs w:val="24"/>
+                <w:lang w:val="es-CL" w:eastAsia="es-CL"/>
+                <w14:ligatures w14:val="standardContextual"/>
+              </w:rPr>
+              <w:tab/>
+            </w:r>
+            <w:r>
+              <w:rPr>
+                <w:rStyle w:val="Hipervnculo"/>
+                <w:noProof/>
+              </w:rPr>
+              <w:t>DoD Técnico</w:t>
+            </w:r>
+            <w:r>
+              <w:rPr>
+                <w:noProof/>
+                <w:webHidden/>
+              </w:rPr>
+              <w:tab/>
+            </w:r>
+            <w:r>
+              <w:rPr>
+                <w:noProof/>
+                <w:webHidden/>
+              </w:rPr>
+              <w:fldChar w:fldCharType="begin"/>
+            </w:r>
+            <w:r>
+              <w:rPr>
+                <w:noProof/>
+                <w:webHidden/>
+              </w:rPr>
+              <w:instrText xml:space="preserve"> PAGEREF _Toc242429589 \h </w:instrText>
+            </w:r>
+            <w:r>
+              <w:rPr>
+                <w:noProof/>
+                <w:webHidden/>
+              </w:rPr>
+            </w:r>
+            <w:r>
+              <w:rPr>
+                <w:noProof/>
+                <w:webHidden/>
+              </w:rPr>
+              <w:fldChar w:fldCharType="separate"/>
+            </w:r>
+            <w:r>
+              <w:rPr>
+                <w:noProof/>
+                <w:webHidden/>
+              </w:rPr>
+              <w:t>10</w:t>
             </w:r>
             <w:r>
               <w:rPr>
@@ -1772,12 +4376,13 @@
         </w:rPr>
       </w:pPr>
       <w:bookmarkStart w:id="0" w:name="_Toc33411057"/>
-      <w:bookmarkStart w:id="1" w:name="_Toc241504474"/>
+      <w:bookmarkStart w:id="1" w:name="_Toc242429551"/>
       <w:r>
         <w:rPr>
           <w:rFonts w:asciiTheme="minorHAnsi" w:eastAsia="Times New Roman" w:hAnsiTheme="minorHAnsi" w:cstheme="minorHAnsi"/>
           <w:kern w:val="32"/>
         </w:rPr>
+        <w:lastRenderedPageBreak/>
         <w:t>Ficha del documento</w:t>
       </w:r>
       <w:bookmarkEnd w:id="0"/>
@@ -2077,27 +4682,7 @@
                 <w:szCs w:val="24"/>
                 <w:lang w:val="es-ES" w:eastAsia="es-ES"/>
               </w:rPr>
-              <w:t xml:space="preserve"> Done (</w:t>
-            </w:r>
-            <w:proofErr w:type="spellStart"/>
-            <w:r>
-              <w:rPr>
-                <w:rFonts w:cstheme="minorHAnsi"/>
-                <w:i/>
-                <w:szCs w:val="24"/>
-                <w:lang w:val="es-ES" w:eastAsia="es-ES"/>
-              </w:rPr>
-              <w:t>DoD</w:t>
-            </w:r>
-            <w:proofErr w:type="spellEnd"/>
-            <w:r>
-              <w:rPr>
-                <w:rFonts w:cstheme="minorHAnsi"/>
-                <w:i/>
-                <w:szCs w:val="24"/>
-                <w:lang w:val="es-ES" w:eastAsia="es-ES"/>
-              </w:rPr>
-              <w:t>) de Negocio y Técnica para el proyecto</w:t>
+              <w:t xml:space="preserve"> Done (DoD) de Negocio y Técnica para el proyecto</w:t>
             </w:r>
           </w:p>
         </w:tc>
@@ -2406,7 +4991,7 @@
       <w:pPr>
         <w:pStyle w:val="Ttulo1"/>
       </w:pPr>
-      <w:bookmarkStart w:id="2" w:name="_Toc241504475"/>
+      <w:bookmarkStart w:id="2" w:name="_Toc242429552"/>
       <w:r>
         <w:t>Integrantes:</w:t>
       </w:r>
@@ -2510,7 +5095,6 @@
                 <w:szCs w:val="24"/>
                 <w:lang w:val="es-ES" w:eastAsia="es-ES"/>
               </w:rPr>
-              <w:lastRenderedPageBreak/>
               <w:t>Ignacio Mella</w:t>
             </w:r>
           </w:p>
@@ -2537,17 +5121,74 @@
                 <w:szCs w:val="24"/>
                 <w:lang w:val="es-ES" w:eastAsia="es-ES"/>
               </w:rPr>
-              <w:t xml:space="preserve">Software </w:t>
-            </w:r>
-            <w:proofErr w:type="spellStart"/>
-            <w:r>
+              <w:t>Software Engineer</w:t>
+            </w:r>
+          </w:p>
+        </w:tc>
+      </w:tr>
+      <w:tr>
+        <w:trPr>
+          <w:trHeight w:val="465"/>
+        </w:trPr>
+        <w:tc>
+          <w:tcPr>
+            <w:tcW w:w="3539" w:type="dxa"/>
+            <w:vAlign w:val="center"/>
+          </w:tcPr>
+          <w:p>
+            <w:pPr>
+              <w:jc w:val="both"/>
               <w:rPr>
                 <w:rFonts w:asciiTheme="minorHAnsi" w:hAnsiTheme="minorHAnsi" w:cstheme="minorHAnsi"/>
                 <w:i/>
                 <w:szCs w:val="24"/>
                 <w:lang w:val="es-ES" w:eastAsia="es-ES"/>
               </w:rPr>
-              <w:t>Engineer</w:t>
+            </w:pPr>
+            <w:r>
+              <w:rPr>
+                <w:rFonts w:asciiTheme="minorHAnsi" w:hAnsiTheme="minorHAnsi" w:cstheme="minorHAnsi"/>
+                <w:i/>
+                <w:szCs w:val="24"/>
+                <w:lang w:val="es-ES" w:eastAsia="es-ES"/>
+              </w:rPr>
+              <w:t>Manuel Bustamante</w:t>
+            </w:r>
+          </w:p>
+        </w:tc>
+        <w:tc>
+          <w:tcPr>
+            <w:tcW w:w="5275" w:type="dxa"/>
+            <w:vAlign w:val="center"/>
+          </w:tcPr>
+          <w:p>
+            <w:pPr>
+              <w:jc w:val="both"/>
+              <w:rPr>
+                <w:rFonts w:asciiTheme="minorHAnsi" w:hAnsiTheme="minorHAnsi" w:cstheme="minorHAnsi"/>
+                <w:i/>
+                <w:szCs w:val="24"/>
+                <w:lang w:val="es-ES" w:eastAsia="es-ES"/>
+              </w:rPr>
+            </w:pPr>
+            <w:r>
+              <w:rPr>
+                <w:rFonts w:asciiTheme="minorHAnsi" w:hAnsiTheme="minorHAnsi" w:cstheme="minorHAnsi"/>
+                <w:i/>
+                <w:szCs w:val="24"/>
+                <w:lang w:val="es-ES" w:eastAsia="es-ES"/>
+              </w:rPr>
+              <w:t xml:space="preserve">Data </w:t>
+            </w:r>
+            <w:proofErr w:type="spellStart"/>
+            <w:r>
+              <w:rPr>
+                <w:rFonts w:asciiTheme="minorHAnsi" w:hAnsiTheme="minorHAnsi" w:cstheme="minorHAnsi"/>
+                <w:i/>
+                <w:szCs w:val="24"/>
+                <w:lang w:val="es-ES" w:eastAsia="es-ES"/>
+              </w:rPr>
+              <w:t>Scientist</w:t>
             </w:r>
             <w:proofErr w:type="spellEnd"/>
           </w:p>
@@ -2566,74 +5207,6 @@
             <w:pPr>
               <w:jc w:val="both"/>
               <w:rPr>
-                <w:rFonts w:asciiTheme="minorHAnsi" w:hAnsiTheme="minorHAnsi" w:cstheme="minorHAnsi"/>
-                <w:i/>
-                <w:szCs w:val="24"/>
-                <w:lang w:val="es-ES" w:eastAsia="es-ES"/>
-              </w:rPr>
-            </w:pPr>
-            <w:r>
-              <w:rPr>
-                <w:rFonts w:asciiTheme="minorHAnsi" w:hAnsiTheme="minorHAnsi" w:cstheme="minorHAnsi"/>
-                <w:i/>
-                <w:szCs w:val="24"/>
-                <w:lang w:val="es-ES" w:eastAsia="es-ES"/>
-              </w:rPr>
-              <w:t>Manuel Bustamante</w:t>
-            </w:r>
-          </w:p>
-        </w:tc>
-        <w:tc>
-          <w:tcPr>
-            <w:tcW w:w="5275" w:type="dxa"/>
-            <w:vAlign w:val="center"/>
-          </w:tcPr>
-          <w:p>
-            <w:pPr>
-              <w:jc w:val="both"/>
-              <w:rPr>
-                <w:rFonts w:asciiTheme="minorHAnsi" w:hAnsiTheme="minorHAnsi" w:cstheme="minorHAnsi"/>
-                <w:i/>
-                <w:szCs w:val="24"/>
-                <w:lang w:val="es-ES" w:eastAsia="es-ES"/>
-              </w:rPr>
-            </w:pPr>
-            <w:r>
-              <w:rPr>
-                <w:rFonts w:asciiTheme="minorHAnsi" w:hAnsiTheme="minorHAnsi" w:cstheme="minorHAnsi"/>
-                <w:i/>
-                <w:szCs w:val="24"/>
-                <w:lang w:val="es-ES" w:eastAsia="es-ES"/>
-              </w:rPr>
-              <w:t xml:space="preserve">Data </w:t>
-            </w:r>
-            <w:proofErr w:type="spellStart"/>
-            <w:r>
-              <w:rPr>
-                <w:rFonts w:asciiTheme="minorHAnsi" w:hAnsiTheme="minorHAnsi" w:cstheme="minorHAnsi"/>
-                <w:i/>
-                <w:szCs w:val="24"/>
-                <w:lang w:val="es-ES" w:eastAsia="es-ES"/>
-              </w:rPr>
-              <w:t>Scientist</w:t>
-            </w:r>
-            <w:proofErr w:type="spellEnd"/>
-          </w:p>
-        </w:tc>
-      </w:tr>
-      <w:tr>
-        <w:trPr>
-          <w:trHeight w:val="465"/>
-        </w:trPr>
-        <w:tc>
-          <w:tcPr>
-            <w:tcW w:w="3539" w:type="dxa"/>
-            <w:vAlign w:val="center"/>
-          </w:tcPr>
-          <w:p>
-            <w:pPr>
-              <w:jc w:val="both"/>
-              <w:rPr>
                 <w:rFonts w:cstheme="minorHAnsi"/>
                 <w:i/>
                 <w:szCs w:val="24"/>
@@ -2767,7 +5340,7 @@
           <w:rFonts w:asciiTheme="minorHAnsi" w:hAnsiTheme="minorHAnsi" w:cstheme="minorHAnsi"/>
         </w:rPr>
       </w:pPr>
-      <w:bookmarkStart w:id="3" w:name="_Toc241504476"/>
+      <w:bookmarkStart w:id="3" w:name="_Toc242429553"/>
       <w:r>
         <w:rPr>
           <w:rFonts w:asciiTheme="minorHAnsi" w:hAnsiTheme="minorHAnsi" w:cstheme="minorHAnsi"/>
@@ -2781,39 +5354,41 @@
       <w:pPr>
         <w:pStyle w:val="Ttulo2"/>
       </w:pPr>
-      <w:bookmarkStart w:id="4" w:name="_Toc238070671"/>
-      <w:bookmarkStart w:id="5" w:name="_Toc241504478"/>
-      <w:bookmarkStart w:id="6" w:name="_Toc238070670"/>
-      <w:bookmarkStart w:id="7" w:name="_Toc241504847"/>
+      <w:bookmarkStart w:id="4" w:name="_Toc238070670"/>
+      <w:bookmarkStart w:id="5" w:name="_Toc241504847"/>
+      <w:bookmarkStart w:id="6" w:name="_Toc238070671"/>
+      <w:bookmarkStart w:id="7" w:name="_Toc242429554"/>
       <w:r>
         <w:t>Historia 001</w:t>
-      </w:r>
-      <w:bookmarkEnd w:id="6"/>
-      <w:bookmarkEnd w:id="7"/>
-      <w:r>
-        <w:t xml:space="preserve">: </w:t>
-      </w:r>
-      <w:r>
-        <w:t xml:space="preserve">Configuración de la Infraestructura </w:t>
-      </w:r>
-      <w:proofErr w:type="spellStart"/>
-      <w:r>
-        <w:t>Monorepo</w:t>
-      </w:r>
-      <w:proofErr w:type="spellEnd"/>
-      <w:r>
-        <w:t xml:space="preserve"> y Comunicación Base</w:t>
-      </w:r>
-    </w:p>
-    <w:p>
-      <w:pPr>
-        <w:pStyle w:val="Ttulo3"/>
-      </w:pPr>
-      <w:r>
-        <w:t>Definición</w:t>
       </w:r>
       <w:bookmarkEnd w:id="4"/>
       <w:bookmarkEnd w:id="5"/>
+      <w:r>
+        <w:t xml:space="preserve">: </w:t>
+      </w:r>
+      <w:r>
+        <w:t xml:space="preserve">Configuración de la Infraestructura </w:t>
+      </w:r>
+      <w:proofErr w:type="spellStart"/>
+      <w:r>
+        <w:t>Monorepo</w:t>
+      </w:r>
+      <w:proofErr w:type="spellEnd"/>
+      <w:r>
+        <w:t xml:space="preserve"> y Comunicación Base</w:t>
+      </w:r>
+      <w:bookmarkEnd w:id="7"/>
+    </w:p>
+    <w:p>
+      <w:pPr>
+        <w:pStyle w:val="Ttulo3"/>
+      </w:pPr>
+      <w:bookmarkStart w:id="8" w:name="_Toc242429555"/>
+      <w:r>
+        <w:t>Definición</w:t>
+      </w:r>
+      <w:bookmarkEnd w:id="6"/>
+      <w:bookmarkEnd w:id="8"/>
     </w:p>
     <w:p>
       <w:pPr>
@@ -2825,117 +5400,60 @@
         <w:rPr>
           <w:lang w:eastAsia="es-ES"/>
         </w:rPr>
-        <w:t>Como</w:t>
-      </w:r>
-      <w:r>
-        <w:rPr>
-          <w:b/>
-          <w:bCs/>
+        <w:t xml:space="preserve">Como Administrador TI, quiero configurar una arquitectura de </w:t>
+      </w:r>
+      <w:proofErr w:type="spellStart"/>
+      <w:r>
+        <w:rPr>
           <w:lang w:eastAsia="es-ES"/>
         </w:rPr>
-        <w:t xml:space="preserve"> Administrador TI</w:t>
-      </w:r>
+        <w:t>monorepo</w:t>
+      </w:r>
+      <w:proofErr w:type="spellEnd"/>
       <w:r>
         <w:rPr>
           <w:lang w:eastAsia="es-ES"/>
         </w:rPr>
-        <w:t xml:space="preserve">, quiero </w:t>
-      </w:r>
-      <w:r>
-        <w:rPr>
-          <w:b/>
-          <w:bCs/>
+        <w:t xml:space="preserve"> con los módulos aislados de </w:t>
+      </w:r>
+      <w:proofErr w:type="spellStart"/>
+      <w:r>
+        <w:rPr>
           <w:lang w:eastAsia="es-ES"/>
         </w:rPr>
-        <w:t xml:space="preserve">configurar una arquitectura de </w:t>
+        <w:t>backend</w:t>
+      </w:r>
+      <w:proofErr w:type="spellEnd"/>
+      <w:r>
+        <w:rPr>
+          <w:lang w:eastAsia="es-ES"/>
+        </w:rPr>
+        <w:t xml:space="preserve">, </w:t>
       </w:r>
       <w:proofErr w:type="spellStart"/>
       <w:r>
         <w:rPr>
-          <w:b/>
-          <w:bCs/>
           <w:lang w:eastAsia="es-ES"/>
         </w:rPr>
-        <w:t>monorepo</w:t>
+        <w:t>frontend</w:t>
       </w:r>
       <w:proofErr w:type="spellEnd"/>
       <w:r>
         <w:rPr>
-          <w:b/>
-          <w:bCs/>
           <w:lang w:eastAsia="es-ES"/>
         </w:rPr>
-        <w:t xml:space="preserve"> con los módulos aislados de </w:t>
-      </w:r>
-      <w:proofErr w:type="spellStart"/>
-      <w:r>
-        <w:rPr>
-          <w:b/>
-          <w:bCs/>
-          <w:lang w:eastAsia="es-ES"/>
-        </w:rPr>
-        <w:t>backend</w:t>
-      </w:r>
-      <w:proofErr w:type="spellEnd"/>
-      <w:r>
-        <w:rPr>
-          <w:b/>
-          <w:bCs/>
-          <w:lang w:eastAsia="es-ES"/>
-        </w:rPr>
-        <w:t xml:space="preserve">, </w:t>
-      </w:r>
-      <w:proofErr w:type="spellStart"/>
-      <w:r>
-        <w:rPr>
-          <w:b/>
-          <w:bCs/>
-          <w:lang w:eastAsia="es-ES"/>
-        </w:rPr>
-        <w:t>frontend</w:t>
-      </w:r>
-      <w:proofErr w:type="spellEnd"/>
-      <w:r>
-        <w:rPr>
-          <w:b/>
-          <w:bCs/>
-          <w:lang w:eastAsia="es-ES"/>
-        </w:rPr>
-        <w:t xml:space="preserve"> y motor ML</w:t>
-      </w:r>
-      <w:r>
-        <w:rPr>
-          <w:lang w:eastAsia="es-ES"/>
-        </w:rPr>
-        <w:t xml:space="preserve">, para </w:t>
-      </w:r>
-      <w:r>
-        <w:rPr>
-          <w:b/>
-          <w:bCs/>
-          <w:lang w:eastAsia="es-ES"/>
-        </w:rPr>
-        <w:t>asegurar la independencia de desarrollo y permitir la comunicación inicial entre cliente y servidor</w:t>
-      </w:r>
-      <w:r>
-        <w:rPr>
-          <w:lang w:eastAsia="es-ES"/>
-        </w:rPr>
-        <w:t>.</w:t>
+        <w:t xml:space="preserve"> y motor ML, para asegurar la independencia de desarrollo y permitir la comunicación inicial entre cliente y servidor.</w:t>
       </w:r>
     </w:p>
     <w:p>
       <w:pPr>
         <w:pStyle w:val="Ttulo3"/>
       </w:pPr>
-      <w:proofErr w:type="spellStart"/>
-      <w:r>
-        <w:t>DoD</w:t>
-      </w:r>
-      <w:proofErr w:type="spellEnd"/>
-      <w:r>
-        <w:t xml:space="preserve"> de Negocio</w:t>
-      </w:r>
+      <w:bookmarkStart w:id="9" w:name="_Toc242429556"/>
+      <w:r>
+        <w:t>DoD de Negocio</w:t>
+      </w:r>
+      <w:bookmarkEnd w:id="9"/>
     </w:p>
     <w:p>
       <w:pPr>
@@ -3002,14 +5520,22 @@
         </w:rPr>
         <w:t>Ante una eventual perdida de conexión, la pantalla muestra un mensaje amigable e informativo que explica el problema sin interrumpir la navegación y trabajo del usuario</w:t>
       </w:r>
+      <w:r>
+        <w:rPr>
+          <w:lang w:val="es-ES" w:eastAsia="es-ES"/>
+        </w:rPr>
+        <w:t>.</w:t>
+      </w:r>
     </w:p>
     <w:p>
       <w:pPr>
         <w:pStyle w:val="Ttulo3"/>
       </w:pPr>
+      <w:bookmarkStart w:id="10" w:name="_Toc242429557"/>
       <w:r>
         <w:t>DoD Técnico</w:t>
       </w:r>
+      <w:bookmarkEnd w:id="10"/>
     </w:p>
     <w:p>
       <w:pPr>
@@ -3031,18 +5557,13 @@
       </w:r>
       <w:proofErr w:type="spellEnd"/>
       <w:r>
-        <w:t xml:space="preserve"> organizada en carpetas independientes </w:t>
-      </w:r>
-      <w:proofErr w:type="gramStart"/>
-      <w:r>
-        <w:t xml:space="preserve">( </w:t>
+        <w:t xml:space="preserve"> organizada en carpetas independientes (</w:t>
       </w:r>
       <w:proofErr w:type="spellStart"/>
       <w:r>
         <w:t>backend</w:t>
       </w:r>
       <w:proofErr w:type="spellEnd"/>
-      <w:proofErr w:type="gramEnd"/>
       <w:r>
         <w:t xml:space="preserve">/, </w:t>
       </w:r>
@@ -3068,23 +5589,7 @@
       </w:r>
       <w:proofErr w:type="spellEnd"/>
       <w:r>
-        <w:t xml:space="preserve">/Manuel y </w:t>
-      </w:r>
-      <w:proofErr w:type="spellStart"/>
-      <w:r>
-        <w:t>Features</w:t>
-      </w:r>
-      <w:proofErr w:type="spellEnd"/>
-      <w:r>
-        <w:t xml:space="preserve">/Ignacio, siendo fusionadas mediante </w:t>
-      </w:r>
-      <w:proofErr w:type="spellStart"/>
-      <w:r>
-        <w:t>Pull</w:t>
-      </w:r>
-      <w:proofErr w:type="spellEnd"/>
-      <w:r>
-        <w:t xml:space="preserve"> </w:t>
+        <w:t xml:space="preserve">/Manuel y Features/Ignacio, siendo fusionadas mediante Pull </w:t>
       </w:r>
       <w:proofErr w:type="spellStart"/>
       <w:r>
@@ -3106,6 +5611,9 @@
       <w:r>
         <w:t>Servidores locales ejecutándose en puertos dedicados (Node.js/Express en 4000 y Next.js en 3000) sin colisiones de red</w:t>
       </w:r>
+      <w:r>
+        <w:t>.</w:t>
+      </w:r>
     </w:p>
     <w:p>
       <w:pPr>
@@ -3154,39 +5662,51 @@
       </w:r>
       <w:proofErr w:type="spellEnd"/>
       <w:r>
-        <w:t>/, variables .</w:t>
+        <w:t xml:space="preserve">/, </w:t>
+      </w:r>
+      <w:proofErr w:type="gramStart"/>
+      <w:r>
+        <w:t>variables .</w:t>
       </w:r>
       <w:proofErr w:type="spellStart"/>
       <w:r>
         <w:t>env</w:t>
       </w:r>
       <w:proofErr w:type="spellEnd"/>
+      <w:proofErr w:type="gramEnd"/>
       <w:r>
         <w:t xml:space="preserve"> y archivos temporales</w:t>
       </w:r>
+      <w:r>
+        <w:t>.</w:t>
+      </w:r>
     </w:p>
     <w:p>
       <w:pPr>
         <w:pStyle w:val="Ttulo2"/>
       </w:pPr>
-      <w:bookmarkStart w:id="8" w:name="_Toc238070673"/>
-      <w:bookmarkStart w:id="9" w:name="_Toc241504850"/>
+      <w:bookmarkStart w:id="11" w:name="_Toc238070673"/>
+      <w:bookmarkStart w:id="12" w:name="_Toc241504850"/>
+      <w:bookmarkStart w:id="13" w:name="_Toc242429558"/>
       <w:r>
         <w:t>Historia 002</w:t>
       </w:r>
-      <w:bookmarkEnd w:id="8"/>
-      <w:bookmarkEnd w:id="9"/>
+      <w:bookmarkEnd w:id="11"/>
+      <w:bookmarkEnd w:id="12"/>
       <w:r>
         <w:t>: Registro transaccional de Ventas y Compras</w:t>
       </w:r>
+      <w:bookmarkEnd w:id="13"/>
     </w:p>
     <w:p>
       <w:pPr>
         <w:pStyle w:val="Ttulo3"/>
       </w:pPr>
+      <w:bookmarkStart w:id="14" w:name="_Toc242429559"/>
       <w:r>
         <w:t>Definición</w:t>
       </w:r>
+      <w:bookmarkEnd w:id="14"/>
     </w:p>
     <w:p>
       <w:pPr>
@@ -3200,14 +5720,22 @@
         </w:rPr>
         <w:t>Como Encargado de Inventario / Operador de Caja, quiero registrar los movimientos diarios de ventas y las recepciones de compras de mercancía, para mantener la trazabilidad del stock físico en tiempo real</w:t>
       </w:r>
+      <w:r>
+        <w:rPr>
+          <w:lang w:val="es-ES" w:eastAsia="es-ES"/>
+        </w:rPr>
+        <w:t>.</w:t>
+      </w:r>
     </w:p>
     <w:p>
       <w:pPr>
         <w:pStyle w:val="Ttulo3"/>
       </w:pPr>
+      <w:bookmarkStart w:id="15" w:name="_Toc242429560"/>
       <w:r>
         <w:t>DoD de Negocio</w:t>
       </w:r>
+      <w:bookmarkEnd w:id="15"/>
     </w:p>
     <w:p>
       <w:pPr>
@@ -3232,6 +5760,12 @@
         </w:rPr>
         <w:t>Operador de caja puede registrar ventas y compras ingresando el tipo de corte de carne, la cantidad en kilos o unidades, el precio y la fecha/hora de la transacción</w:t>
       </w:r>
+      <w:r>
+        <w:rPr>
+          <w:lang w:val="es-ES" w:eastAsia="es-ES"/>
+        </w:rPr>
+        <w:t>.</w:t>
+      </w:r>
     </w:p>
     <w:p>
       <w:pPr>
@@ -3248,6 +5782,7 @@
         <w:rPr>
           <w:lang w:val="es-ES" w:eastAsia="es-ES"/>
         </w:rPr>
+        <w:lastRenderedPageBreak/>
         <w:t xml:space="preserve">El sistema </w:t>
       </w:r>
       <w:r>
@@ -3255,6 +5790,12 @@
           <w:lang w:val="es-ES" w:eastAsia="es-ES"/>
         </w:rPr>
         <w:t>actualiza de forma inmediata el nivel de inventario disponible al confirmar cada operación, garantizando que el stock en pantalla refleje la existencia física real de la tienda</w:t>
+      </w:r>
+      <w:r>
+        <w:rPr>
+          <w:lang w:val="es-ES" w:eastAsia="es-ES"/>
+        </w:rPr>
+        <w:t>.</w:t>
       </w:r>
     </w:p>
     <w:p>
@@ -3272,7 +5813,6 @@
         <w:rPr>
           <w:lang w:val="es-ES" w:eastAsia="es-ES"/>
         </w:rPr>
-        <w:lastRenderedPageBreak/>
         <w:t xml:space="preserve">El sistema </w:t>
       </w:r>
       <w:r>
@@ -3312,9 +5852,11 @@
       <w:pPr>
         <w:pStyle w:val="Ttulo3"/>
       </w:pPr>
+      <w:bookmarkStart w:id="16" w:name="_Toc242429561"/>
       <w:r>
         <w:t>DoD Técnico</w:t>
       </w:r>
+      <w:bookmarkEnd w:id="16"/>
     </w:p>
     <w:p>
       <w:pPr>
@@ -3327,6 +5869,9 @@
       <w:r>
         <w:t>Bloques transaccionales deben ser implementados en el servidor API REST para asegurar la actualización de inventario</w:t>
       </w:r>
+      <w:r>
+        <w:t>.</w:t>
+      </w:r>
     </w:p>
     <w:p>
       <w:pPr>
@@ -3371,6 +5916,9 @@
       <w:r>
         <w:t>Módulos de rutas y controladores del servidor documentados en el repositorio</w:t>
       </w:r>
+      <w:r>
+        <w:t>.</w:t>
+      </w:r>
     </w:p>
     <w:p/>
     <w:p/>
@@ -3378,17 +5926,21 @@
       <w:pPr>
         <w:pStyle w:val="Ttulo2"/>
       </w:pPr>
+      <w:bookmarkStart w:id="17" w:name="_Toc242429562"/>
       <w:r>
         <w:t>Historia 003: Modelo Relacional y Persistencia de Inventario en base de datos</w:t>
       </w:r>
+      <w:bookmarkEnd w:id="17"/>
     </w:p>
     <w:p>
       <w:pPr>
         <w:pStyle w:val="Ttulo3"/>
       </w:pPr>
+      <w:bookmarkStart w:id="18" w:name="_Toc242429563"/>
       <w:r>
         <w:t>Definición</w:t>
       </w:r>
+      <w:bookmarkEnd w:id="18"/>
     </w:p>
     <w:p>
       <w:pPr>
@@ -3400,35 +5952,18 @@
         <w:rPr>
           <w:lang w:val="es-ES" w:eastAsia="es-ES"/>
         </w:rPr>
-        <w:t xml:space="preserve">Como Software </w:t>
-      </w:r>
-      <w:proofErr w:type="spellStart"/>
-      <w:r>
-        <w:rPr>
-          <w:lang w:val="es-ES" w:eastAsia="es-ES"/>
-        </w:rPr>
-        <w:t>Engineer</w:t>
-      </w:r>
-      <w:proofErr w:type="spellEnd"/>
-      <w:r>
-        <w:rPr>
-          <w:lang w:val="es-ES" w:eastAsia="es-ES"/>
-        </w:rPr>
-        <w:t>, quiero diseñar e implementar el modelo de base de datos relacional (MER) en PostgreSQL, para garantizar la consistencia de los datos y sus transacciones, productos y proveedores.</w:t>
+        <w:t>Como Software Engineer, quiero diseñar e implementar el modelo de base de datos relacional (MER) en PostgreSQL, para garantizar la consistencia de los datos y sus transacciones, productos y proveedores.</w:t>
       </w:r>
     </w:p>
     <w:p>
       <w:pPr>
         <w:pStyle w:val="Ttulo3"/>
       </w:pPr>
-      <w:proofErr w:type="spellStart"/>
-      <w:r>
-        <w:t>DoD</w:t>
-      </w:r>
-      <w:proofErr w:type="spellEnd"/>
-      <w:r>
-        <w:t xml:space="preserve"> de Negocio</w:t>
-      </w:r>
+      <w:bookmarkStart w:id="19" w:name="_Toc242429564"/>
+      <w:r>
+        <w:t>DoD de Negocio</w:t>
+      </w:r>
+      <w:bookmarkEnd w:id="19"/>
     </w:p>
     <w:p>
       <w:pPr>
@@ -3445,13 +5980,7 @@
         <w:rPr>
           <w:lang w:val="es-ES" w:eastAsia="es-ES"/>
         </w:rPr>
-        <w:t>E</w:t>
-      </w:r>
-      <w:r>
-        <w:rPr>
-          <w:lang w:val="es-ES" w:eastAsia="es-ES"/>
-        </w:rPr>
-        <w:t>l negocio cuenta con un registro organizado e inalterable que resguarda el catálogo de cortes de carnes, el historial de ventas, las compras y la lista de proveedores con sus días de respuesta.</w:t>
+        <w:t>El negocio cuenta con un registro organizado e inalterable que resguarda el catálogo de cortes de carnes, el historial de ventas, las compras y la lista de proveedores con sus días de respuesta.</w:t>
       </w:r>
     </w:p>
     <w:p>
@@ -3487,13 +6016,7 @@
         <w:rPr>
           <w:lang w:val="es-ES" w:eastAsia="es-ES"/>
         </w:rPr>
-        <w:t xml:space="preserve">El </w:t>
-      </w:r>
-      <w:r>
-        <w:rPr>
-          <w:lang w:val="es-ES" w:eastAsia="es-ES"/>
-        </w:rPr>
-        <w:t>sistema protege el historial del negocio impidiendo eliminar accidentalmente productos o proveedores que tengan ventas o compras registradas en el pasado.</w:t>
+        <w:t>El sistema protege el historial del negocio impidiendo eliminar accidentalmente productos o proveedores que tengan ventas o compras registradas en el pasado.</w:t>
       </w:r>
     </w:p>
     <w:p>
@@ -3524,14 +6047,12 @@
       <w:pPr>
         <w:pStyle w:val="Ttulo3"/>
       </w:pPr>
-      <w:proofErr w:type="spellStart"/>
-      <w:r>
-        <w:t>DoD</w:t>
-      </w:r>
-      <w:proofErr w:type="spellEnd"/>
-      <w:r>
-        <w:t xml:space="preserve"> Técnico</w:t>
-      </w:r>
+      <w:bookmarkStart w:id="20" w:name="_Toc242429565"/>
+      <w:r>
+        <w:lastRenderedPageBreak/>
+        <w:t>DoD Técnico</w:t>
+      </w:r>
+      <w:bookmarkEnd w:id="20"/>
     </w:p>
     <w:p>
       <w:pPr>
@@ -3554,7 +6075,6 @@
         </w:numPr>
       </w:pPr>
       <w:r>
-        <w:lastRenderedPageBreak/>
         <w:t>Scripts DDL en SQL para la creación de tablas, llaves primarias (PK), llaves foráneas (FK) e índices de búsqueda frecuente agregados al repositorio.</w:t>
       </w:r>
     </w:p>
@@ -3599,14 +6119,9 @@
       <w:pPr>
         <w:pStyle w:val="Ttulo2"/>
       </w:pPr>
-      <w:r>
-        <w:t>Historia 00</w:t>
-      </w:r>
-      <w:r>
-        <w:t>4</w:t>
-      </w:r>
-      <w:r>
-        <w:t xml:space="preserve">: </w:t>
+      <w:bookmarkStart w:id="21" w:name="_Toc242429566"/>
+      <w:r>
+        <w:t xml:space="preserve">Historia 004: </w:t>
       </w:r>
       <w:r>
         <w:t xml:space="preserve">Ingesta, Limpieza y </w:t>
@@ -3627,14 +6142,17 @@
       <w:r>
         <w:t xml:space="preserve"> de Datos Históricos (2022-2024)</w:t>
       </w:r>
+      <w:bookmarkEnd w:id="21"/>
     </w:p>
     <w:p>
       <w:pPr>
         <w:pStyle w:val="Ttulo3"/>
       </w:pPr>
+      <w:bookmarkStart w:id="22" w:name="_Toc242429567"/>
       <w:r>
         <w:t>Definición</w:t>
       </w:r>
+      <w:bookmarkEnd w:id="22"/>
     </w:p>
     <w:p>
       <w:pPr>
@@ -3650,8 +6168,6 @@
       </w:r>
       <w:r>
         <w:rPr>
-          <w:b/>
-          <w:bCs/>
           <w:lang w:eastAsia="es-ES"/>
         </w:rPr>
         <w:t xml:space="preserve">Data </w:t>
@@ -3659,8 +6175,6 @@
       <w:proofErr w:type="spellStart"/>
       <w:r>
         <w:rPr>
-          <w:b/>
-          <w:bCs/>
           <w:lang w:eastAsia="es-ES"/>
         </w:rPr>
         <w:t>Scientist</w:t>
@@ -3670,67 +6184,32 @@
         <w:rPr>
           <w:lang w:eastAsia="es-ES"/>
         </w:rPr>
-        <w:t xml:space="preserve">, quiero </w:t>
-      </w:r>
-      <w:r>
-        <w:rPr>
-          <w:b/>
-          <w:bCs/>
+        <w:t xml:space="preserve">, quiero limpiar el </w:t>
+      </w:r>
+      <w:proofErr w:type="spellStart"/>
+      <w:r>
+        <w:rPr>
           <w:lang w:eastAsia="es-ES"/>
         </w:rPr>
-        <w:t xml:space="preserve">limpiar el </w:t>
-      </w:r>
-      <w:proofErr w:type="spellStart"/>
-      <w:r>
-        <w:rPr>
-          <w:b/>
-          <w:bCs/>
+        <w:t>dataset</w:t>
+      </w:r>
+      <w:proofErr w:type="spellEnd"/>
+      <w:r>
+        <w:rPr>
           <w:lang w:eastAsia="es-ES"/>
         </w:rPr>
-        <w:t>dataset</w:t>
-      </w:r>
-      <w:proofErr w:type="spellEnd"/>
-      <w:r>
-        <w:rPr>
-          <w:b/>
-          <w:bCs/>
-          <w:lang w:eastAsia="es-ES"/>
-        </w:rPr>
-        <w:t xml:space="preserve"> histórico de ventas (2022-2024) y generar variables explicativas de estacionalidad</w:t>
-      </w:r>
-      <w:r>
-        <w:rPr>
-          <w:lang w:eastAsia="es-ES"/>
-        </w:rPr>
-        <w:t xml:space="preserve">, para </w:t>
-      </w:r>
-      <w:r>
-        <w:rPr>
-          <w:b/>
-          <w:bCs/>
-          <w:lang w:eastAsia="es-ES"/>
-        </w:rPr>
-        <w:t>entrenar el modelo predictivo con datos de calidad</w:t>
-      </w:r>
-      <w:r>
-        <w:rPr>
-          <w:lang w:eastAsia="es-ES"/>
-        </w:rPr>
-        <w:t>.</w:t>
+        <w:t xml:space="preserve"> histórico de ventas (2022-2024) y generar variables explicativas de estacionalidad, para entrenar el modelo predictivo con datos de calidad.</w:t>
       </w:r>
     </w:p>
     <w:p>
       <w:pPr>
         <w:pStyle w:val="Ttulo3"/>
       </w:pPr>
-      <w:proofErr w:type="spellStart"/>
-      <w:r>
-        <w:t>DoD</w:t>
-      </w:r>
-      <w:proofErr w:type="spellEnd"/>
-      <w:r>
-        <w:t xml:space="preserve"> de Negocio</w:t>
-      </w:r>
+      <w:bookmarkStart w:id="23" w:name="_Toc242429568"/>
+      <w:r>
+        <w:t>DoD de Negocio</w:t>
+      </w:r>
+      <w:bookmarkEnd w:id="23"/>
     </w:p>
     <w:p>
       <w:pPr>
@@ -3747,13 +6226,7 @@
         <w:rPr>
           <w:lang w:val="es-ES" w:eastAsia="es-ES"/>
         </w:rPr>
-        <w:t xml:space="preserve">El </w:t>
-      </w:r>
-      <w:r>
-        <w:rPr>
-          <w:lang w:val="es-ES" w:eastAsia="es-ES"/>
-        </w:rPr>
-        <w:t xml:space="preserve">análisis de datos consolida el historial real de </w:t>
+        <w:t xml:space="preserve">El análisis de datos consolida el historial real de </w:t>
       </w:r>
       <w:r>
         <w:rPr>
@@ -3813,13 +6286,7 @@
         <w:rPr>
           <w:lang w:val="es-ES" w:eastAsia="es-ES"/>
         </w:rPr>
-        <w:t xml:space="preserve">El </w:t>
-      </w:r>
-      <w:r>
-        <w:rPr>
-          <w:lang w:val="es-ES" w:eastAsia="es-ES"/>
-        </w:rPr>
-        <w:t xml:space="preserve">historial excluye el periodo de pandemia (2020-2021) para evitar distorsionar las proyecciones con patrones </w:t>
+        <w:t xml:space="preserve">El historial excluye el periodo de pandemia (2020-2021) para evitar distorsionar las proyecciones con patrones </w:t>
       </w:r>
       <w:proofErr w:type="spellStart"/>
       <w:r>
@@ -3858,14 +6325,11 @@
       <w:pPr>
         <w:pStyle w:val="Ttulo3"/>
       </w:pPr>
-      <w:proofErr w:type="spellStart"/>
-      <w:r>
-        <w:t>DoD</w:t>
-      </w:r>
-      <w:proofErr w:type="spellEnd"/>
-      <w:r>
-        <w:t xml:space="preserve"> Técnico</w:t>
-      </w:r>
+      <w:bookmarkStart w:id="24" w:name="_Toc242429569"/>
+      <w:r>
+        <w:t>DoD Técnico</w:t>
+      </w:r>
+      <w:bookmarkEnd w:id="24"/>
     </w:p>
     <w:p>
       <w:pPr>
@@ -3995,27 +6459,24 @@
       <w:pPr>
         <w:pStyle w:val="Ttulo2"/>
       </w:pPr>
-      <w:r>
-        <w:lastRenderedPageBreak/>
-        <w:t>Historia 00</w:t>
-      </w:r>
-      <w:r>
-        <w:t>5</w:t>
-      </w:r>
-      <w:r>
-        <w:t xml:space="preserve">: </w:t>
+      <w:bookmarkStart w:id="25" w:name="_Toc242429570"/>
+      <w:r>
+        <w:t xml:space="preserve">Historia 005: </w:t>
       </w:r>
       <w:r>
         <w:t>Entrenamiento y Evaluación del Modelo Predictivo de Demanda</w:t>
       </w:r>
+      <w:bookmarkEnd w:id="25"/>
     </w:p>
     <w:p>
       <w:pPr>
         <w:pStyle w:val="Ttulo3"/>
       </w:pPr>
+      <w:bookmarkStart w:id="26" w:name="_Toc242429571"/>
       <w:r>
         <w:t>Definición</w:t>
       </w:r>
+      <w:bookmarkEnd w:id="26"/>
     </w:p>
     <w:p>
       <w:pPr>
@@ -4031,8 +6492,6 @@
       </w:r>
       <w:r>
         <w:rPr>
-          <w:b/>
-          <w:bCs/>
           <w:lang w:eastAsia="es-ES"/>
         </w:rPr>
         <w:t xml:space="preserve">Data </w:t>
@@ -4040,8 +6499,6 @@
       <w:proofErr w:type="spellStart"/>
       <w:r>
         <w:rPr>
-          <w:b/>
-          <w:bCs/>
           <w:lang w:eastAsia="es-ES"/>
         </w:rPr>
         <w:t>Scientist</w:t>
@@ -4049,8 +6506,6 @@
       <w:proofErr w:type="spellEnd"/>
       <w:r>
         <w:rPr>
-          <w:b/>
-          <w:bCs/>
           <w:lang w:eastAsia="es-ES"/>
         </w:rPr>
         <w:t>, quiero entrenar algoritmos de regresión supervisada con los datos 2022-2023 y evaluarlos con el periodo 2024, para proyectar la demanda futura en kilogramos con alta precisión.</w:t>
@@ -4060,14 +6515,11 @@
       <w:pPr>
         <w:pStyle w:val="Ttulo3"/>
       </w:pPr>
-      <w:proofErr w:type="spellStart"/>
-      <w:r>
-        <w:t>DoD</w:t>
-      </w:r>
-      <w:proofErr w:type="spellEnd"/>
-      <w:r>
-        <w:t xml:space="preserve"> de Negocio</w:t>
-      </w:r>
+      <w:bookmarkStart w:id="27" w:name="_Toc242429572"/>
+      <w:r>
+        <w:t>DoD de Negocio</w:t>
+      </w:r>
+      <w:bookmarkEnd w:id="27"/>
     </w:p>
     <w:p>
       <w:pPr>
@@ -4181,14 +6633,11 @@
       <w:pPr>
         <w:pStyle w:val="Ttulo3"/>
       </w:pPr>
-      <w:proofErr w:type="spellStart"/>
-      <w:r>
-        <w:t>DoD</w:t>
-      </w:r>
-      <w:proofErr w:type="spellEnd"/>
-      <w:r>
-        <w:t xml:space="preserve"> Técnico</w:t>
-      </w:r>
+      <w:bookmarkStart w:id="28" w:name="_Toc242429573"/>
+      <w:r>
+        <w:t>DoD Técnico</w:t>
+      </w:r>
+      <w:bookmarkEnd w:id="28"/>
     </w:p>
     <w:p>
       <w:pPr>
@@ -4202,15 +6651,7 @@
         <w:t xml:space="preserve">Comparación </w:t>
       </w:r>
       <w:r>
-        <w:t xml:space="preserve">de algoritmos de regresión supervisada (ej. Regresión Lineal vs. </w:t>
-      </w:r>
-      <w:proofErr w:type="spellStart"/>
-      <w:r>
-        <w:t>Random</w:t>
-      </w:r>
-      <w:proofErr w:type="spellEnd"/>
-      <w:r>
-        <w:t xml:space="preserve"> Forest) evaluados con la métrica Error Medio Absoluto (MAE).</w:t>
+        <w:t>de algoritmos de regresión supervisada (ej. Regresión Lineal vs. Random Forest) evaluados con la métrica Error Medio Absoluto (MAE).</w:t>
       </w:r>
     </w:p>
     <w:p>
@@ -4253,13 +6694,18 @@
       <w:proofErr w:type="spellEnd"/>
       <w:proofErr w:type="gramEnd"/>
       <w:r>
-        <w:t xml:space="preserve"> o .</w:t>
+        <w:t xml:space="preserve"> </w:t>
+      </w:r>
+      <w:proofErr w:type="gramStart"/>
+      <w:r>
+        <w:t>o .</w:t>
       </w:r>
       <w:proofErr w:type="spellStart"/>
       <w:r>
         <w:t>joblib</w:t>
       </w:r>
       <w:proofErr w:type="spellEnd"/>
+      <w:proofErr w:type="gramEnd"/>
       <w:r>
         <w:t>) en ml-</w:t>
       </w:r>
@@ -4308,26 +6754,24 @@
       <w:pPr>
         <w:pStyle w:val="Ttulo2"/>
       </w:pPr>
-      <w:r>
-        <w:t>Historia 00</w:t>
-      </w:r>
-      <w:r>
-        <w:t>6</w:t>
-      </w:r>
-      <w:r>
-        <w:t xml:space="preserve">: </w:t>
+      <w:bookmarkStart w:id="29" w:name="_Toc242429574"/>
+      <w:r>
+        <w:t xml:space="preserve">Historia 006: </w:t>
       </w:r>
       <w:r>
         <w:t>Motor de Reglas de Negocio para Alertas y Recomendaciones de Compra</w:t>
       </w:r>
+      <w:bookmarkEnd w:id="29"/>
     </w:p>
     <w:p>
       <w:pPr>
         <w:pStyle w:val="Ttulo3"/>
       </w:pPr>
+      <w:bookmarkStart w:id="30" w:name="_Toc242429575"/>
       <w:r>
         <w:t>Definición</w:t>
       </w:r>
+      <w:bookmarkEnd w:id="30"/>
     </w:p>
     <w:p>
       <w:pPr>
@@ -4343,8 +6787,6 @@
       </w:r>
       <w:r>
         <w:rPr>
-          <w:b/>
-          <w:bCs/>
           <w:lang w:eastAsia="es-ES"/>
         </w:rPr>
         <w:t>Dueño / Administrador de la Carnicería, quiero recibir alertas de quiebre de stock y sugerencias automáticas de pedidos, para comprar la cantidad exacta considerando los tiempos de entrega del proveedor.</w:t>
@@ -4354,14 +6796,12 @@
       <w:pPr>
         <w:pStyle w:val="Ttulo3"/>
       </w:pPr>
-      <w:proofErr w:type="spellStart"/>
-      <w:r>
-        <w:t>DoD</w:t>
-      </w:r>
-      <w:proofErr w:type="spellEnd"/>
-      <w:r>
-        <w:t xml:space="preserve"> de Negocio</w:t>
-      </w:r>
+      <w:bookmarkStart w:id="31" w:name="_Toc242429576"/>
+      <w:r>
+        <w:lastRenderedPageBreak/>
+        <w:t>DoD de Negocio</w:t>
+      </w:r>
+      <w:bookmarkEnd w:id="31"/>
     </w:p>
     <w:p>
       <w:pPr>
@@ -4408,7 +6848,6 @@
         <w:rPr>
           <w:lang w:val="es-ES" w:eastAsia="es-ES"/>
         </w:rPr>
-        <w:lastRenderedPageBreak/>
         <w:t xml:space="preserve">Las </w:t>
       </w:r>
       <w:r>
@@ -4484,14 +6923,11 @@
       <w:pPr>
         <w:pStyle w:val="Ttulo3"/>
       </w:pPr>
-      <w:proofErr w:type="spellStart"/>
-      <w:r>
-        <w:t>DoD</w:t>
-      </w:r>
-      <w:proofErr w:type="spellEnd"/>
-      <w:r>
-        <w:t xml:space="preserve"> Técnico</w:t>
-      </w:r>
+      <w:bookmarkStart w:id="32" w:name="_Toc242429577"/>
+      <w:r>
+        <w:t>DoD Técnico</w:t>
+      </w:r>
+      <w:bookmarkEnd w:id="32"/>
     </w:p>
     <w:p>
       <w:pPr>
@@ -4520,13 +6956,7 @@
         <w:t xml:space="preserve">Cobertura </w:t>
       </w:r>
       <w:r>
-        <w:t xml:space="preserve">de pruebas unitarias que evalúan </w:t>
-      </w:r>
-      <w:r>
-        <w:t>escenarios bordes</w:t>
-      </w:r>
-      <w:r>
-        <w:t xml:space="preserve"> (stock en cero, picos de demanda estacional, tiempos de respuesta extendidos de proveedores).</w:t>
+        <w:t>de pruebas unitarias que evalúan escenarios bordes (stock en cero, picos de demanda estacional, tiempos de respuesta extendidos de proveedores).</w:t>
       </w:r>
     </w:p>
     <w:p>
@@ -4564,14 +6994,9 @@
       <w:pPr>
         <w:pStyle w:val="Ttulo2"/>
       </w:pPr>
-      <w:r>
-        <w:t>Historia 00</w:t>
-      </w:r>
-      <w:r>
-        <w:t>7</w:t>
-      </w:r>
-      <w:r>
-        <w:t xml:space="preserve">: </w:t>
+      <w:bookmarkStart w:id="33" w:name="_Toc242429578"/>
+      <w:r>
+        <w:t xml:space="preserve">Historia 007: </w:t>
       </w:r>
       <w:r>
         <w:t xml:space="preserve">Integración Asíncrona </w:t>
@@ -4592,14 +7017,17 @@
       <w:r>
         <w:t>)</w:t>
       </w:r>
+      <w:bookmarkEnd w:id="33"/>
     </w:p>
     <w:p>
       <w:pPr>
         <w:pStyle w:val="Ttulo3"/>
       </w:pPr>
+      <w:bookmarkStart w:id="34" w:name="_Toc242429579"/>
       <w:r>
         <w:t>Definición</w:t>
       </w:r>
+      <w:bookmarkEnd w:id="34"/>
     </w:p>
     <w:p>
       <w:pPr>
@@ -4615,46 +7043,22 @@
       </w:r>
       <w:r>
         <w:rPr>
-          <w:b/>
-          <w:bCs/>
           <w:lang w:eastAsia="es-ES"/>
         </w:rPr>
-        <w:t xml:space="preserve">Software </w:t>
+        <w:t xml:space="preserve">Software Engineer, quiero conectar el servidor Express con los scripts de Python mediante </w:t>
       </w:r>
       <w:proofErr w:type="spellStart"/>
       <w:r>
         <w:rPr>
-          <w:b/>
-          <w:bCs/>
           <w:lang w:eastAsia="es-ES"/>
         </w:rPr>
-        <w:t>Engineer</w:t>
+        <w:t>child_process</w:t>
       </w:r>
       <w:proofErr w:type="spellEnd"/>
       <w:r>
         <w:rPr>
-          <w:b/>
-          <w:bCs/>
           <w:lang w:eastAsia="es-ES"/>
         </w:rPr>
-        <w:t xml:space="preserve">, quiero conectar el servidor Express con los scripts de Python mediante </w:t>
-      </w:r>
-      <w:proofErr w:type="spellStart"/>
-      <w:r>
-        <w:rPr>
-          <w:b/>
-          <w:bCs/>
-          <w:lang w:eastAsia="es-ES"/>
-        </w:rPr>
-        <w:t>child_process</w:t>
-      </w:r>
-      <w:proofErr w:type="spellEnd"/>
-      <w:r>
-        <w:rPr>
-          <w:b/>
-          <w:bCs/>
-          <w:lang w:eastAsia="es-ES"/>
-        </w:rPr>
         <w:t>, para ejecutar el modelo predictivo desde las rutas de la API REST sin bloquear el servidor.</w:t>
       </w:r>
     </w:p>
@@ -4662,14 +7066,11 @@
       <w:pPr>
         <w:pStyle w:val="Ttulo3"/>
       </w:pPr>
-      <w:proofErr w:type="spellStart"/>
-      <w:r>
-        <w:t>DoD</w:t>
-      </w:r>
-      <w:proofErr w:type="spellEnd"/>
-      <w:r>
-        <w:t xml:space="preserve"> de Negocio</w:t>
-      </w:r>
+      <w:bookmarkStart w:id="35" w:name="_Toc242429580"/>
+      <w:r>
+        <w:t>DoD de Negocio</w:t>
+      </w:r>
+      <w:bookmarkEnd w:id="35"/>
     </w:p>
     <w:p>
       <w:pPr>
@@ -4777,14 +7178,12 @@
       <w:pPr>
         <w:pStyle w:val="Ttulo3"/>
       </w:pPr>
-      <w:proofErr w:type="spellStart"/>
-      <w:r>
-        <w:t>DoD</w:t>
-      </w:r>
-      <w:proofErr w:type="spellEnd"/>
-      <w:r>
-        <w:t xml:space="preserve"> Técnico</w:t>
-      </w:r>
+      <w:bookmarkStart w:id="36" w:name="_Toc242429581"/>
+      <w:r>
+        <w:lastRenderedPageBreak/>
+        <w:t>DoD Técnico</w:t>
+      </w:r>
+      <w:bookmarkEnd w:id="36"/>
     </w:p>
     <w:p>
       <w:pPr>
@@ -4831,7 +7230,6 @@
         </w:numPr>
       </w:pPr>
       <w:r>
-        <w:lastRenderedPageBreak/>
         <w:t xml:space="preserve">Tiempo </w:t>
       </w:r>
       <w:r>
@@ -4911,11 +7309,9 @@
       <w:pPr>
         <w:pStyle w:val="Ttulo2"/>
       </w:pPr>
-      <w:r>
-        <w:t>Historia 00</w:t>
-      </w:r>
-      <w:r>
-        <w:t xml:space="preserve">8: </w:t>
+      <w:bookmarkStart w:id="37" w:name="_Toc242429582"/>
+      <w:r>
+        <w:t xml:space="preserve">Historia 008: </w:t>
       </w:r>
       <w:proofErr w:type="spellStart"/>
       <w:r>
@@ -4925,14 +7321,17 @@
       <w:r>
         <w:t xml:space="preserve"> Ejecutivo de Inventario y Alertas en Next.js</w:t>
       </w:r>
+      <w:bookmarkEnd w:id="37"/>
     </w:p>
     <w:p>
       <w:pPr>
         <w:pStyle w:val="Ttulo3"/>
       </w:pPr>
+      <w:bookmarkStart w:id="38" w:name="_Toc242429583"/>
       <w:r>
         <w:t>Definición</w:t>
       </w:r>
+      <w:bookmarkEnd w:id="38"/>
     </w:p>
     <w:p>
       <w:pPr>
@@ -4948,8 +7347,6 @@
       </w:r>
       <w:r>
         <w:rPr>
-          <w:b/>
-          <w:bCs/>
           <w:lang w:eastAsia="es-ES"/>
         </w:rPr>
         <w:t>Dueño / Administrador de la Carnicería, quiero visualizar en un panel web interactivo el estado del inventario, gráficos de tendencia y tarjetas de sugerencias de compra, para tomar decisiones rápidas de manera visual.</w:t>
@@ -4959,14 +7356,11 @@
       <w:pPr>
         <w:pStyle w:val="Ttulo3"/>
       </w:pPr>
-      <w:proofErr w:type="spellStart"/>
-      <w:r>
-        <w:t>DoD</w:t>
-      </w:r>
-      <w:proofErr w:type="spellEnd"/>
-      <w:r>
-        <w:t xml:space="preserve"> de Negocio</w:t>
-      </w:r>
+      <w:bookmarkStart w:id="39" w:name="_Toc242429584"/>
+      <w:r>
+        <w:t>DoD de Negocio</w:t>
+      </w:r>
+      <w:bookmarkEnd w:id="39"/>
     </w:p>
     <w:p>
       <w:pPr>
@@ -5068,14 +7462,11 @@
       <w:pPr>
         <w:pStyle w:val="Ttulo3"/>
       </w:pPr>
-      <w:proofErr w:type="spellStart"/>
-      <w:r>
-        <w:t>DoD</w:t>
-      </w:r>
-      <w:proofErr w:type="spellEnd"/>
-      <w:r>
-        <w:t xml:space="preserve"> Técnico</w:t>
-      </w:r>
+      <w:bookmarkStart w:id="40" w:name="_Toc242429585"/>
+      <w:r>
+        <w:t>DoD Técnico</w:t>
+      </w:r>
+      <w:bookmarkEnd w:id="40"/>
     </w:p>
     <w:p>
       <w:pPr>
@@ -5194,27 +7585,25 @@
       <w:pPr>
         <w:pStyle w:val="Ttulo2"/>
       </w:pPr>
+      <w:bookmarkStart w:id="41" w:name="_Toc242429586"/>
       <w:r>
         <w:lastRenderedPageBreak/>
-        <w:t>Historia 00</w:t>
-      </w:r>
-      <w:r>
-        <w:t>9</w:t>
-      </w:r>
-      <w:r>
-        <w:t xml:space="preserve">: </w:t>
+        <w:t xml:space="preserve">Historia 009: </w:t>
       </w:r>
       <w:r>
         <w:t>Despliegue en la Nube y Entorno de Producción</w:t>
       </w:r>
+      <w:bookmarkEnd w:id="41"/>
     </w:p>
     <w:p>
       <w:pPr>
         <w:pStyle w:val="Ttulo3"/>
       </w:pPr>
+      <w:bookmarkStart w:id="42" w:name="_Toc242429587"/>
       <w:r>
         <w:t>Definición</w:t>
       </w:r>
+      <w:bookmarkEnd w:id="42"/>
     </w:p>
     <w:p>
       <w:pPr>
@@ -5230,33 +7619,20 @@
       </w:r>
       <w:r>
         <w:rPr>
-          <w:b/>
-          <w:bCs/>
           <w:lang w:eastAsia="es-ES"/>
         </w:rPr>
-        <w:t>Administrador TI,</w:t>
-      </w:r>
-      <w:r>
-        <w:rPr>
-          <w:b/>
-          <w:bCs/>
-          <w:lang w:eastAsia="es-ES"/>
-        </w:rPr>
-        <w:t xml:space="preserve"> quiero desplegar la aplicación web integrada en una infraestructura en la nube, para asegurar el acceso remoto y la disponibilidad continua del sistema.</w:t>
+        <w:t>Administrador TI, quiero desplegar la aplicación web integrada en una infraestructura en la nube, para asegurar el acceso remoto y la disponibilidad continua del sistema.</w:t>
       </w:r>
     </w:p>
     <w:p>
       <w:pPr>
         <w:pStyle w:val="Ttulo3"/>
       </w:pPr>
-      <w:proofErr w:type="spellStart"/>
-      <w:r>
-        <w:t>DoD</w:t>
-      </w:r>
-      <w:proofErr w:type="spellEnd"/>
-      <w:r>
-        <w:t xml:space="preserve"> de Negocio</w:t>
-      </w:r>
+      <w:bookmarkStart w:id="43" w:name="_Toc242429588"/>
+      <w:r>
+        <w:t>DoD de Negocio</w:t>
+      </w:r>
+      <w:bookmarkEnd w:id="43"/>
     </w:p>
     <w:p>
       <w:pPr>
@@ -5358,14 +7734,11 @@
       <w:pPr>
         <w:pStyle w:val="Ttulo3"/>
       </w:pPr>
-      <w:proofErr w:type="spellStart"/>
-      <w:r>
-        <w:t>DoD</w:t>
-      </w:r>
-      <w:proofErr w:type="spellEnd"/>
-      <w:r>
-        <w:t xml:space="preserve"> Técnico</w:t>
-      </w:r>
+      <w:bookmarkStart w:id="44" w:name="_Toc242429589"/>
+      <w:r>
+        <w:t>DoD Técnico</w:t>
+      </w:r>
+      <w:bookmarkEnd w:id="44"/>
     </w:p>
     <w:p>
       <w:pPr>
@@ -5376,10 +7749,7 @@
         </w:numPr>
       </w:pPr>
       <w:r>
-        <w:t>In</w:t>
-      </w:r>
-      <w:r>
-        <w:t xml:space="preserve">stancia </w:t>
+        <w:t xml:space="preserve">Instancia </w:t>
       </w:r>
       <w:r>
         <w:t>de base de datos PostgreSQL alojada en un servicio</w:t>
@@ -5449,15 +7819,29 @@
       <w:r>
         <w:t xml:space="preserve">de integración </w:t>
       </w:r>
-      <w:proofErr w:type="spellStart"/>
       <w:r>
         <w:rPr>
           <w:i/>
           <w:iCs/>
         </w:rPr>
-        <w:t>End-to-End</w:t>
+        <w:t>End-</w:t>
+      </w:r>
+      <w:proofErr w:type="spellStart"/>
+      <w:r>
+        <w:rPr>
+          <w:i/>
+          <w:iCs/>
+        </w:rPr>
+        <w:t>to</w:t>
       </w:r>
       <w:proofErr w:type="spellEnd"/>
+      <w:r>
+        <w:rPr>
+          <w:i/>
+          <w:iCs/>
+        </w:rPr>
+        <w:t>-End</w:t>
+      </w:r>
       <w:r>
         <w:t xml:space="preserve"> (E2E) aprobadas exitosamente sobre la URL pública de producción.</w:t>
       </w:r>
@@ -5501,7 +7885,7 @@
 </file>
 
 <file path=word/endnotes.xml><?xml version="1.0" encoding="utf-8"?>
-<w:endnotes xmlns:wpc="http://schemas.microsoft.com/office/word/2010/wordprocessingCanvas" xmlns:cx="http://schemas.microsoft.com/office/drawing/2014/chartex" xmlns:cx1="http://schemas.microsoft.com/office/drawing/2015/9/8/chartex" xmlns:cx2="http://schemas.microsoft.com/office/drawing/2015/10/21/chartex" xmlns:cx3="http://schemas.microsoft.com/office/drawing/2016/5/9/chartex" xmlns:cx4="http://schemas.microsoft.com/office/drawing/2016/5/10/chartex" xmlns:cx5="http://schemas.microsoft.com/office/drawing/2016/5/11/chartex" xmlns:cx6="http://schemas.microsoft.com/office/drawing/2016/5/12/chartex" xmlns:cx7="http://schemas.microsoft.com/office/drawing/2016/5/13/chartex" xmlns:cx8="http://schemas.microsoft.com/office/drawing/2016/5/14/chartex" xmlns:mc="http://schemas.openxmlformats.org/markup-compatibility/2006" xmlns:aink="http://schemas.microsoft.com/office/drawing/2016/ink" xmlns:am3d="http://schemas.microsoft.com/office/drawing/2017/model3d" xmlns:o="urn:schemas-microsoft-com:office:office" xmlns:oel="http://schemas.microsoft.com/office/2019/extlst" xmlns:r="http://schemas.openxmlformats.org/officeDocument/2006/relationships" xmlns:m="http://schemas.openxmlformats.org/officeDocument/2006/math" xmlns:v="urn:schemas-microsoft-com:vml" xmlns:wp14="http://schemas.microsoft.com/office/word/2010/wordprocessingDrawing" xmlns:wp="http://schemas.openxmlformats.org/drawingml/2006/wordprocessingDrawing" xmlns:w10="urn:schemas-microsoft-com:office:word" xmlns:w="http://schemas.openxmlformats.org/wordprocessingml/2006/main" xmlns:w14="http://schemas.microsoft.com/office/word/2010/wordml" xmlns:w15="http://schemas.microsoft.com/office/word/2012/wordml" xmlns:w16cex="http://schemas.microsoft.com/office/word/2018/wordml/cex" xmlns:w16cid="http://schemas.microsoft.com/office/word/2016/wordml/cid" xmlns:w16="http://schemas.microsoft.com/office/word/2018/wordml" xmlns:w16sdtdh="http://schemas.microsoft.com/office/word/2020/wordml/sdtdatahash" xmlns:w16se="http://schemas.microsoft.com/office/word/2015/wordml/symex" xmlns:wpg="http://schemas.microsoft.com/office/word/2010/wordprocessingGroup" xmlns:wpi="http://schemas.microsoft.com/office/word/2010/wordprocessingInk" xmlns:wne="http://schemas.microsoft.com/office/word/2006/wordml" xmlns:wps="http://schemas.microsoft.com/office/word/2010/wordprocessingShape" mc:Ignorable="w14 w15 w16se w16cid w16 w16cex w16sdtdh wp14">
+<w:endnotes xmlns:wpc="http://schemas.microsoft.com/office/word/2010/wordprocessingCanvas" xmlns:cx="http://schemas.microsoft.com/office/drawing/2014/chartex" xmlns:cx1="http://schemas.microsoft.com/office/drawing/2015/9/8/chartex" xmlns:cx2="http://schemas.microsoft.com/office/drawing/2015/10/21/chartex" xmlns:cx3="http://schemas.microsoft.com/office/drawing/2016/5/9/chartex" xmlns:cx4="http://schemas.microsoft.com/office/drawing/2016/5/10/chartex" xmlns:cx5="http://schemas.microsoft.com/office/drawing/2016/5/11/chartex" xmlns:cx6="http://schemas.microsoft.com/office/drawing/2016/5/12/chartex" xmlns:cx7="http://schemas.microsoft.com/office/drawing/2016/5/13/chartex" xmlns:cx8="http://schemas.microsoft.com/office/drawing/2016/5/14/chartex" xmlns:mc="http://schemas.openxmlformats.org/markup-compatibility/2006" xmlns:aink="http://schemas.microsoft.com/office/drawing/2016/ink" xmlns:am3d="http://schemas.microsoft.com/office/drawing/2017/model3d" xmlns:o="urn:schemas-microsoft-com:office:office" xmlns:oel="http://schemas.microsoft.com/office/2019/extlst" xmlns:r="http://schemas.openxmlformats.org/officeDocument/2006/relationships" xmlns:m="http://schemas.openxmlformats.org/officeDocument/2006/math" xmlns:v="urn:schemas-microsoft-com:vml" xmlns:wp14="http://schemas.microsoft.com/office/word/2010/wordprocessingDrawing" xmlns:wp="http://schemas.openxmlformats.org/drawingml/2006/wordprocessingDrawing" xmlns:w10="urn:schemas-microsoft-com:office:word" xmlns:w="http://schemas.openxmlformats.org/wordprocessingml/2006/main" xmlns:w14="http://schemas.microsoft.com/office/word/2010/wordml" xmlns:w15="http://schemas.microsoft.com/office/word/2012/wordml" xmlns:w16cex="http://schemas.microsoft.com/office/word/2018/wordml/cex" xmlns:w16cid="http://schemas.microsoft.com/office/word/2016/wordml/cid" xmlns:w16="http://schemas.microsoft.com/office/word/2018/wordml" xmlns:w16du="http://schemas.microsoft.com/office/word/2023/wordml/word16du" xmlns:w16sdtdh="http://schemas.microsoft.com/office/word/2020/wordml/sdtdatahash" xmlns:w16sdtfl="http://schemas.microsoft.com/office/word/2024/wordml/sdtformatlock" xmlns:w16se="http://schemas.microsoft.com/office/word/2015/wordml/symex" xmlns:wpg="http://schemas.microsoft.com/office/word/2010/wordprocessingGroup" xmlns:wpi="http://schemas.microsoft.com/office/word/2010/wordprocessingInk" xmlns:wne="http://schemas.microsoft.com/office/word/2006/wordml" xmlns:wps="http://schemas.microsoft.com/office/word/2010/wordprocessingShape" mc:Ignorable="w14 w15 w16se w16cid w16 w16cex w16sdtdh w16sdtfl w16du wp14">
   <w:endnote w:type="separator" w:id="-1">
     <w:p>
       <w:pPr>
@@ -5526,7 +7910,7 @@
 </file>
 
 <file path=word/footer1.xml><?xml version="1.0" encoding="utf-8"?>
-<w:ftr xmlns:wpc="http://schemas.microsoft.com/office/word/2010/wordprocessingCanvas" xmlns:cx="http://schemas.microsoft.com/office/drawing/2014/chartex" xmlns:cx1="http://schemas.microsoft.com/office/drawing/2015/9/8/chartex" xmlns:cx2="http://schemas.microsoft.com/office/drawing/2015/10/21/chartex" xmlns:cx3="http://schemas.microsoft.com/office/drawing/2016/5/9/chartex" xmlns:cx4="http://schemas.microsoft.com/office/drawing/2016/5/10/chartex" xmlns:cx5="http://schemas.microsoft.com/office/drawing/2016/5/11/chartex" xmlns:cx6="http://schemas.microsoft.com/office/drawing/2016/5/12/chartex" xmlns:cx7="http://schemas.microsoft.com/office/drawing/2016/5/13/chartex" xmlns:cx8="http://schemas.microsoft.com/office/drawing/2016/5/14/chartex" xmlns:mc="http://schemas.openxmlformats.org/markup-compatibility/2006" xmlns:aink="http://schemas.microsoft.com/office/drawing/2016/ink" xmlns:am3d="http://schemas.microsoft.com/office/drawing/2017/model3d" xmlns:o="urn:schemas-microsoft-com:office:office" xmlns:oel="http://schemas.microsoft.com/office/2019/extlst" xmlns:r="http://schemas.openxmlformats.org/officeDocument/2006/relationships" xmlns:m="http://schemas.openxmlformats.org/officeDocument/2006/math" xmlns:v="urn:schemas-microsoft-com:vml" xmlns:wp14="http://schemas.microsoft.com/office/word/2010/wordprocessingDrawing" xmlns:wp="http://schemas.openxmlformats.org/drawingml/2006/wordprocessingDrawing" xmlns:w10="urn:schemas-microsoft-com:office:word" xmlns:w="http://schemas.openxmlformats.org/wordprocessingml/2006/main" xmlns:w14="http://schemas.microsoft.com/office/word/2010/wordml" xmlns:w15="http://schemas.microsoft.com/office/word/2012/wordml" xmlns:w16cex="http://schemas.microsoft.com/office/word/2018/wordml/cex" xmlns:w16cid="http://schemas.microsoft.com/office/word/2016/wordml/cid" xmlns:w16="http://schemas.microsoft.com/office/word/2018/wordml" xmlns:w16sdtdh="http://schemas.microsoft.com/office/word/2020/wordml/sdtdatahash" xmlns:w16se="http://schemas.microsoft.com/office/word/2015/wordml/symex" xmlns:wpg="http://schemas.microsoft.com/office/word/2010/wordprocessingGroup" xmlns:wpi="http://schemas.microsoft.com/office/word/2010/wordprocessingInk" xmlns:wne="http://schemas.microsoft.com/office/word/2006/wordml" xmlns:wps="http://schemas.microsoft.com/office/word/2010/wordprocessingShape" mc:Ignorable="w14 w15 w16se w16cid w16 w16cex w16sdtdh wp14">
+<w:ftr xmlns:wpc="http://schemas.microsoft.com/office/word/2010/wordprocessingCanvas" xmlns:cx="http://schemas.microsoft.com/office/drawing/2014/chartex" xmlns:cx1="http://schemas.microsoft.com/office/drawing/2015/9/8/chartex" xmlns:cx2="http://schemas.microsoft.com/office/drawing/2015/10/21/chartex" xmlns:cx3="http://schemas.microsoft.com/office/drawing/2016/5/9/chartex" xmlns:cx4="http://schemas.microsoft.com/office/drawing/2016/5/10/chartex" xmlns:cx5="http://schemas.microsoft.com/office/drawing/2016/5/11/chartex" xmlns:cx6="http://schemas.microsoft.com/office/drawing/2016/5/12/chartex" xmlns:cx7="http://schemas.microsoft.com/office/drawing/2016/5/13/chartex" xmlns:cx8="http://schemas.microsoft.com/office/drawing/2016/5/14/chartex" xmlns:mc="http://schemas.openxmlformats.org/markup-compatibility/2006" xmlns:aink="http://schemas.microsoft.com/office/drawing/2016/ink" xmlns:am3d="http://schemas.microsoft.com/office/drawing/2017/model3d" xmlns:o="urn:schemas-microsoft-com:office:office" xmlns:oel="http://schemas.microsoft.com/office/2019/extlst" xmlns:r="http://schemas.openxmlformats.org/officeDocument/2006/relationships" xmlns:m="http://schemas.openxmlformats.org/officeDocument/2006/math" xmlns:v="urn:schemas-microsoft-com:vml" xmlns:wp14="http://schemas.microsoft.com/office/word/2010/wordprocessingDrawing" xmlns:wp="http://schemas.openxmlformats.org/drawingml/2006/wordprocessingDrawing" xmlns:w10="urn:schemas-microsoft-com:office:word" xmlns:w="http://schemas.openxmlformats.org/wordprocessingml/2006/main" xmlns:w14="http://schemas.microsoft.com/office/word/2010/wordml" xmlns:w15="http://schemas.microsoft.com/office/word/2012/wordml" xmlns:w16cex="http://schemas.microsoft.com/office/word/2018/wordml/cex" xmlns:w16cid="http://schemas.microsoft.com/office/word/2016/wordml/cid" xmlns:w16="http://schemas.microsoft.com/office/word/2018/wordml" xmlns:w16du="http://schemas.microsoft.com/office/word/2023/wordml/word16du" xmlns:w16sdtdh="http://schemas.microsoft.com/office/word/2020/wordml/sdtdatahash" xmlns:w16sdtfl="http://schemas.microsoft.com/office/word/2024/wordml/sdtformatlock" xmlns:w16se="http://schemas.microsoft.com/office/word/2015/wordml/symex" xmlns:wpg="http://schemas.microsoft.com/office/word/2010/wordprocessingGroup" xmlns:wpi="http://schemas.microsoft.com/office/word/2010/wordprocessingInk" xmlns:wne="http://schemas.microsoft.com/office/word/2006/wordml" xmlns:wps="http://schemas.microsoft.com/office/word/2010/wordprocessingShape" mc:Ignorable="w14 w15 w16se w16cid w16 w16cex w16sdtdh w16sdtfl w16du wp14">
   <w:p>
     <w:pPr>
       <w:pStyle w:val="Piedepgina"/>
@@ -5536,7 +7920,7 @@
 </file>
 
 <file path=word/footer2.xml><?xml version="1.0" encoding="utf-8"?>
-<w:ftr xmlns:wpc="http://schemas.microsoft.com/office/word/2010/wordprocessingCanvas" xmlns:cx="http://schemas.microsoft.com/office/drawing/2014/chartex" xmlns:cx1="http://schemas.microsoft.com/office/drawing/2015/9/8/chartex" xmlns:cx2="http://schemas.microsoft.com/office/drawing/2015/10/21/chartex" xmlns:cx3="http://schemas.microsoft.com/office/drawing/2016/5/9/chartex" xmlns:cx4="http://schemas.microsoft.com/office/drawing/2016/5/10/chartex" xmlns:cx5="http://schemas.microsoft.com/office/drawing/2016/5/11/chartex" xmlns:cx6="http://schemas.microsoft.com/office/drawing/2016/5/12/chartex" xmlns:cx7="http://schemas.microsoft.com/office/drawing/2016/5/13/chartex" xmlns:cx8="http://schemas.microsoft.com/office/drawing/2016/5/14/chartex" xmlns:mc="http://schemas.openxmlformats.org/markup-compatibility/2006" xmlns:aink="http://schemas.microsoft.com/office/drawing/2016/ink" xmlns:am3d="http://schemas.microsoft.com/office/drawing/2017/model3d" xmlns:o="urn:schemas-microsoft-com:office:office" xmlns:oel="http://schemas.microsoft.com/office/2019/extlst" xmlns:r="http://schemas.openxmlformats.org/officeDocument/2006/relationships" xmlns:m="http://schemas.openxmlformats.org/officeDocument/2006/math" xmlns:v="urn:schemas-microsoft-com:vml" xmlns:wp14="http://schemas.microsoft.com/office/word/2010/wordprocessingDrawing" xmlns:wp="http://schemas.openxmlformats.org/drawingml/2006/wordprocessingDrawing" xmlns:w10="urn:schemas-microsoft-com:office:word" xmlns:w="http://schemas.openxmlformats.org/wordprocessingml/2006/main" xmlns:w14="http://schemas.microsoft.com/office/word/2010/wordml" xmlns:w15="http://schemas.microsoft.com/office/word/2012/wordml" xmlns:w16cex="http://schemas.microsoft.com/office/word/2018/wordml/cex" xmlns:w16cid="http://schemas.microsoft.com/office/word/2016/wordml/cid" xmlns:w16="http://schemas.microsoft.com/office/word/2018/wordml" xmlns:w16sdtdh="http://schemas.microsoft.com/office/word/2020/wordml/sdtdatahash" xmlns:w16se="http://schemas.microsoft.com/office/word/2015/wordml/symex" xmlns:wpg="http://schemas.microsoft.com/office/word/2010/wordprocessingGroup" xmlns:wpi="http://schemas.microsoft.com/office/word/2010/wordprocessingInk" xmlns:wne="http://schemas.microsoft.com/office/word/2006/wordml" xmlns:wps="http://schemas.microsoft.com/office/word/2010/wordprocessingShape" mc:Ignorable="w14 w15 w16se w16cid w16 w16cex w16sdtdh wp14">
+<w:ftr xmlns:wpc="http://schemas.microsoft.com/office/word/2010/wordprocessingCanvas" xmlns:cx="http://schemas.microsoft.com/office/drawing/2014/chartex" xmlns:cx1="http://schemas.microsoft.com/office/drawing/2015/9/8/chartex" xmlns:cx2="http://schemas.microsoft.com/office/drawing/2015/10/21/chartex" xmlns:cx3="http://schemas.microsoft.com/office/drawing/2016/5/9/chartex" xmlns:cx4="http://schemas.microsoft.com/office/drawing/2016/5/10/chartex" xmlns:cx5="http://schemas.microsoft.com/office/drawing/2016/5/11/chartex" xmlns:cx6="http://schemas.microsoft.com/office/drawing/2016/5/12/chartex" xmlns:cx7="http://schemas.microsoft.com/office/drawing/2016/5/13/chartex" xmlns:cx8="http://schemas.microsoft.com/office/drawing/2016/5/14/chartex" xmlns:mc="http://schemas.openxmlformats.org/markup-compatibility/2006" xmlns:aink="http://schemas.microsoft.com/office/drawing/2016/ink" xmlns:am3d="http://schemas.microsoft.com/office/drawing/2017/model3d" xmlns:o="urn:schemas-microsoft-com:office:office" xmlns:oel="http://schemas.microsoft.com/office/2019/extlst" xmlns:r="http://schemas.openxmlformats.org/officeDocument/2006/relationships" xmlns:m="http://schemas.openxmlformats.org/officeDocument/2006/math" xmlns:v="urn:schemas-microsoft-com:vml" xmlns:wp14="http://schemas.microsoft.com/office/word/2010/wordprocessingDrawing" xmlns:wp="http://schemas.openxmlformats.org/drawingml/2006/wordprocessingDrawing" xmlns:w10="urn:schemas-microsoft-com:office:word" xmlns:w="http://schemas.openxmlformats.org/wordprocessingml/2006/main" xmlns:w14="http://schemas.microsoft.com/office/word/2010/wordml" xmlns:w15="http://schemas.microsoft.com/office/word/2012/wordml" xmlns:w16cex="http://schemas.microsoft.com/office/word/2018/wordml/cex" xmlns:w16cid="http://schemas.microsoft.com/office/word/2016/wordml/cid" xmlns:w16="http://schemas.microsoft.com/office/word/2018/wordml" xmlns:w16du="http://schemas.microsoft.com/office/word/2023/wordml/word16du" xmlns:w16sdtdh="http://schemas.microsoft.com/office/word/2020/wordml/sdtdatahash" xmlns:w16sdtfl="http://schemas.microsoft.com/office/word/2024/wordml/sdtformatlock" xmlns:w16se="http://schemas.microsoft.com/office/word/2015/wordml/symex" xmlns:wpg="http://schemas.microsoft.com/office/word/2010/wordprocessingGroup" xmlns:wpi="http://schemas.microsoft.com/office/word/2010/wordprocessingInk" xmlns:wne="http://schemas.microsoft.com/office/word/2006/wordml" xmlns:wps="http://schemas.microsoft.com/office/word/2010/wordprocessingShape" mc:Ignorable="w14 w15 w16se w16cid w16 w16cex w16sdtdh w16sdtfl w16du wp14">
   <w:sdt>
     <w:sdtPr>
       <w:id w:val="14532529"/>
@@ -5584,7 +7968,7 @@
 </file>
 
 <file path=word/footer3.xml><?xml version="1.0" encoding="utf-8"?>
-<w:ftr xmlns:wpc="http://schemas.microsoft.com/office/word/2010/wordprocessingCanvas" xmlns:cx="http://schemas.microsoft.com/office/drawing/2014/chartex" xmlns:cx1="http://schemas.microsoft.com/office/drawing/2015/9/8/chartex" xmlns:cx2="http://schemas.microsoft.com/office/drawing/2015/10/21/chartex" xmlns:cx3="http://schemas.microsoft.com/office/drawing/2016/5/9/chartex" xmlns:cx4="http://schemas.microsoft.com/office/drawing/2016/5/10/chartex" xmlns:cx5="http://schemas.microsoft.com/office/drawing/2016/5/11/chartex" xmlns:cx6="http://schemas.microsoft.com/office/drawing/2016/5/12/chartex" xmlns:cx7="http://schemas.microsoft.com/office/drawing/2016/5/13/chartex" xmlns:cx8="http://schemas.microsoft.com/office/drawing/2016/5/14/chartex" xmlns:mc="http://schemas.openxmlformats.org/markup-compatibility/2006" xmlns:aink="http://schemas.microsoft.com/office/drawing/2016/ink" xmlns:am3d="http://schemas.microsoft.com/office/drawing/2017/model3d" xmlns:o="urn:schemas-microsoft-com:office:office" xmlns:oel="http://schemas.microsoft.com/office/2019/extlst" xmlns:r="http://schemas.openxmlformats.org/officeDocument/2006/relationships" xmlns:m="http://schemas.openxmlformats.org/officeDocument/2006/math" xmlns:v="urn:schemas-microsoft-com:vml" xmlns:wp14="http://schemas.microsoft.com/office/word/2010/wordprocessingDrawing" xmlns:wp="http://schemas.openxmlformats.org/drawingml/2006/wordprocessingDrawing" xmlns:w10="urn:schemas-microsoft-com:office:word" xmlns:w="http://schemas.openxmlformats.org/wordprocessingml/2006/main" xmlns:w14="http://schemas.microsoft.com/office/word/2010/wordml" xmlns:w15="http://schemas.microsoft.com/office/word/2012/wordml" xmlns:w16cex="http://schemas.microsoft.com/office/word/2018/wordml/cex" xmlns:w16cid="http://schemas.microsoft.com/office/word/2016/wordml/cid" xmlns:w16="http://schemas.microsoft.com/office/word/2018/wordml" xmlns:w16sdtdh="http://schemas.microsoft.com/office/word/2020/wordml/sdtdatahash" xmlns:w16se="http://schemas.microsoft.com/office/word/2015/wordml/symex" xmlns:wpg="http://schemas.microsoft.com/office/word/2010/wordprocessingGroup" xmlns:wpi="http://schemas.microsoft.com/office/word/2010/wordprocessingInk" xmlns:wne="http://schemas.microsoft.com/office/word/2006/wordml" xmlns:wps="http://schemas.microsoft.com/office/word/2010/wordprocessingShape" mc:Ignorable="w14 w15 w16se w16cid w16 w16cex w16sdtdh wp14">
+<w:ftr xmlns:wpc="http://schemas.microsoft.com/office/word/2010/wordprocessingCanvas" xmlns:cx="http://schemas.microsoft.com/office/drawing/2014/chartex" xmlns:cx1="http://schemas.microsoft.com/office/drawing/2015/9/8/chartex" xmlns:cx2="http://schemas.microsoft.com/office/drawing/2015/10/21/chartex" xmlns:cx3="http://schemas.microsoft.com/office/drawing/2016/5/9/chartex" xmlns:cx4="http://schemas.microsoft.com/office/drawing/2016/5/10/chartex" xmlns:cx5="http://schemas.microsoft.com/office/drawing/2016/5/11/chartex" xmlns:cx6="http://schemas.microsoft.com/office/drawing/2016/5/12/chartex" xmlns:cx7="http://schemas.microsoft.com/office/drawing/2016/5/13/chartex" xmlns:cx8="http://schemas.microsoft.com/office/drawing/2016/5/14/chartex" xmlns:mc="http://schemas.openxmlformats.org/markup-compatibility/2006" xmlns:aink="http://schemas.microsoft.com/office/drawing/2016/ink" xmlns:am3d="http://schemas.microsoft.com/office/drawing/2017/model3d" xmlns:o="urn:schemas-microsoft-com:office:office" xmlns:oel="http://schemas.microsoft.com/office/2019/extlst" xmlns:r="http://schemas.openxmlformats.org/officeDocument/2006/relationships" xmlns:m="http://schemas.openxmlformats.org/officeDocument/2006/math" xmlns:v="urn:schemas-microsoft-com:vml" xmlns:wp14="http://schemas.microsoft.com/office/word/2010/wordprocessingDrawing" xmlns:wp="http://schemas.openxmlformats.org/drawingml/2006/wordprocessingDrawing" xmlns:w10="urn:schemas-microsoft-com:office:word" xmlns:w="http://schemas.openxmlformats.org/wordprocessingml/2006/main" xmlns:w14="http://schemas.microsoft.com/office/word/2010/wordml" xmlns:w15="http://schemas.microsoft.com/office/word/2012/wordml" xmlns:w16cex="http://schemas.microsoft.com/office/word/2018/wordml/cex" xmlns:w16cid="http://schemas.microsoft.com/office/word/2016/wordml/cid" xmlns:w16="http://schemas.microsoft.com/office/word/2018/wordml" xmlns:w16du="http://schemas.microsoft.com/office/word/2023/wordml/word16du" xmlns:w16sdtdh="http://schemas.microsoft.com/office/word/2020/wordml/sdtdatahash" xmlns:w16sdtfl="http://schemas.microsoft.com/office/word/2024/wordml/sdtformatlock" xmlns:w16se="http://schemas.microsoft.com/office/word/2015/wordml/symex" xmlns:wpg="http://schemas.microsoft.com/office/word/2010/wordprocessingGroup" xmlns:wpi="http://schemas.microsoft.com/office/word/2010/wordprocessingInk" xmlns:wne="http://schemas.microsoft.com/office/word/2006/wordml" xmlns:wps="http://schemas.microsoft.com/office/word/2010/wordprocessingShape" mc:Ignorable="w14 w15 w16se w16cid w16 w16cex w16sdtdh w16sdtfl w16du wp14">
   <w:p>
     <w:pPr>
       <w:pStyle w:val="Piedepgina"/>
@@ -5594,7 +7978,7 @@
 </file>
 
 <file path=word/footnotes.xml><?xml version="1.0" encoding="utf-8"?>
-<w:footnotes xmlns:wpc="http://schemas.microsoft.com/office/word/2010/wordprocessingCanvas" xmlns:cx="http://schemas.microsoft.com/office/drawing/2014/chartex" xmlns:cx1="http://schemas.microsoft.com/office/drawing/2015/9/8/chartex" xmlns:cx2="http://schemas.microsoft.com/office/drawing/2015/10/21/chartex" xmlns:cx3="http://schemas.microsoft.com/office/drawing/2016/5/9/chartex" xmlns:cx4="http://schemas.microsoft.com/office/drawing/2016/5/10/chartex" xmlns:cx5="http://schemas.microsoft.com/office/drawing/2016/5/11/chartex" xmlns:cx6="http://schemas.microsoft.com/office/drawing/2016/5/12/chartex" xmlns:cx7="http://schemas.microsoft.com/office/drawing/2016/5/13/chartex" xmlns:cx8="http://schemas.microsoft.com/office/drawing/2016/5/14/chartex" xmlns:mc="http://schemas.openxmlformats.org/markup-compatibility/2006" xmlns:aink="http://schemas.microsoft.com/office/drawing/2016/ink" xmlns:am3d="http://schemas.microsoft.com/office/drawing/2017/model3d" xmlns:o="urn:schemas-microsoft-com:office:office" xmlns:oel="http://schemas.microsoft.com/office/2019/extlst" xmlns:r="http://schemas.openxmlformats.org/officeDocument/2006/relationships" xmlns:m="http://schemas.openxmlformats.org/officeDocument/2006/math" xmlns:v="urn:schemas-microsoft-com:vml" xmlns:wp14="http://schemas.microsoft.com/office/word/2010/wordprocessingDrawing" xmlns:wp="http://schemas.openxmlformats.org/drawingml/2006/wordprocessingDrawing" xmlns:w10="urn:schemas-microsoft-com:office:word" xmlns:w="http://schemas.openxmlformats.org/wordprocessingml/2006/main" xmlns:w14="http://schemas.microsoft.com/office/word/2010/wordml" xmlns:w15="http://schemas.microsoft.com/office/word/2012/wordml" xmlns:w16cex="http://schemas.microsoft.com/office/word/2018/wordml/cex" xmlns:w16cid="http://schemas.microsoft.com/office/word/2016/wordml/cid" xmlns:w16="http://schemas.microsoft.com/office/word/2018/wordml" xmlns:w16sdtdh="http://schemas.microsoft.com/office/word/2020/wordml/sdtdatahash" xmlns:w16se="http://schemas.microsoft.com/office/word/2015/wordml/symex" xmlns:wpg="http://schemas.microsoft.com/office/word/2010/wordprocessingGroup" xmlns:wpi="http://schemas.microsoft.com/office/word/2010/wordprocessingInk" xmlns:wne="http://schemas.microsoft.com/office/word/2006/wordml" xmlns:wps="http://schemas.microsoft.com/office/word/2010/wordprocessingShape" mc:Ignorable="w14 w15 w16se w16cid w16 w16cex w16sdtdh wp14">
+<w:footnotes xmlns:wpc="http://schemas.microsoft.com/office/word/2010/wordprocessingCanvas" xmlns:cx="http://schemas.microsoft.com/office/drawing/2014/chartex" xmlns:cx1="http://schemas.microsoft.com/office/drawing/2015/9/8/chartex" xmlns:cx2="http://schemas.microsoft.com/office/drawing/2015/10/21/chartex" xmlns:cx3="http://schemas.microsoft.com/office/drawing/2016/5/9/chartex" xmlns:cx4="http://schemas.microsoft.com/office/drawing/2016/5/10/chartex" xmlns:cx5="http://schemas.microsoft.com/office/drawing/2016/5/11/chartex" xmlns:cx6="http://schemas.microsoft.com/office/drawing/2016/5/12/chartex" xmlns:cx7="http://schemas.microsoft.com/office/drawing/2016/5/13/chartex" xmlns:cx8="http://schemas.microsoft.com/office/drawing/2016/5/14/chartex" xmlns:mc="http://schemas.openxmlformats.org/markup-compatibility/2006" xmlns:aink="http://schemas.microsoft.com/office/drawing/2016/ink" xmlns:am3d="http://schemas.microsoft.com/office/drawing/2017/model3d" xmlns:o="urn:schemas-microsoft-com:office:office" xmlns:oel="http://schemas.microsoft.com/office/2019/extlst" xmlns:r="http://schemas.openxmlformats.org/officeDocument/2006/relationships" xmlns:m="http://schemas.openxmlformats.org/officeDocument/2006/math" xmlns:v="urn:schemas-microsoft-com:vml" xmlns:wp14="http://schemas.microsoft.com/office/word/2010/wordprocessingDrawing" xmlns:wp="http://schemas.openxmlformats.org/drawingml/2006/wordprocessingDrawing" xmlns:w10="urn:schemas-microsoft-com:office:word" xmlns:w="http://schemas.openxmlformats.org/wordprocessingml/2006/main" xmlns:w14="http://schemas.microsoft.com/office/word/2010/wordml" xmlns:w15="http://schemas.microsoft.com/office/word/2012/wordml" xmlns:w16cex="http://schemas.microsoft.com/office/word/2018/wordml/cex" xmlns:w16cid="http://schemas.microsoft.com/office/word/2016/wordml/cid" xmlns:w16="http://schemas.microsoft.com/office/word/2018/wordml" xmlns:w16du="http://schemas.microsoft.com/office/word/2023/wordml/word16du" xmlns:w16sdtdh="http://schemas.microsoft.com/office/word/2020/wordml/sdtdatahash" xmlns:w16sdtfl="http://schemas.microsoft.com/office/word/2024/wordml/sdtformatlock" xmlns:w16se="http://schemas.microsoft.com/office/word/2015/wordml/symex" xmlns:wpg="http://schemas.microsoft.com/office/word/2010/wordprocessingGroup" xmlns:wpi="http://schemas.microsoft.com/office/word/2010/wordprocessingInk" xmlns:wne="http://schemas.microsoft.com/office/word/2006/wordml" xmlns:wps="http://schemas.microsoft.com/office/word/2010/wordprocessingShape" mc:Ignorable="w14 w15 w16se w16cid w16 w16cex w16sdtdh w16sdtfl w16du wp14">
   <w:footnote w:type="separator" w:id="-1">
     <w:p>
       <w:pPr>
@@ -5619,7 +8003,7 @@
 </file>
 
 <file path=word/header1.xml><?xml version="1.0" encoding="utf-8"?>
-<w:hdr xmlns:wpc="http://schemas.microsoft.com/office/word/2010/wordprocessingCanvas" xmlns:cx="http://schemas.microsoft.com/office/drawing/2014/chartex" xmlns:cx1="http://schemas.microsoft.com/office/drawing/2015/9/8/chartex" xmlns:cx2="http://schemas.microsoft.com/office/drawing/2015/10/21/chartex" xmlns:cx3="http://schemas.microsoft.com/office/drawing/2016/5/9/chartex" xmlns:cx4="http://schemas.microsoft.com/office/drawing/2016/5/10/chartex" xmlns:cx5="http://schemas.microsoft.com/office/drawing/2016/5/11/chartex" xmlns:cx6="http://schemas.microsoft.com/office/drawing/2016/5/12/chartex" xmlns:cx7="http://schemas.microsoft.com/office/drawing/2016/5/13/chartex" xmlns:cx8="http://schemas.microsoft.com/office/drawing/2016/5/14/chartex" xmlns:mc="http://schemas.openxmlformats.org/markup-compatibility/2006" xmlns:aink="http://schemas.microsoft.com/office/drawing/2016/ink" xmlns:am3d="http://schemas.microsoft.com/office/drawing/2017/model3d" xmlns:o="urn:schemas-microsoft-com:office:office" xmlns:oel="http://schemas.microsoft.com/office/2019/extlst" xmlns:r="http://schemas.openxmlformats.org/officeDocument/2006/relationships" xmlns:m="http://schemas.openxmlformats.org/officeDocument/2006/math" xmlns:v="urn:schemas-microsoft-com:vml" xmlns:wp14="http://schemas.microsoft.com/office/word/2010/wordprocessingDrawing" xmlns:wp="http://schemas.openxmlformats.org/drawingml/2006/wordprocessingDrawing" xmlns:w10="urn:schemas-microsoft-com:office:word" xmlns:w="http://schemas.openxmlformats.org/wordprocessingml/2006/main" xmlns:w14="http://schemas.microsoft.com/office/word/2010/wordml" xmlns:w15="http://schemas.microsoft.com/office/word/2012/wordml" xmlns:w16cex="http://schemas.microsoft.com/office/word/2018/wordml/cex" xmlns:w16cid="http://schemas.microsoft.com/office/word/2016/wordml/cid" xmlns:w16="http://schemas.microsoft.com/office/word/2018/wordml" xmlns:w16sdtdh="http://schemas.microsoft.com/office/word/2020/wordml/sdtdatahash" xmlns:w16se="http://schemas.microsoft.com/office/word/2015/wordml/symex" xmlns:wpg="http://schemas.microsoft.com/office/word/2010/wordprocessingGroup" xmlns:wpi="http://schemas.microsoft.com/office/word/2010/wordprocessingInk" xmlns:wne="http://schemas.microsoft.com/office/word/2006/wordml" xmlns:wps="http://schemas.microsoft.com/office/word/2010/wordprocessingShape" mc:Ignorable="w14 w15 w16se w16cid w16 w16cex w16sdtdh wp14">
+<w:hdr xmlns:wpc="http://schemas.microsoft.com/office/word/2010/wordprocessingCanvas" xmlns:cx="http://schemas.microsoft.com/office/drawing/2014/chartex" xmlns:cx1="http://schemas.microsoft.com/office/drawing/2015/9/8/chartex" xmlns:cx2="http://schemas.microsoft.com/office/drawing/2015/10/21/chartex" xmlns:cx3="http://schemas.microsoft.com/office/drawing/2016/5/9/chartex" xmlns:cx4="http://schemas.microsoft.com/office/drawing/2016/5/10/chartex" xmlns:cx5="http://schemas.microsoft.com/office/drawing/2016/5/11/chartex" xmlns:cx6="http://schemas.microsoft.com/office/drawing/2016/5/12/chartex" xmlns:cx7="http://schemas.microsoft.com/office/drawing/2016/5/13/chartex" xmlns:cx8="http://schemas.microsoft.com/office/drawing/2016/5/14/chartex" xmlns:mc="http://schemas.openxmlformats.org/markup-compatibility/2006" xmlns:aink="http://schemas.microsoft.com/office/drawing/2016/ink" xmlns:am3d="http://schemas.microsoft.com/office/drawing/2017/model3d" xmlns:o="urn:schemas-microsoft-com:office:office" xmlns:oel="http://schemas.microsoft.com/office/2019/extlst" xmlns:r="http://schemas.openxmlformats.org/officeDocument/2006/relationships" xmlns:m="http://schemas.openxmlformats.org/officeDocument/2006/math" xmlns:v="urn:schemas-microsoft-com:vml" xmlns:wp14="http://schemas.microsoft.com/office/word/2010/wordprocessingDrawing" xmlns:wp="http://schemas.openxmlformats.org/drawingml/2006/wordprocessingDrawing" xmlns:w10="urn:schemas-microsoft-com:office:word" xmlns:w="http://schemas.openxmlformats.org/wordprocessingml/2006/main" xmlns:w14="http://schemas.microsoft.com/office/word/2010/wordml" xmlns:w15="http://schemas.microsoft.com/office/word/2012/wordml" xmlns:w16cex="http://schemas.microsoft.com/office/word/2018/wordml/cex" xmlns:w16cid="http://schemas.microsoft.com/office/word/2016/wordml/cid" xmlns:w16="http://schemas.microsoft.com/office/word/2018/wordml" xmlns:w16du="http://schemas.microsoft.com/office/word/2023/wordml/word16du" xmlns:w16sdtdh="http://schemas.microsoft.com/office/word/2020/wordml/sdtdatahash" xmlns:w16sdtfl="http://schemas.microsoft.com/office/word/2024/wordml/sdtformatlock" xmlns:w16se="http://schemas.microsoft.com/office/word/2015/wordml/symex" xmlns:wpg="http://schemas.microsoft.com/office/word/2010/wordprocessingGroup" xmlns:wpi="http://schemas.microsoft.com/office/word/2010/wordprocessingInk" xmlns:wne="http://schemas.microsoft.com/office/word/2006/wordml" xmlns:wps="http://schemas.microsoft.com/office/word/2010/wordprocessingShape" mc:Ignorable="w14 w15 w16se w16cid w16 w16cex w16sdtdh w16sdtfl w16du wp14">
   <w:p>
     <w:pPr>
       <w:pStyle w:val="Encabezado"/>
@@ -5629,7 +8013,7 @@
 </file>
 
 <file path=word/header2.xml><?xml version="1.0" encoding="utf-8"?>
-<w:hdr xmlns:wpc="http://schemas.microsoft.com/office/word/2010/wordprocessingCanvas" xmlns:cx="http://schemas.microsoft.com/office/drawing/2014/chartex" xmlns:cx1="http://schemas.microsoft.com/office/drawing/2015/9/8/chartex" xmlns:cx2="http://schemas.microsoft.com/office/drawing/2015/10/21/chartex" xmlns:cx3="http://schemas.microsoft.com/office/drawing/2016/5/9/chartex" xmlns:cx4="http://schemas.microsoft.com/office/drawing/2016/5/10/chartex" xmlns:cx5="http://schemas.microsoft.com/office/drawing/2016/5/11/chartex" xmlns:cx6="http://schemas.microsoft.com/office/drawing/2016/5/12/chartex" xmlns:cx7="http://schemas.microsoft.com/office/drawing/2016/5/13/chartex" xmlns:cx8="http://schemas.microsoft.com/office/drawing/2016/5/14/chartex" xmlns:mc="http://schemas.openxmlformats.org/markup-compatibility/2006" xmlns:aink="http://schemas.microsoft.com/office/drawing/2016/ink" xmlns:am3d="http://schemas.microsoft.com/office/drawing/2017/model3d" xmlns:o="urn:schemas-microsoft-com:office:office" xmlns:oel="http://schemas.microsoft.com/office/2019/extlst" xmlns:r="http://schemas.openxmlformats.org/officeDocument/2006/relationships" xmlns:m="http://schemas.openxmlformats.org/officeDocument/2006/math" xmlns:v="urn:schemas-microsoft-com:vml" xmlns:wp14="http://schemas.microsoft.com/office/word/2010/wordprocessingDrawing" xmlns:wp="http://schemas.openxmlformats.org/drawingml/2006/wordprocessingDrawing" xmlns:w10="urn:schemas-microsoft-com:office:word" xmlns:w="http://schemas.openxmlformats.org/wordprocessingml/2006/main" xmlns:w14="http://schemas.microsoft.com/office/word/2010/wordml" xmlns:w15="http://schemas.microsoft.com/office/word/2012/wordml" xmlns:w16cex="http://schemas.microsoft.com/office/word/2018/wordml/cex" xmlns:w16cid="http://schemas.microsoft.com/office/word/2016/wordml/cid" xmlns:w16="http://schemas.microsoft.com/office/word/2018/wordml" xmlns:w16sdtdh="http://schemas.microsoft.com/office/word/2020/wordml/sdtdatahash" xmlns:w16se="http://schemas.microsoft.com/office/word/2015/wordml/symex" xmlns:wpg="http://schemas.microsoft.com/office/word/2010/wordprocessingGroup" xmlns:wpi="http://schemas.microsoft.com/office/word/2010/wordprocessingInk" xmlns:wne="http://schemas.microsoft.com/office/word/2006/wordml" xmlns:wps="http://schemas.microsoft.com/office/word/2010/wordprocessingShape" mc:Ignorable="w14 w15 w16se w16cid w16 w16cex w16sdtdh wp14">
+<w:hdr xmlns:wpc="http://schemas.microsoft.com/office/word/2010/wordprocessingCanvas" xmlns:cx="http://schemas.microsoft.com/office/drawing/2014/chartex" xmlns:cx1="http://schemas.microsoft.com/office/drawing/2015/9/8/chartex" xmlns:cx2="http://schemas.microsoft.com/office/drawing/2015/10/21/chartex" xmlns:cx3="http://schemas.microsoft.com/office/drawing/2016/5/9/chartex" xmlns:cx4="http://schemas.microsoft.com/office/drawing/2016/5/10/chartex" xmlns:cx5="http://schemas.microsoft.com/office/drawing/2016/5/11/chartex" xmlns:cx6="http://schemas.microsoft.com/office/drawing/2016/5/12/chartex" xmlns:cx7="http://schemas.microsoft.com/office/drawing/2016/5/13/chartex" xmlns:cx8="http://schemas.microsoft.com/office/drawing/2016/5/14/chartex" xmlns:mc="http://schemas.openxmlformats.org/markup-compatibility/2006" xmlns:aink="http://schemas.microsoft.com/office/drawing/2016/ink" xmlns:am3d="http://schemas.microsoft.com/office/drawing/2017/model3d" xmlns:o="urn:schemas-microsoft-com:office:office" xmlns:oel="http://schemas.microsoft.com/office/2019/extlst" xmlns:r="http://schemas.openxmlformats.org/officeDocument/2006/relationships" xmlns:m="http://schemas.openxmlformats.org/officeDocument/2006/math" xmlns:v="urn:schemas-microsoft-com:vml" xmlns:wp14="http://schemas.microsoft.com/office/word/2010/wordprocessingDrawing" xmlns:wp="http://schemas.openxmlformats.org/drawingml/2006/wordprocessingDrawing" xmlns:w10="urn:schemas-microsoft-com:office:word" xmlns:w="http://schemas.openxmlformats.org/wordprocessingml/2006/main" xmlns:w14="http://schemas.microsoft.com/office/word/2010/wordml" xmlns:w15="http://schemas.microsoft.com/office/word/2012/wordml" xmlns:w16cex="http://schemas.microsoft.com/office/word/2018/wordml/cex" xmlns:w16cid="http://schemas.microsoft.com/office/word/2016/wordml/cid" xmlns:w16="http://schemas.microsoft.com/office/word/2018/wordml" xmlns:w16du="http://schemas.microsoft.com/office/word/2023/wordml/word16du" xmlns:w16sdtdh="http://schemas.microsoft.com/office/word/2020/wordml/sdtdatahash" xmlns:w16sdtfl="http://schemas.microsoft.com/office/word/2024/wordml/sdtformatlock" xmlns:w16se="http://schemas.microsoft.com/office/word/2015/wordml/symex" xmlns:wpg="http://schemas.microsoft.com/office/word/2010/wordprocessingGroup" xmlns:wpi="http://schemas.microsoft.com/office/word/2010/wordprocessingInk" xmlns:wne="http://schemas.microsoft.com/office/word/2006/wordml" xmlns:wps="http://schemas.microsoft.com/office/word/2010/wordprocessingShape" mc:Ignorable="w14 w15 w16se w16cid w16 w16cex w16sdtdh w16sdtfl w16du wp14">
   <w:p>
     <w:pPr>
       <w:pStyle w:val="Encabezado"/>
@@ -5763,7 +8147,7 @@
 </file>
 
 <file path=word/header3.xml><?xml version="1.0" encoding="utf-8"?>
-<w:hdr xmlns:wpc="http://schemas.microsoft.com/office/word/2010/wordprocessingCanvas" xmlns:cx="http://schemas.microsoft.com/office/drawing/2014/chartex" xmlns:cx1="http://schemas.microsoft.com/office/drawing/2015/9/8/chartex" xmlns:cx2="http://schemas.microsoft.com/office/drawing/2015/10/21/chartex" xmlns:cx3="http://schemas.microsoft.com/office/drawing/2016/5/9/chartex" xmlns:cx4="http://schemas.microsoft.com/office/drawing/2016/5/10/chartex" xmlns:cx5="http://schemas.microsoft.com/office/drawing/2016/5/11/chartex" xmlns:cx6="http://schemas.microsoft.com/office/drawing/2016/5/12/chartex" xmlns:cx7="http://schemas.microsoft.com/office/drawing/2016/5/13/chartex" xmlns:cx8="http://schemas.microsoft.com/office/drawing/2016/5/14/chartex" xmlns:mc="http://schemas.openxmlformats.org/markup-compatibility/2006" xmlns:aink="http://schemas.microsoft.com/office/drawing/2016/ink" xmlns:am3d="http://schemas.microsoft.com/office/drawing/2017/model3d" xmlns:o="urn:schemas-microsoft-com:office:office" xmlns:oel="http://schemas.microsoft.com/office/2019/extlst" xmlns:r="http://schemas.openxmlformats.org/officeDocument/2006/relationships" xmlns:m="http://schemas.openxmlformats.org/officeDocument/2006/math" xmlns:v="urn:schemas-microsoft-com:vml" xmlns:wp14="http://schemas.microsoft.com/office/word/2010/wordprocessingDrawing" xmlns:wp="http://schemas.openxmlformats.org/drawingml/2006/wordprocessingDrawing" xmlns:w10="urn:schemas-microsoft-com:office:word" xmlns:w="http://schemas.openxmlformats.org/wordprocessingml/2006/main" xmlns:w14="http://schemas.microsoft.com/office/word/2010/wordml" xmlns:w15="http://schemas.microsoft.com/office/word/2012/wordml" xmlns:w16cex="http://schemas.microsoft.com/office/word/2018/wordml/cex" xmlns:w16cid="http://schemas.microsoft.com/office/word/2016/wordml/cid" xmlns:w16="http://schemas.microsoft.com/office/word/2018/wordml" xmlns:w16sdtdh="http://schemas.microsoft.com/office/word/2020/wordml/sdtdatahash" xmlns:w16se="http://schemas.microsoft.com/office/word/2015/wordml/symex" xmlns:wpg="http://schemas.microsoft.com/office/word/2010/wordprocessingGroup" xmlns:wpi="http://schemas.microsoft.com/office/word/2010/wordprocessingInk" xmlns:wne="http://schemas.microsoft.com/office/word/2006/wordml" xmlns:wps="http://schemas.microsoft.com/office/word/2010/wordprocessingShape" mc:Ignorable="w14 w15 w16se w16cid w16 w16cex w16sdtdh wp14">
+<w:hdr xmlns:wpc="http://schemas.microsoft.com/office/word/2010/wordprocessingCanvas" xmlns:cx="http://schemas.microsoft.com/office/drawing/2014/chartex" xmlns:cx1="http://schemas.microsoft.com/office/drawing/2015/9/8/chartex" xmlns:cx2="http://schemas.microsoft.com/office/drawing/2015/10/21/chartex" xmlns:cx3="http://schemas.microsoft.com/office/drawing/2016/5/9/chartex" xmlns:cx4="http://schemas.microsoft.com/office/drawing/2016/5/10/chartex" xmlns:cx5="http://schemas.microsoft.com/office/drawing/2016/5/11/chartex" xmlns:cx6="http://schemas.microsoft.com/office/drawing/2016/5/12/chartex" xmlns:cx7="http://schemas.microsoft.com/office/drawing/2016/5/13/chartex" xmlns:cx8="http://schemas.microsoft.com/office/drawing/2016/5/14/chartex" xmlns:mc="http://schemas.openxmlformats.org/markup-compatibility/2006" xmlns:aink="http://schemas.microsoft.com/office/drawing/2016/ink" xmlns:am3d="http://schemas.microsoft.com/office/drawing/2017/model3d" xmlns:o="urn:schemas-microsoft-com:office:office" xmlns:oel="http://schemas.microsoft.com/office/2019/extlst" xmlns:r="http://schemas.openxmlformats.org/officeDocument/2006/relationships" xmlns:m="http://schemas.openxmlformats.org/officeDocument/2006/math" xmlns:v="urn:schemas-microsoft-com:vml" xmlns:wp14="http://schemas.microsoft.com/office/word/2010/wordprocessingDrawing" xmlns:wp="http://schemas.openxmlformats.org/drawingml/2006/wordprocessingDrawing" xmlns:w10="urn:schemas-microsoft-com:office:word" xmlns:w="http://schemas.openxmlformats.org/wordprocessingml/2006/main" xmlns:w14="http://schemas.microsoft.com/office/word/2010/wordml" xmlns:w15="http://schemas.microsoft.com/office/word/2012/wordml" xmlns:w16cex="http://schemas.microsoft.com/office/word/2018/wordml/cex" xmlns:w16cid="http://schemas.microsoft.com/office/word/2016/wordml/cid" xmlns:w16="http://schemas.microsoft.com/office/word/2018/wordml" xmlns:w16du="http://schemas.microsoft.com/office/word/2023/wordml/word16du" xmlns:w16sdtdh="http://schemas.microsoft.com/office/word/2020/wordml/sdtdatahash" xmlns:w16sdtfl="http://schemas.microsoft.com/office/word/2024/wordml/sdtformatlock" xmlns:w16se="http://schemas.microsoft.com/office/word/2015/wordml/symex" xmlns:wpg="http://schemas.microsoft.com/office/word/2010/wordprocessingGroup" xmlns:wpi="http://schemas.microsoft.com/office/word/2010/wordprocessingInk" xmlns:wne="http://schemas.microsoft.com/office/word/2006/wordml" xmlns:wps="http://schemas.microsoft.com/office/word/2010/wordprocessingShape" mc:Ignorable="w14 w15 w16se w16cid w16 w16cex w16sdtdh w16sdtfl w16du wp14">
   <w:p>
     <w:pPr>
       <w:pStyle w:val="Encabezado"/>
@@ -5815,7 +8199,7 @@
 </file>
 
 <file path=word/numbering.xml><?xml version="1.0" encoding="utf-8"?>
-<w:numbering xmlns:wpc="http://schemas.microsoft.com/office/word/2010/wordprocessingCanvas" xmlns:cx="http://schemas.microsoft.com/office/drawing/2014/chartex" xmlns:cx1="http://schemas.microsoft.com/office/drawing/2015/9/8/chartex" xmlns:cx2="http://schemas.microsoft.com/office/drawing/2015/10/21/chartex" xmlns:cx3="http://schemas.microsoft.com/office/drawing/2016/5/9/chartex" xmlns:cx4="http://schemas.microsoft.com/office/drawing/2016/5/10/chartex" xmlns:cx5="http://schemas.microsoft.com/office/drawing/2016/5/11/chartex" xmlns:cx6="http://schemas.microsoft.com/office/drawing/2016/5/12/chartex" xmlns:cx7="http://schemas.microsoft.com/office/drawing/2016/5/13/chartex" xmlns:cx8="http://schemas.microsoft.com/office/drawing/2016/5/14/chartex" xmlns:mc="http://schemas.openxmlformats.org/markup-compatibility/2006" xmlns:aink="http://schemas.microsoft.com/office/drawing/2016/ink" xmlns:am3d="http://schemas.microsoft.com/office/drawing/2017/model3d" xmlns:o="urn:schemas-microsoft-com:office:office" xmlns:oel="http://schemas.microsoft.com/office/2019/extlst" xmlns:r="http://schemas.openxmlformats.org/officeDocument/2006/relationships" xmlns:m="http://schemas.openxmlformats.org/officeDocument/2006/math" xmlns:v="urn:schemas-microsoft-com:vml" xmlns:wp14="http://schemas.microsoft.com/office/word/2010/wordprocessingDrawing" xmlns:wp="http://schemas.openxmlformats.org/drawingml/2006/wordprocessingDrawing" xmlns:w10="urn:schemas-microsoft-com:office:word" xmlns:w="http://schemas.openxmlformats.org/wordprocessingml/2006/main" xmlns:w14="http://schemas.microsoft.com/office/word/2010/wordml" xmlns:w15="http://schemas.microsoft.com/office/word/2012/wordml" xmlns:w16cex="http://schemas.microsoft.com/office/word/2018/wordml/cex" xmlns:w16cid="http://schemas.microsoft.com/office/word/2016/wordml/cid" xmlns:w16="http://schemas.microsoft.com/office/word/2018/wordml" xmlns:w16sdtdh="http://schemas.microsoft.com/office/word/2020/wordml/sdtdatahash" xmlns:w16se="http://schemas.microsoft.com/office/word/2015/wordml/symex" xmlns:wpg="http://schemas.microsoft.com/office/word/2010/wordprocessingGroup" xmlns:wpi="http://schemas.microsoft.com/office/word/2010/wordprocessingInk" xmlns:wne="http://schemas.microsoft.com/office/word/2006/wordml" xmlns:wps="http://schemas.microsoft.com/office/word/2010/wordprocessingShape" mc:Ignorable="w14 w15 w16se w16cid w16 w16cex w16sdtdh wp14">
+<w:numbering xmlns:wpc="http://schemas.microsoft.com/office/word/2010/wordprocessingCanvas" xmlns:cx="http://schemas.microsoft.com/office/drawing/2014/chartex" xmlns:cx1="http://schemas.microsoft.com/office/drawing/2015/9/8/chartex" xmlns:cx2="http://schemas.microsoft.com/office/drawing/2015/10/21/chartex" xmlns:cx3="http://schemas.microsoft.com/office/drawing/2016/5/9/chartex" xmlns:cx4="http://schemas.microsoft.com/office/drawing/2016/5/10/chartex" xmlns:cx5="http://schemas.microsoft.com/office/drawing/2016/5/11/chartex" xmlns:cx6="http://schemas.microsoft.com/office/drawing/2016/5/12/chartex" xmlns:cx7="http://schemas.microsoft.com/office/drawing/2016/5/13/chartex" xmlns:cx8="http://schemas.microsoft.com/office/drawing/2016/5/14/chartex" xmlns:mc="http://schemas.openxmlformats.org/markup-compatibility/2006" xmlns:aink="http://schemas.microsoft.com/office/drawing/2016/ink" xmlns:am3d="http://schemas.microsoft.com/office/drawing/2017/model3d" xmlns:o="urn:schemas-microsoft-com:office:office" xmlns:oel="http://schemas.microsoft.com/office/2019/extlst" xmlns:r="http://schemas.openxmlformats.org/officeDocument/2006/relationships" xmlns:m="http://schemas.openxmlformats.org/officeDocument/2006/math" xmlns:v="urn:schemas-microsoft-com:vml" xmlns:wp14="http://schemas.microsoft.com/office/word/2010/wordprocessingDrawing" xmlns:wp="http://schemas.openxmlformats.org/drawingml/2006/wordprocessingDrawing" xmlns:w10="urn:schemas-microsoft-com:office:word" xmlns:w="http://schemas.openxmlformats.org/wordprocessingml/2006/main" xmlns:w14="http://schemas.microsoft.com/office/word/2010/wordml" xmlns:w15="http://schemas.microsoft.com/office/word/2012/wordml" xmlns:w16cex="http://schemas.microsoft.com/office/word/2018/wordml/cex" xmlns:w16cid="http://schemas.microsoft.com/office/word/2016/wordml/cid" xmlns:w16="http://schemas.microsoft.com/office/word/2018/wordml" xmlns:w16du="http://schemas.microsoft.com/office/word/2023/wordml/word16du" xmlns:w16sdtdh="http://schemas.microsoft.com/office/word/2020/wordml/sdtdatahash" xmlns:w16sdtfl="http://schemas.microsoft.com/office/word/2024/wordml/sdtformatlock" xmlns:w16se="http://schemas.microsoft.com/office/word/2015/wordml/symex" xmlns:wpg="http://schemas.microsoft.com/office/word/2010/wordprocessingGroup" xmlns:wpi="http://schemas.microsoft.com/office/word/2010/wordprocessingInk" xmlns:wne="http://schemas.microsoft.com/office/word/2006/wordml" xmlns:wps="http://schemas.microsoft.com/office/word/2010/wordprocessingShape" mc:Ignorable="w14 w15 w16se w16cid w16 w16cex w16sdtdh w16sdtfl w16du wp14">
   <w:abstractNum w:abstractNumId="0" w15:restartNumberingAfterBreak="0">
     <w:nsid w:val="042A6B37"/>
     <w:multiLevelType w:val="hybridMultilevel"/>
@@ -7606,7 +9990,7 @@
 </file>
 
 <file path=word/styles.xml><?xml version="1.0" encoding="utf-8"?>
-<w:styles xmlns:mc="http://schemas.openxmlformats.org/markup-compatibility/2006" xmlns:r="http://schemas.openxmlformats.org/officeDocument/2006/relationships" xmlns:w="http://schemas.openxmlformats.org/wordprocessingml/2006/main" xmlns:w14="http://schemas.microsoft.com/office/word/2010/wordml" xmlns:w15="http://schemas.microsoft.com/office/word/2012/wordml" xmlns:w16cex="http://schemas.microsoft.com/office/word/2018/wordml/cex" xmlns:w16cid="http://schemas.microsoft.com/office/word/2016/wordml/cid" xmlns:w16="http://schemas.microsoft.com/office/word/2018/wordml" xmlns:w16sdtdh="http://schemas.microsoft.com/office/word/2020/wordml/sdtdatahash" xmlns:w16se="http://schemas.microsoft.com/office/word/2015/wordml/symex" mc:Ignorable="w14 w15 w16se w16cid w16 w16cex w16sdtdh">
+<w:styles xmlns:mc="http://schemas.openxmlformats.org/markup-compatibility/2006" xmlns:r="http://schemas.openxmlformats.org/officeDocument/2006/relationships" xmlns:w="http://schemas.openxmlformats.org/wordprocessingml/2006/main" xmlns:w14="http://schemas.microsoft.com/office/word/2010/wordml" xmlns:w15="http://schemas.microsoft.com/office/word/2012/wordml" xmlns:w16cex="http://schemas.microsoft.com/office/word/2018/wordml/cex" xmlns:w16cid="http://schemas.microsoft.com/office/word/2016/wordml/cid" xmlns:w16="http://schemas.microsoft.com/office/word/2018/wordml" xmlns:w16du="http://schemas.microsoft.com/office/word/2023/wordml/word16du" xmlns:w16sdtdh="http://schemas.microsoft.com/office/word/2020/wordml/sdtdatahash" xmlns:w16sdtfl="http://schemas.microsoft.com/office/word/2024/wordml/sdtformatlock" xmlns:w16se="http://schemas.microsoft.com/office/word/2015/wordml/symex" mc:Ignorable="w14 w15 w16se w16cid w16 w16cex w16sdtdh w16sdtfl w16du">
   <w:docDefaults>
     <w:rPrDefault>
       <w:rPr>
@@ -8237,6 +10621,7 @@
   <w:style w:type="character" w:default="1" w:styleId="Fuentedeprrafopredeter">
     <w:name w:val="Default Paragraph Font"/>
     <w:uiPriority w:val="1"/>
+    <w:semiHidden/>
     <w:unhideWhenUsed/>
   </w:style>
   <w:style w:type="table" w:default="1" w:styleId="Tablanormal">
@@ -8959,7 +11344,7 @@
 </file>
 
 <file path=word/glossary/document.xml><?xml version="1.0" encoding="utf-8"?>
-<w:glossaryDocument xmlns:wpc="http://schemas.microsoft.com/office/word/2010/wordprocessingCanvas" xmlns:cx="http://schemas.microsoft.com/office/drawing/2014/chartex" xmlns:cx1="http://schemas.microsoft.com/office/drawing/2015/9/8/chartex" xmlns:cx2="http://schemas.microsoft.com/office/drawing/2015/10/21/chartex" xmlns:cx3="http://schemas.microsoft.com/office/drawing/2016/5/9/chartex" xmlns:cx4="http://schemas.microsoft.com/office/drawing/2016/5/10/chartex" xmlns:cx5="http://schemas.microsoft.com/office/drawing/2016/5/11/chartex" xmlns:cx6="http://schemas.microsoft.com/office/drawing/2016/5/12/chartex" xmlns:cx7="http://schemas.microsoft.com/office/drawing/2016/5/13/chartex" xmlns:cx8="http://schemas.microsoft.com/office/drawing/2016/5/14/chartex" xmlns:mc="http://schemas.openxmlformats.org/markup-compatibility/2006" xmlns:aink="http://schemas.microsoft.com/office/drawing/2016/ink" xmlns:am3d="http://schemas.microsoft.com/office/drawing/2017/model3d" xmlns:o="urn:schemas-microsoft-com:office:office" xmlns:oel="http://schemas.microsoft.com/office/2019/extlst" xmlns:r="http://schemas.openxmlformats.org/officeDocument/2006/relationships" xmlns:m="http://schemas.openxmlformats.org/officeDocument/2006/math" xmlns:v="urn:schemas-microsoft-com:vml" xmlns:wp14="http://schemas.microsoft.com/office/word/2010/wordprocessingDrawing" xmlns:wp="http://schemas.openxmlformats.org/drawingml/2006/wordprocessingDrawing" xmlns:w10="urn:schemas-microsoft-com:office:word" xmlns:w="http://schemas.openxmlformats.org/wordprocessingml/2006/main" xmlns:w14="http://schemas.microsoft.com/office/word/2010/wordml" xmlns:w15="http://schemas.microsoft.com/office/word/2012/wordml" xmlns:w16cex="http://schemas.microsoft.com/office/word/2018/wordml/cex" xmlns:w16cid="http://schemas.microsoft.com/office/word/2016/wordml/cid" xmlns:w16="http://schemas.microsoft.com/office/word/2018/wordml" xmlns:w16sdtdh="http://schemas.microsoft.com/office/word/2020/wordml/sdtdatahash" xmlns:w16se="http://schemas.microsoft.com/office/word/2015/wordml/symex" xmlns:wpg="http://schemas.microsoft.com/office/word/2010/wordprocessingGroup" xmlns:wpi="http://schemas.microsoft.com/office/word/2010/wordprocessingInk" xmlns:wne="http://schemas.microsoft.com/office/word/2006/wordml" xmlns:wps="http://schemas.microsoft.com/office/word/2010/wordprocessingShape" mc:Ignorable="w14 w15 w16se w16cid w16 w16cex w16sdtdh wp14">
+<w:glossaryDocument xmlns:wpc="http://schemas.microsoft.com/office/word/2010/wordprocessingCanvas" xmlns:cx="http://schemas.microsoft.com/office/drawing/2014/chartex" xmlns:cx1="http://schemas.microsoft.com/office/drawing/2015/9/8/chartex" xmlns:cx2="http://schemas.microsoft.com/office/drawing/2015/10/21/chartex" xmlns:cx3="http://schemas.microsoft.com/office/drawing/2016/5/9/chartex" xmlns:cx4="http://schemas.microsoft.com/office/drawing/2016/5/10/chartex" xmlns:cx5="http://schemas.microsoft.com/office/drawing/2016/5/11/chartex" xmlns:cx6="http://schemas.microsoft.com/office/drawing/2016/5/12/chartex" xmlns:cx7="http://schemas.microsoft.com/office/drawing/2016/5/13/chartex" xmlns:cx8="http://schemas.microsoft.com/office/drawing/2016/5/14/chartex" xmlns:mc="http://schemas.openxmlformats.org/markup-compatibility/2006" xmlns:aink="http://schemas.microsoft.com/office/drawing/2016/ink" xmlns:am3d="http://schemas.microsoft.com/office/drawing/2017/model3d" xmlns:o="urn:schemas-microsoft-com:office:office" xmlns:oel="http://schemas.microsoft.com/office/2019/extlst" xmlns:r="http://schemas.openxmlformats.org/officeDocument/2006/relationships" xmlns:m="http://schemas.openxmlformats.org/officeDocument/2006/math" xmlns:v="urn:schemas-microsoft-com:vml" xmlns:wp14="http://schemas.microsoft.com/office/word/2010/wordprocessingDrawing" xmlns:wp="http://schemas.openxmlformats.org/drawingml/2006/wordprocessingDrawing" xmlns:w10="urn:schemas-microsoft-com:office:word" xmlns:w="http://schemas.openxmlformats.org/wordprocessingml/2006/main" xmlns:w14="http://schemas.microsoft.com/office/word/2010/wordml" xmlns:w15="http://schemas.microsoft.com/office/word/2012/wordml" xmlns:w16cex="http://schemas.microsoft.com/office/word/2018/wordml/cex" xmlns:w16cid="http://schemas.microsoft.com/office/word/2016/wordml/cid" xmlns:w16="http://schemas.microsoft.com/office/word/2018/wordml" xmlns:w16du="http://schemas.microsoft.com/office/word/2023/wordml/word16du" xmlns:w16sdtdh="http://schemas.microsoft.com/office/word/2020/wordml/sdtdatahash" xmlns:w16sdtfl="http://schemas.microsoft.com/office/word/2024/wordml/sdtformatlock" xmlns:w16se="http://schemas.microsoft.com/office/word/2015/wordml/symex" xmlns:wpg="http://schemas.microsoft.com/office/word/2010/wordprocessingGroup" xmlns:wpi="http://schemas.microsoft.com/office/word/2010/wordprocessingInk" xmlns:wne="http://schemas.microsoft.com/office/word/2006/wordml" xmlns:wps="http://schemas.microsoft.com/office/word/2010/wordprocessingShape" mc:Ignorable="w14 w15 w16se w16cid w16 w16cex w16sdtdh w16sdtfl w16du wp14">
   <w:docParts>
     <w:docPart>
       <w:docPartPr>
@@ -9029,7 +11414,7 @@
 </file>
 
 <file path=word/glossary/fontTable.xml><?xml version="1.0" encoding="utf-8"?>
-<w:fonts xmlns:mc="http://schemas.openxmlformats.org/markup-compatibility/2006" xmlns:r="http://schemas.openxmlformats.org/officeDocument/2006/relationships" xmlns:w="http://schemas.openxmlformats.org/wordprocessingml/2006/main" xmlns:w14="http://schemas.microsoft.com/office/word/2010/wordml" xmlns:w15="http://schemas.microsoft.com/office/word/2012/wordml" xmlns:w16cex="http://schemas.microsoft.com/office/word/2018/wordml/cex" xmlns:w16cid="http://schemas.microsoft.com/office/word/2016/wordml/cid" xmlns:w16="http://schemas.microsoft.com/office/word/2018/wordml" xmlns:w16sdtdh="http://schemas.microsoft.com/office/word/2020/wordml/sdtdatahash" xmlns:w16se="http://schemas.microsoft.com/office/word/2015/wordml/symex" mc:Ignorable="w14 w15 w16se w16cid w16 w16cex w16sdtdh">
+<w:fonts xmlns:mc="http://schemas.openxmlformats.org/markup-compatibility/2006" xmlns:r="http://schemas.openxmlformats.org/officeDocument/2006/relationships" xmlns:w="http://schemas.openxmlformats.org/wordprocessingml/2006/main" xmlns:w14="http://schemas.microsoft.com/office/word/2010/wordml" xmlns:w15="http://schemas.microsoft.com/office/word/2012/wordml" xmlns:w16cex="http://schemas.microsoft.com/office/word/2018/wordml/cex" xmlns:w16cid="http://schemas.microsoft.com/office/word/2016/wordml/cid" xmlns:w16="http://schemas.microsoft.com/office/word/2018/wordml" xmlns:w16du="http://schemas.microsoft.com/office/word/2023/wordml/word16du" xmlns:w16sdtdh="http://schemas.microsoft.com/office/word/2020/wordml/sdtdatahash" xmlns:w16sdtfl="http://schemas.microsoft.com/office/word/2024/wordml/sdtformatlock" xmlns:w16se="http://schemas.microsoft.com/office/word/2015/wordml/symex" mc:Ignorable="w14 w15 w16se w16cid w16 w16cex w16sdtdh w16sdtfl w16du">
   <w:font w:name="Times New Roman">
     <w:panose1 w:val="02020603050405020304"/>
     <w:charset w:val="00"/>
@@ -9095,7 +11480,6 @@
     <w:sig w:usb0="E1002EFF" w:usb1="C000605B" w:usb2="00000029" w:usb3="00000000" w:csb0="000101FF" w:csb1="00000000"/>
   </w:font>
   <w:font w:name="MS Mincho">
-    <w:altName w:val="ＭＳ 明朝"/>
     <w:panose1 w:val="02020609040205080304"/>
     <w:charset w:val="80"/>
     <w:family w:val="modern"/>
@@ -9131,7 +11515,7 @@
 </file>
 
 <file path=word/glossary/settings.xml><?xml version="1.0" encoding="utf-8"?>
-<w:settings xmlns:mc="http://schemas.openxmlformats.org/markup-compatibility/2006" xmlns:o="urn:schemas-microsoft-com:office:office" xmlns:r="http://schemas.openxmlformats.org/officeDocument/2006/relationships" xmlns:m="http://schemas.openxmlformats.org/officeDocument/2006/math" xmlns:v="urn:schemas-microsoft-com:vml" xmlns:w10="urn:schemas-microsoft-com:office:word" xmlns:w="http://schemas.openxmlformats.org/wordprocessingml/2006/main" xmlns:w14="http://schemas.microsoft.com/office/word/2010/wordml" xmlns:w15="http://schemas.microsoft.com/office/word/2012/wordml" xmlns:w16cex="http://schemas.microsoft.com/office/word/2018/wordml/cex" xmlns:w16cid="http://schemas.microsoft.com/office/word/2016/wordml/cid" xmlns:w16="http://schemas.microsoft.com/office/word/2018/wordml" xmlns:w16sdtdh="http://schemas.microsoft.com/office/word/2020/wordml/sdtdatahash" xmlns:w16se="http://schemas.microsoft.com/office/word/2015/wordml/symex" xmlns:sl="http://schemas.openxmlformats.org/schemaLibrary/2006/main" mc:Ignorable="w14 w15 w16se w16cid w16 w16cex w16sdtdh">
+<w:settings xmlns:mc="http://schemas.openxmlformats.org/markup-compatibility/2006" xmlns:o="urn:schemas-microsoft-com:office:office" xmlns:r="http://schemas.openxmlformats.org/officeDocument/2006/relationships" xmlns:m="http://schemas.openxmlformats.org/officeDocument/2006/math" xmlns:v="urn:schemas-microsoft-com:vml" xmlns:w10="urn:schemas-microsoft-com:office:word" xmlns:w="http://schemas.openxmlformats.org/wordprocessingml/2006/main" xmlns:w14="http://schemas.microsoft.com/office/word/2010/wordml" xmlns:w15="http://schemas.microsoft.com/office/word/2012/wordml" xmlns:w16cex="http://schemas.microsoft.com/office/word/2018/wordml/cex" xmlns:w16cid="http://schemas.microsoft.com/office/word/2016/wordml/cid" xmlns:w16="http://schemas.microsoft.com/office/word/2018/wordml" xmlns:w16du="http://schemas.microsoft.com/office/word/2023/wordml/word16du" xmlns:w16sdtdh="http://schemas.microsoft.com/office/word/2020/wordml/sdtdatahash" xmlns:w16sdtfl="http://schemas.microsoft.com/office/word/2024/wordml/sdtformatlock" xmlns:w16se="http://schemas.microsoft.com/office/word/2015/wordml/symex" xmlns:sl="http://schemas.openxmlformats.org/schemaLibrary/2006/main" mc:Ignorable="w14 w15 w16se w16cid w16 w16cex w16sdtdh w16sdtfl w16du">
   <w:view w:val="normal"/>
   <w:defaultTabStop w:val="708"/>
   <w:hyphenationZone w:val="425"/>
@@ -9144,6 +11528,7 @@
   <w:rsids>
     <w:rsidRoot w:val="00960213"/>
     <w:rsid w:val="000609BA"/>
+    <w:rsid w:val="000D3C02"/>
     <w:rsid w:val="00194DF5"/>
     <w:rsid w:val="001B14B7"/>
     <w:rsid w:val="00230D02"/>
@@ -9163,6 +11548,7 @@
     <w:rsid w:val="00960213"/>
     <w:rsid w:val="00980272"/>
     <w:rsid w:val="009B18C0"/>
+    <w:rsid w:val="009F7E3D"/>
     <w:rsid w:val="00BD2436"/>
     <w:rsid w:val="00C47BA2"/>
     <w:rsid w:val="00C5036F"/>
@@ -9190,13 +11576,13 @@
   <w:themeFontLang w:val="es-AR" w:eastAsia="ja-JP"/>
   <w:clrSchemeMapping w:bg1="light1" w:t1="dark1" w:bg2="light2" w:t2="dark2" w:accent1="accent1" w:accent2="accent2" w:accent3="accent3" w:accent4="accent4" w:accent5="accent5" w:accent6="accent6" w:hyperlink="hyperlink" w:followedHyperlink="followedHyperlink"/>
   <w:doNotAutoCompressPictures/>
-  <w:decimalSymbol w:val="."/>
-  <w:listSeparator w:val=","/>
+  <w:decimalSymbol w:val=","/>
+  <w:listSeparator w:val=";"/>
 </w:settings>
 </file>
 
 <file path=word/glossary/styles.xml><?xml version="1.0" encoding="utf-8"?>
-<w:styles xmlns:mc="http://schemas.openxmlformats.org/markup-compatibility/2006" xmlns:r="http://schemas.openxmlformats.org/officeDocument/2006/relationships" xmlns:w="http://schemas.openxmlformats.org/wordprocessingml/2006/main" xmlns:w14="http://schemas.microsoft.com/office/word/2010/wordml" xmlns:w15="http://schemas.microsoft.com/office/word/2012/wordml" xmlns:w16cex="http://schemas.microsoft.com/office/word/2018/wordml/cex" xmlns:w16cid="http://schemas.microsoft.com/office/word/2016/wordml/cid" xmlns:w16="http://schemas.microsoft.com/office/word/2018/wordml" xmlns:w16sdtdh="http://schemas.microsoft.com/office/word/2020/wordml/sdtdatahash" xmlns:w16se="http://schemas.microsoft.com/office/word/2015/wordml/symex" mc:Ignorable="w14 w15 w16se w16cid w16 w16cex w16sdtdh">
+<w:styles xmlns:mc="http://schemas.openxmlformats.org/markup-compatibility/2006" xmlns:r="http://schemas.openxmlformats.org/officeDocument/2006/relationships" xmlns:w="http://schemas.openxmlformats.org/wordprocessingml/2006/main" xmlns:w14="http://schemas.microsoft.com/office/word/2010/wordml" xmlns:w15="http://schemas.microsoft.com/office/word/2012/wordml" xmlns:w16cex="http://schemas.microsoft.com/office/word/2018/wordml/cex" xmlns:w16cid="http://schemas.microsoft.com/office/word/2016/wordml/cid" xmlns:w16="http://schemas.microsoft.com/office/word/2018/wordml" xmlns:w16du="http://schemas.microsoft.com/office/word/2023/wordml/word16du" xmlns:w16sdtdh="http://schemas.microsoft.com/office/word/2020/wordml/sdtdatahash" xmlns:w16sdtfl="http://schemas.microsoft.com/office/word/2024/wordml/sdtformatlock" xmlns:w16se="http://schemas.microsoft.com/office/word/2015/wordml/symex" mc:Ignorable="w14 w15 w16se w16cid w16 w16cex w16sdtdh w16sdtfl w16du">
   <w:docDefaults>
     <w:rPrDefault>
       <w:rPr>
@@ -9625,7 +12011,7 @@
 </file>
 
 <file path=word/glossary/webSettings.xml><?xml version="1.0" encoding="utf-8"?>
-<w:webSettings xmlns:mc="http://schemas.openxmlformats.org/markup-compatibility/2006" xmlns:r="http://schemas.openxmlformats.org/officeDocument/2006/relationships" xmlns:w="http://schemas.openxmlformats.org/wordprocessingml/2006/main" xmlns:w14="http://schemas.microsoft.com/office/word/2010/wordml" xmlns:w15="http://schemas.microsoft.com/office/word/2012/wordml" xmlns:w16cex="http://schemas.microsoft.com/office/word/2018/wordml/cex" xmlns:w16cid="http://schemas.microsoft.com/office/word/2016/wordml/cid" xmlns:w16="http://schemas.microsoft.com/office/word/2018/wordml" xmlns:w16sdtdh="http://schemas.microsoft.com/office/word/2020/wordml/sdtdatahash" xmlns:w16se="http://schemas.microsoft.com/office/word/2015/wordml/symex" mc:Ignorable="w14 w15 w16se w16cid w16 w16cex w16sdtdh">
+<w:webSettings xmlns:mc="http://schemas.openxmlformats.org/markup-compatibility/2006" xmlns:r="http://schemas.openxmlformats.org/officeDocument/2006/relationships" xmlns:w="http://schemas.openxmlformats.org/wordprocessingml/2006/main" xmlns:w14="http://schemas.microsoft.com/office/word/2010/wordml" xmlns:w15="http://schemas.microsoft.com/office/word/2012/wordml" xmlns:w16cex="http://schemas.microsoft.com/office/word/2018/wordml/cex" xmlns:w16cid="http://schemas.microsoft.com/office/word/2016/wordml/cid" xmlns:w16="http://schemas.microsoft.com/office/word/2018/wordml" xmlns:w16du="http://schemas.microsoft.com/office/word/2023/wordml/word16du" xmlns:w16sdtdh="http://schemas.microsoft.com/office/word/2020/wordml/sdtdatahash" xmlns:w16sdtfl="http://schemas.microsoft.com/office/word/2024/wordml/sdtformatlock" xmlns:w16se="http://schemas.microsoft.com/office/word/2015/wordml/symex" mc:Ignorable="w14 w15 w16se w16cid w16 w16cex w16sdtdh w16sdtfl w16du">
   <w:optimizeForBrowser/>
 </w:webSettings>
 </file>
@@ -10142,12 +12528,7 @@
 </file>
 
 <file path=customXml/item3.xml><?xml version="1.0" encoding="utf-8"?>
-<?mso-contentType ?>
-<FormTemplates xmlns="http://schemas.microsoft.com/sharepoint/v3/contenttype/forms">
-  <Display>DocumentLibraryForm</Display>
-  <Edit>DocumentLibraryForm</Edit>
-  <New>DocumentLibraryForm</New>
-</FormTemplates>
+<b:Sources xmlns:b="http://schemas.openxmlformats.org/officeDocument/2006/bibliography" xmlns="http://schemas.openxmlformats.org/officeDocument/2006/bibliography" SelectedStyle="\APA.XSL" StyleName="APA"/>
 </file>
 
 <file path=customXml/item4.xml><?xml version="1.0" encoding="utf-8"?>
@@ -10161,7 +12542,12 @@
 </file>
 
 <file path=customXml/item5.xml><?xml version="1.0" encoding="utf-8"?>
-<b:Sources xmlns:b="http://schemas.openxmlformats.org/officeDocument/2006/bibliography" xmlns="http://schemas.openxmlformats.org/officeDocument/2006/bibliography" SelectedStyle="\APA.XSL" StyleName="APA"/>
+<?mso-contentType ?>
+<FormTemplates xmlns="http://schemas.microsoft.com/sharepoint/v3/contenttype/forms">
+  <Display>DocumentLibraryForm</Display>
+  <Edit>DocumentLibraryForm</Edit>
+  <New>DocumentLibraryForm</New>
+</FormTemplates>
 </file>
 
 <file path=customXml/itemProps1.xml><?xml version="1.0" encoding="utf-8"?>
@@ -10192,9 +12578,9 @@
 </file>
 
 <file path=customXml/itemProps3.xml><?xml version="1.0" encoding="utf-8"?>
-<ds:datastoreItem xmlns:ds="http://schemas.openxmlformats.org/officeDocument/2006/customXml" ds:itemID="{EE9AAF0E-D63F-459F-A0FB-CDCE9F728F33}">
+<ds:datastoreItem xmlns:ds="http://schemas.openxmlformats.org/officeDocument/2006/customXml" ds:itemID="{BD6EC776-6679-4C69-98E3-6D068EA0A3C9}">
   <ds:schemaRefs>
-    <ds:schemaRef ds:uri="http://schemas.microsoft.com/sharepoint/v3/contenttype/forms"/>
+    <ds:schemaRef ds:uri="http://schemas.openxmlformats.org/officeDocument/2006/bibliography"/>
   </ds:schemaRefs>
 </ds:datastoreItem>
 </file>
@@ -10210,9 +12596,9 @@
 </file>
 
 <file path=customXml/itemProps5.xml><?xml version="1.0" encoding="utf-8"?>
-<ds:datastoreItem xmlns:ds="http://schemas.openxmlformats.org/officeDocument/2006/customXml" ds:itemID="{BD6EC776-6679-4C69-98E3-6D068EA0A3C9}">
+<ds:datastoreItem xmlns:ds="http://schemas.openxmlformats.org/officeDocument/2006/customXml" ds:itemID="{EE9AAF0E-D63F-459F-A0FB-CDCE9F728F33}">
   <ds:schemaRefs>
-    <ds:schemaRef ds:uri="http://schemas.openxmlformats.org/officeDocument/2006/bibliography"/>
+    <ds:schemaRef ds:uri="http://schemas.microsoft.com/sharepoint/v3/contenttype/forms"/>
   </ds:schemaRefs>
 </ds:datastoreItem>
 </file>